--- a/DEFR/offre_technique_sis_defr_20260619.docx
+++ b/DEFR/offre_technique_sis_defr_20260619.docx
@@ -1081,6 +1081,41 @@
         <w:rPr>
           <w:rFonts w:ascii="Calibri" w:hAnsi="Calibri"/>
           <w:b/>
+          <w:i/>
+          <w:color w:val="1A1A1A"/>
+          <w:sz w:val="22"/>
+        </w:rPr>
+        <w:t>Présentation de la note</w:t>
+      </w:r>
+      <w:r>
+        <w:rPr>
+          <w:rFonts w:ascii="Calibri" w:hAnsi="Calibri"/>
+          <w:sz w:val="22"/>
+        </w:rPr>
+        <w:tab/>
+      </w:r>
+      <w:r>
+        <w:rPr>
+          <w:rFonts w:ascii="Calibri" w:hAnsi="Calibri"/>
+          <w:b w:val="0"/>
+          <w:color w:val="1A1A1A"/>
+          <w:sz w:val="22"/>
+        </w:rPr>
+        <w:t>3</w:t>
+      </w:r>
+    </w:p>
+    <w:p>
+      <w:pPr>
+        <w:spacing w:before="0" w:after="60"/>
+        <w:ind w:left="0"/>
+        <w:tabs>
+          <w:tab w:val="right" w:leader="dot" w:pos="8789"/>
+        </w:tabs>
+      </w:pPr>
+      <w:r>
+        <w:rPr>
+          <w:rFonts w:ascii="Calibri" w:hAnsi="Calibri"/>
+          <w:b/>
           <w:color w:val="156082"/>
           <w:sz w:val="22"/>
         </w:rPr>
@@ -1335,7 +1370,89 @@
           <w:color w:val="0F4761"/>
           <w:sz w:val="20"/>
         </w:rPr>
+        <w:t xml:space="preserve">3.1.1  </w:t>
+      </w:r>
+      <w:r>
+        <w:rPr>
+          <w:rFonts w:ascii="Calibri" w:hAnsi="Calibri"/>
+          <w:color w:val="1A1A1A"/>
+          <w:sz w:val="20"/>
+        </w:rPr>
+        <w:t>Diagnostic et analyse des besoins</w:t>
+      </w:r>
+      <w:r>
+        <w:rPr>
+          <w:rFonts w:ascii="Calibri" w:hAnsi="Calibri"/>
+          <w:sz w:val="20"/>
+        </w:rPr>
+        <w:tab/>
+      </w:r>
+      <w:r>
+        <w:rPr>
+          <w:rFonts w:ascii="Calibri" w:hAnsi="Calibri"/>
+          <w:b w:val="0"/>
+          <w:color w:val="1A1A1A"/>
+          <w:sz w:val="20"/>
+        </w:rPr>
+        <w:t>8</w:t>
+      </w:r>
+    </w:p>
+    <w:p>
+      <w:pPr>
+        <w:spacing w:before="0" w:after="20"/>
+        <w:ind w:left="397"/>
+        <w:tabs>
+          <w:tab w:val="right" w:leader="dot" w:pos="8789"/>
+        </w:tabs>
+      </w:pPr>
+      <w:r>
+        <w:rPr>
+          <w:rFonts w:ascii="Calibri" w:hAnsi="Calibri"/>
+          <w:color w:val="0F4761"/>
+          <w:sz w:val="20"/>
+        </w:rPr>
         <w:t xml:space="preserve">3.2  </w:t>
+      </w:r>
+      <w:r>
+        <w:rPr>
+          <w:rFonts w:ascii="Calibri" w:hAnsi="Calibri"/>
+          <w:color w:val="1A1A1A"/>
+          <w:sz w:val="20"/>
+        </w:rPr>
+        <w:t>Couverture des exigences fonctionnelles (Art.19.5 CPS)</w:t>
+      </w:r>
+      <w:r>
+        <w:rPr>
+          <w:rFonts w:ascii="Calibri" w:hAnsi="Calibri"/>
+          <w:sz w:val="20"/>
+        </w:rPr>
+        <w:tab/>
+      </w:r>
+      <w:r>
+        <w:rPr>
+          <w:rFonts w:ascii="Calibri" w:hAnsi="Calibri"/>
+          <w:b w:val="0"/>
+          <w:color w:val="1A1A1A"/>
+          <w:sz w:val="20"/>
+        </w:rPr>
+        <w:t>10</w:t>
+      </w:r>
+    </w:p>
+    <w:p>
+      <w:pPr>
+        <w:spacing w:before="0" w:after="20"/>
+        <w:ind w:left="397"/>
+        <w:tabs>
+          <w:tab w:val="right" w:leader="dot" w:pos="8789"/>
+        </w:tabs>
+      </w:pPr>
+      <w:r>
+        <w:rPr>
+          <w:rFonts w:ascii="Calibri" w:hAnsi="Calibri"/>
+          <w:color w:val="0F4761"/>
+          <w:sz w:val="20"/>
+        </w:rPr>
+        <w:t xml:space="preserve">3.3  </w:t>
       </w:r>
       <w:r>
         <w:rPr>
@@ -1359,7 +1476,7 @@
           <w:color w:val="1A1A1A"/>
           <w:sz w:val="20"/>
         </w:rPr>
-        <w:t>9</w:t>
+        <w:t>12</w:t>
       </w:r>
     </w:p>
     <w:p>
@@ -1376,7 +1493,7 @@
           <w:color w:val="0F4761"/>
           <w:sz w:val="20"/>
         </w:rPr>
-        <w:t xml:space="preserve">3.3  </w:t>
+        <w:t xml:space="preserve">3.4  </w:t>
       </w:r>
       <w:r>
         <w:rPr>
@@ -1400,7 +1517,7 @@
           <w:color w:val="1A1A1A"/>
           <w:sz w:val="20"/>
         </w:rPr>
-        <w:t>11</w:t>
+        <w:t>14</w:t>
       </w:r>
     </w:p>
     <w:p>
@@ -1417,7 +1534,7 @@
           <w:color w:val="0F4761"/>
           <w:sz w:val="20"/>
         </w:rPr>
-        <w:t xml:space="preserve">3.4  </w:t>
+        <w:t xml:space="preserve">3.5  </w:t>
       </w:r>
       <w:r>
         <w:rPr>
@@ -1441,7 +1558,7 @@
           <w:color w:val="1A1A1A"/>
           <w:sz w:val="20"/>
         </w:rPr>
-        <w:t>13</w:t>
+        <w:t>16</w:t>
       </w:r>
     </w:p>
     <w:p>
@@ -1458,7 +1575,7 @@
           <w:color w:val="0F4761"/>
           <w:sz w:val="20"/>
         </w:rPr>
-        <w:t xml:space="preserve">3.5  </w:t>
+        <w:t xml:space="preserve">3.6  </w:t>
       </w:r>
       <w:r>
         <w:rPr>
@@ -1482,7 +1599,7 @@
           <w:color w:val="1A1A1A"/>
           <w:sz w:val="20"/>
         </w:rPr>
-        <w:t>14</w:t>
+        <w:t>17</w:t>
       </w:r>
     </w:p>
     <w:p>
@@ -1499,7 +1616,7 @@
           <w:color w:val="0F4761"/>
           <w:sz w:val="20"/>
         </w:rPr>
-        <w:t xml:space="preserve">3.6  </w:t>
+        <w:t xml:space="preserve">3.7  </w:t>
       </w:r>
       <w:r>
         <w:rPr>
@@ -1523,7 +1640,7 @@
           <w:color w:val="1A1A1A"/>
           <w:sz w:val="20"/>
         </w:rPr>
-        <w:t>16</w:t>
+        <w:t>19</w:t>
       </w:r>
     </w:p>
     <w:p>
@@ -1566,7 +1683,7 @@
           <w:color w:val="156082"/>
           <w:sz w:val="22"/>
         </w:rPr>
-        <w:t>17</w:t>
+        <w:t>20</w:t>
       </w:r>
     </w:p>
     <w:p>
@@ -1607,7 +1724,7 @@
           <w:color w:val="1A1A1A"/>
           <w:sz w:val="20"/>
         </w:rPr>
-        <w:t>17</w:t>
+        <w:t>20</w:t>
       </w:r>
     </w:p>
     <w:p>
@@ -1625,6 +1742,211 @@
           <w:sz w:val="20"/>
         </w:rPr>
         <w:t xml:space="preserve">4.2  </w:t>
+      </w:r>
+      <w:r>
+        <w:rPr>
+          <w:rFonts w:ascii="Calibri" w:hAnsi="Calibri"/>
+          <w:color w:val="1A1A1A"/>
+          <w:sz w:val="20"/>
+        </w:rPr>
+        <w:t>Comparaison et justification des choix technologiques</w:t>
+      </w:r>
+      <w:r>
+        <w:rPr>
+          <w:rFonts w:ascii="Calibri" w:hAnsi="Calibri"/>
+          <w:sz w:val="20"/>
+        </w:rPr>
+        <w:tab/>
+      </w:r>
+      <w:r>
+        <w:rPr>
+          <w:rFonts w:ascii="Calibri" w:hAnsi="Calibri"/>
+          <w:b w:val="0"/>
+          <w:color w:val="1A1A1A"/>
+          <w:sz w:val="20"/>
+        </w:rPr>
+        <w:t>21</w:t>
+      </w:r>
+    </w:p>
+    <w:p>
+      <w:pPr>
+        <w:spacing w:before="0" w:after="20"/>
+        <w:ind w:left="397"/>
+        <w:tabs>
+          <w:tab w:val="right" w:leader="dot" w:pos="8789"/>
+        </w:tabs>
+      </w:pPr>
+      <w:r>
+        <w:rPr>
+          <w:rFonts w:ascii="Calibri" w:hAnsi="Calibri"/>
+          <w:color w:val="0F4761"/>
+          <w:sz w:val="20"/>
+        </w:rPr>
+        <w:t xml:space="preserve">4.2.1  </w:t>
+      </w:r>
+      <w:r>
+        <w:rPr>
+          <w:rFonts w:ascii="Calibri" w:hAnsi="Calibri"/>
+          <w:color w:val="1A1A1A"/>
+          <w:sz w:val="20"/>
+        </w:rPr>
+        <w:t>Runtime et framework applicatif</w:t>
+      </w:r>
+      <w:r>
+        <w:rPr>
+          <w:rFonts w:ascii="Calibri" w:hAnsi="Calibri"/>
+          <w:sz w:val="20"/>
+        </w:rPr>
+        <w:tab/>
+      </w:r>
+      <w:r>
+        <w:rPr>
+          <w:rFonts w:ascii="Calibri" w:hAnsi="Calibri"/>
+          <w:b w:val="0"/>
+          <w:color w:val="1A1A1A"/>
+          <w:sz w:val="20"/>
+        </w:rPr>
+        <w:t>21</w:t>
+      </w:r>
+    </w:p>
+    <w:p>
+      <w:pPr>
+        <w:spacing w:before="0" w:after="20"/>
+        <w:ind w:left="397"/>
+        <w:tabs>
+          <w:tab w:val="right" w:leader="dot" w:pos="8789"/>
+        </w:tabs>
+      </w:pPr>
+      <w:r>
+        <w:rPr>
+          <w:rFonts w:ascii="Calibri" w:hAnsi="Calibri"/>
+          <w:color w:val="0F4761"/>
+          <w:sz w:val="20"/>
+        </w:rPr>
+        <w:t xml:space="preserve">4.2.2  </w:t>
+      </w:r>
+      <w:r>
+        <w:rPr>
+          <w:rFonts w:ascii="Calibri" w:hAnsi="Calibri"/>
+          <w:color w:val="1A1A1A"/>
+          <w:sz w:val="20"/>
+        </w:rPr>
+        <w:t>Système de gestion de base de données</w:t>
+      </w:r>
+      <w:r>
+        <w:rPr>
+          <w:rFonts w:ascii="Calibri" w:hAnsi="Calibri"/>
+          <w:sz w:val="20"/>
+        </w:rPr>
+        <w:tab/>
+      </w:r>
+      <w:r>
+        <w:rPr>
+          <w:rFonts w:ascii="Calibri" w:hAnsi="Calibri"/>
+          <w:b w:val="0"/>
+          <w:color w:val="1A1A1A"/>
+          <w:sz w:val="20"/>
+        </w:rPr>
+        <w:t>22</w:t>
+      </w:r>
+    </w:p>
+    <w:p>
+      <w:pPr>
+        <w:spacing w:before="0" w:after="20"/>
+        <w:ind w:left="397"/>
+        <w:tabs>
+          <w:tab w:val="right" w:leader="dot" w:pos="8789"/>
+        </w:tabs>
+      </w:pPr>
+      <w:r>
+        <w:rPr>
+          <w:rFonts w:ascii="Calibri" w:hAnsi="Calibri"/>
+          <w:color w:val="0F4761"/>
+          <w:sz w:val="20"/>
+        </w:rPr>
+        <w:t xml:space="preserve">4.2.3  </w:t>
+      </w:r>
+      <w:r>
+        <w:rPr>
+          <w:rFonts w:ascii="Calibri" w:hAnsi="Calibri"/>
+          <w:color w:val="1A1A1A"/>
+          <w:sz w:val="20"/>
+        </w:rPr>
+        <w:t>Style d'architecture applicative</w:t>
+      </w:r>
+      <w:r>
+        <w:rPr>
+          <w:rFonts w:ascii="Calibri" w:hAnsi="Calibri"/>
+          <w:sz w:val="20"/>
+        </w:rPr>
+        <w:tab/>
+      </w:r>
+      <w:r>
+        <w:rPr>
+          <w:rFonts w:ascii="Calibri" w:hAnsi="Calibri"/>
+          <w:b w:val="0"/>
+          <w:color w:val="1A1A1A"/>
+          <w:sz w:val="20"/>
+        </w:rPr>
+        <w:t>23</w:t>
+      </w:r>
+    </w:p>
+    <w:p>
+      <w:pPr>
+        <w:spacing w:before="0" w:after="20"/>
+        <w:ind w:left="397"/>
+        <w:tabs>
+          <w:tab w:val="right" w:leader="dot" w:pos="8789"/>
+        </w:tabs>
+      </w:pPr>
+      <w:r>
+        <w:rPr>
+          <w:rFonts w:ascii="Calibri" w:hAnsi="Calibri"/>
+          <w:color w:val="0F4761"/>
+          <w:sz w:val="20"/>
+        </w:rPr>
+        <w:t xml:space="preserve">4.2.4  </w:t>
+      </w:r>
+      <w:r>
+        <w:rPr>
+          <w:rFonts w:ascii="Calibri" w:hAnsi="Calibri"/>
+          <w:color w:val="1A1A1A"/>
+          <w:sz w:val="20"/>
+        </w:rPr>
+        <w:t>Moteur d'inférence pour le Bot APC</w:t>
+      </w:r>
+      <w:r>
+        <w:rPr>
+          <w:rFonts w:ascii="Calibri" w:hAnsi="Calibri"/>
+          <w:sz w:val="20"/>
+        </w:rPr>
+        <w:tab/>
+      </w:r>
+      <w:r>
+        <w:rPr>
+          <w:rFonts w:ascii="Calibri" w:hAnsi="Calibri"/>
+          <w:b w:val="0"/>
+          <w:color w:val="1A1A1A"/>
+          <w:sz w:val="20"/>
+        </w:rPr>
+        <w:t>24</w:t>
+      </w:r>
+    </w:p>
+    <w:p>
+      <w:pPr>
+        <w:spacing w:before="0" w:after="20"/>
+        <w:ind w:left="397"/>
+        <w:tabs>
+          <w:tab w:val="right" w:leader="dot" w:pos="8789"/>
+        </w:tabs>
+      </w:pPr>
+      <w:r>
+        <w:rPr>
+          <w:rFonts w:ascii="Calibri" w:hAnsi="Calibri"/>
+          <w:color w:val="0F4761"/>
+          <w:sz w:val="20"/>
+        </w:rPr>
+        <w:t xml:space="preserve">4.3  </w:t>
       </w:r>
       <w:r>
         <w:rPr>
@@ -1648,7 +1970,7 @@
           <w:color w:val="1A1A1A"/>
           <w:sz w:val="20"/>
         </w:rPr>
-        <w:t>18</w:t>
+        <w:t>25</w:t>
       </w:r>
     </w:p>
     <w:p>
@@ -1665,7 +1987,7 @@
           <w:color w:val="0F4761"/>
           <w:sz w:val="20"/>
         </w:rPr>
-        <w:t xml:space="preserve">4.3  </w:t>
+        <w:t xml:space="preserve">4.4  </w:t>
       </w:r>
       <w:r>
         <w:rPr>
@@ -1689,7 +2011,7 @@
           <w:color w:val="1A1A1A"/>
           <w:sz w:val="20"/>
         </w:rPr>
-        <w:t>19</w:t>
+        <w:t>26</w:t>
       </w:r>
     </w:p>
     <w:p>
@@ -1706,7 +2028,7 @@
           <w:color w:val="0F4761"/>
           <w:sz w:val="20"/>
         </w:rPr>
-        <w:t xml:space="preserve">4.4  </w:t>
+        <w:t xml:space="preserve">4.5  </w:t>
       </w:r>
       <w:r>
         <w:rPr>
@@ -1730,7 +2052,89 @@
           <w:color w:val="1A1A1A"/>
           <w:sz w:val="20"/>
         </w:rPr>
-        <w:t>20</w:t>
+        <w:t>27</w:t>
+      </w:r>
+    </w:p>
+    <w:p>
+      <w:pPr>
+        <w:spacing w:before="0" w:after="20"/>
+        <w:ind w:left="397"/>
+        <w:tabs>
+          <w:tab w:val="right" w:leader="dot" w:pos="8789"/>
+        </w:tabs>
+      </w:pPr>
+      <w:r>
+        <w:rPr>
+          <w:rFonts w:ascii="Calibri" w:hAnsi="Calibri"/>
+          <w:color w:val="0F4761"/>
+          <w:sz w:val="20"/>
+        </w:rPr>
+        <w:t xml:space="preserve">4.6  </w:t>
+      </w:r>
+      <w:r>
+        <w:rPr>
+          <w:rFonts w:ascii="Calibri" w:hAnsi="Calibri"/>
+          <w:color w:val="1A1A1A"/>
+          <w:sz w:val="20"/>
+        </w:rPr>
+        <w:t>Architecture de déploiement et haute disponibilité</w:t>
+      </w:r>
+      <w:r>
+        <w:rPr>
+          <w:rFonts w:ascii="Calibri" w:hAnsi="Calibri"/>
+          <w:sz w:val="20"/>
+        </w:rPr>
+        <w:tab/>
+      </w:r>
+      <w:r>
+        <w:rPr>
+          <w:rFonts w:ascii="Calibri" w:hAnsi="Calibri"/>
+          <w:b w:val="0"/>
+          <w:color w:val="1A1A1A"/>
+          <w:sz w:val="20"/>
+        </w:rPr>
+        <w:t>28</w:t>
+      </w:r>
+    </w:p>
+    <w:p>
+      <w:pPr>
+        <w:spacing w:before="0" w:after="20"/>
+        <w:ind w:left="397"/>
+        <w:tabs>
+          <w:tab w:val="right" w:leader="dot" w:pos="8789"/>
+        </w:tabs>
+      </w:pPr>
+      <w:r>
+        <w:rPr>
+          <w:rFonts w:ascii="Calibri" w:hAnsi="Calibri"/>
+          <w:color w:val="0F4761"/>
+          <w:sz w:val="20"/>
+        </w:rPr>
+        <w:t xml:space="preserve">4.7  </w:t>
+      </w:r>
+      <w:r>
+        <w:rPr>
+          <w:rFonts w:ascii="Calibri" w:hAnsi="Calibri"/>
+          <w:color w:val="1A1A1A"/>
+          <w:sz w:val="20"/>
+        </w:rPr>
+        <w:t>Pipeline de déploiement continu et sécurisé</w:t>
+      </w:r>
+      <w:r>
+        <w:rPr>
+          <w:rFonts w:ascii="Calibri" w:hAnsi="Calibri"/>
+          <w:sz w:val="20"/>
+        </w:rPr>
+        <w:tab/>
+      </w:r>
+      <w:r>
+        <w:rPr>
+          <w:rFonts w:ascii="Calibri" w:hAnsi="Calibri"/>
+          <w:b w:val="0"/>
+          <w:color w:val="1A1A1A"/>
+          <w:sz w:val="20"/>
+        </w:rPr>
+        <w:t>29</w:t>
       </w:r>
     </w:p>
     <w:p>
@@ -1773,7 +2177,7 @@
           <w:color w:val="156082"/>
           <w:sz w:val="22"/>
         </w:rPr>
-        <w:t>21</w:t>
+        <w:t>30</w:t>
       </w:r>
     </w:p>
     <w:p>
@@ -1798,7 +2202,7 @@
           <w:color w:val="1A1A1A"/>
           <w:sz w:val="20"/>
         </w:rPr>
-        <w:t>Organisation de la mission</w:t>
+        <w:t>Principe de constitution de l'équipe</w:t>
       </w:r>
       <w:r>
         <w:rPr>
@@ -1814,7 +2218,7 @@
           <w:color w:val="1A1A1A"/>
           <w:sz w:val="20"/>
         </w:rPr>
-        <w:t>21</w:t>
+        <w:t>30</w:t>
       </w:r>
     </w:p>
     <w:p>
@@ -1839,7 +2243,7 @@
           <w:color w:val="1A1A1A"/>
           <w:sz w:val="20"/>
         </w:rPr>
-        <w:t>Profils exigés et conformité au CPS</w:t>
+        <w:t>Profils détaillés des experts proposés</w:t>
       </w:r>
       <w:r>
         <w:rPr>
@@ -1855,7 +2259,7 @@
           <w:color w:val="1A1A1A"/>
           <w:sz w:val="20"/>
         </w:rPr>
-        <w:t>22</w:t>
+        <w:t>31</w:t>
       </w:r>
     </w:p>
     <w:p>
@@ -1880,7 +2284,7 @@
           <w:color w:val="1A1A1A"/>
           <w:sz w:val="20"/>
         </w:rPr>
-        <w:t>Tableau synthétique de l'équipe</w:t>
+        <w:t>Sous-critères de notation et niveau visé (Art.10 RC)</w:t>
       </w:r>
       <w:r>
         <w:rPr>
@@ -1896,7 +2300,48 @@
           <w:color w:val="1A1A1A"/>
           <w:sz w:val="20"/>
         </w:rPr>
-        <w:t>23</w:t>
+        <w:t>32</w:t>
+      </w:r>
+    </w:p>
+    <w:p>
+      <w:pPr>
+        <w:spacing w:before="0" w:after="20"/>
+        <w:ind w:left="397"/>
+        <w:tabs>
+          <w:tab w:val="right" w:leader="dot" w:pos="8789"/>
+        </w:tabs>
+      </w:pPr>
+      <w:r>
+        <w:rPr>
+          <w:rFonts w:ascii="Calibri" w:hAnsi="Calibri"/>
+          <w:color w:val="0F4761"/>
+          <w:sz w:val="20"/>
+        </w:rPr>
+        <w:t xml:space="preserve">5.4  </w:t>
+      </w:r>
+      <w:r>
+        <w:rPr>
+          <w:rFonts w:ascii="Calibri" w:hAnsi="Calibri"/>
+          <w:color w:val="1A1A1A"/>
+          <w:sz w:val="20"/>
+        </w:rPr>
+        <w:t>Couverture des services par profil</w:t>
+      </w:r>
+      <w:r>
+        <w:rPr>
+          <w:rFonts w:ascii="Calibri" w:hAnsi="Calibri"/>
+          <w:sz w:val="20"/>
+        </w:rPr>
+        <w:tab/>
+      </w:r>
+      <w:r>
+        <w:rPr>
+          <w:rFonts w:ascii="Calibri" w:hAnsi="Calibri"/>
+          <w:b w:val="0"/>
+          <w:color w:val="1A1A1A"/>
+          <w:sz w:val="20"/>
+        </w:rPr>
+        <w:t>33</w:t>
       </w:r>
     </w:p>
     <w:p>
@@ -1939,7 +2384,7 @@
           <w:color w:val="156082"/>
           <w:sz w:val="22"/>
         </w:rPr>
-        <w:t>24</w:t>
+        <w:t>34</w:t>
       </w:r>
     </w:p>
     <w:p>
@@ -1982,7 +2427,7 @@
           <w:color w:val="156082"/>
           <w:sz w:val="22"/>
         </w:rPr>
-        <w:t>25</w:t>
+        <w:t>35</w:t>
       </w:r>
     </w:p>
     <w:p>
@@ -2025,7 +2470,7 @@
           <w:color w:val="156082"/>
           <w:sz w:val="22"/>
         </w:rPr>
-        <w:t>26</w:t>
+        <w:t>36</w:t>
       </w:r>
     </w:p>
     <w:p>
@@ -2068,7 +2513,7 @@
           <w:color w:val="156082"/>
           <w:sz w:val="22"/>
         </w:rPr>
-        <w:t>27</w:t>
+        <w:t>37</w:t>
       </w:r>
     </w:p>
     <w:p>
@@ -2111,7 +2556,7 @@
           <w:color w:val="156082"/>
           <w:sz w:val="22"/>
         </w:rPr>
-        <w:t>28</w:t>
+        <w:t>38</w:t>
       </w:r>
     </w:p>
     <w:p>
@@ -2120,6 +2565,51 @@
       </w:pPr>
       <w:r>
         <w:fldChar w:fldCharType="end"/>
+      </w:r>
+    </w:p>
+    <w:p>
+      <w:r>
+        <w:br w:type="page"/>
+      </w:r>
+    </w:p>
+    <w:p>
+      <w:pPr>
+        <w:pStyle w:val="Heading1"/>
+      </w:pPr>
+      <w:r>
+        <w:rPr>
+          <w:rFonts w:ascii="Calibri" w:hAnsi="Calibri"/>
+          <w:b/>
+          <w:color w:val="156082"/>
+          <w:sz w:val="28"/>
+        </w:rPr>
+        <w:t>Présentation de la note</w:t>
+      </w:r>
+    </w:p>
+    <w:p>
+      <w:pPr>
+        <w:spacing w:after="120"/>
+        <w:jc w:val="both"/>
+      </w:pPr>
+      <w:r>
+        <w:rPr>
+          <w:rFonts w:ascii="Calibri" w:hAnsi="Calibri"/>
+          <w:sz w:val="22"/>
+        </w:rPr>
+        <w:t>La présente note méthodologique répond à l'Appel d'Offres Ouvert International N°01/2026/DEFR/DETFP relatif à la conception, au développement, à la mise en œuvre et à la mise en service en mode SaaS d'un système d'information apprenant intégré (SIS Intégré) au profit des 58 Établissements de Formation Professionnelle Agricole relevant de la Direction de l'Enseignement, de la Formation et de la Recherche.</w:t>
+      </w:r>
+    </w:p>
+    <w:p>
+      <w:pPr>
+        <w:spacing w:after="120"/>
+        <w:jc w:val="both"/>
+      </w:pPr>
+      <w:r>
+        <w:rPr>
+          <w:rFonts w:ascii="Calibri" w:hAnsi="Calibri"/>
+          <w:sz w:val="22"/>
+        </w:rPr>
+        <w:t>Elle suit l'ordre de présentation fixé par l'Article 9 du Règlement de Consultation : compréhension du contexte et de la mission, approche méthodologique structurée selon les six points exigés par l'Article 9.1 (démarche de conduite de projet, stratégie ETL et migration, architecture SaaS et Cloud, interconnexion et SSO, approche IA, exploitation des données), architecture technique détaillée, équipe proposée, planning d'exécution, chronogramme d'affectation, plan de réversibilité, valeur ajoutée et gestion des risques. Chaque section reprend la terminologie exacte du CPS et du RC pour les exigences qu'elle adresse, et signale explicitement l'article correspondant.</w:t>
       </w:r>
     </w:p>
     <w:p>
@@ -2153,7 +2643,7 @@
           <w:rFonts w:ascii="Calibri" w:hAnsi="Calibri"/>
           <w:sz w:val="22"/>
         </w:rPr>
-        <w:t>Le Département de l'Agriculture a opté, dans le cadre de la stratégie Génération Green 2020-2030, pour la modernisation et l'informatisation de son système de formation professionnelle agricole. Cette orientation concerne directement les 58 Établissements de Formation Professionnelle Agricole (EFPA) relevant de la Direction de l'Enseignement, de la Formation et de la Recherche (DEFR), avec une extensibilité prévue jusqu'à 100 établissements. Le SIS Intégré que ce marché doit produire constitue l'outil par lequel cette modernisation devient opérationnelle, et non un projet informatique isolé du reste de la stratégie sectorielle.</w:t>
+        <w:t>La stratégie Génération Green 2020-2030, lancée sous l'impulsion royale, repose sur deux piliers : faire de l'élément humain une priorité de toute action de développement agricole, et poursuivre la dynamique de modernisation du secteur par l'émergence d'une nouvelle génération d'agriculteurs entrepreneurs. Elle vise notamment à doubler le PIB agricole en dix ans, à intégrer 350 000 jeunes dans le secteur d'ici 2030, et à porter les exportations agricoles entre 50 et 60 milliards de dirhams (Ministère de l'Agriculture, Génération Green 2020-2030). La formation professionnelle agricole porte la composante humaine de cette ambition : depuis le lancement de la stratégie, 33 600 lauréats ont déjà été formés dans 56 filières et spécialités, pour un objectif de 140 000 lauréats à l'horizon 2030 et un taux d'insertion professionnelle déjà observé de 65% (Département de l'Agriculture). Le SIS Intégré que ce marché doit produire est l'instrument qui permettra de mesurer, filière par filière et établissement par établissement, la progression réelle vers cette cible, plutôt qu'un projet informatique mené en parallèle de la stratégie.</w:t>
       </w:r>
     </w:p>
     <w:p>
@@ -2166,8 +2656,66 @@
           <w:rFonts w:ascii="Calibri" w:hAnsi="Calibri"/>
           <w:sz w:val="22"/>
         </w:rPr>
-        <w:t>Le dispositif actuel repose sur l'ERP HELISA et sur des pratiques de gestion hétérogènes selon les établissements. Les données de scolarité des cinq dernières années existent, mais sous des formats et des niveaux de qualité variables d'un EFPA à l'autre, ce qui rend leur exploitation centralisée difficile en l'état. La DEFR a par ailleurs déjà investi dans deux écosystèmes numériques actifs, le LMS Moodle pour la pédagogie et Microsoft 365 Education pour la collaboration et l'identité, avec lesquels le SIS Intégré doit s'interfacer dès sa mise en service plutôt que dans une phase ultérieure non financée.</w:t>
+        <w:t>Cette ambition s'appuie sur un réseau qui s'est étoffé au fil des dernières années pour s'organiser aujourd'hui en douze pôles multi-centres régionaux. Le périmètre de ce marché porte sur 58 de ces établissements, avec une extensibilité prévue jusqu'à 100, ce qui représente une croissance de 72% de la capacité du dispositif si elle se confirme. Avec une capacité de gestion minimale de 30 000 stagiaires actifs annoncée à l'Article 1 du CPS, chaque établissement compte en moyenne plus de 500 stagiaires, un chiffre qui rend impraticable toute consolidation manuelle des indicateurs de réussite, d'attraction, d'absentéisme et d'insertion à l'échelle nationale.</w:t>
       </w:r>
+    </w:p>
+    <w:p>
+      <w:pPr>
+        <w:jc w:val="center"/>
+      </w:pPr>
+      <w:r>
+        <w:drawing>
+          <wp:inline xmlns:a="http://schemas.openxmlformats.org/drawingml/2006/main" xmlns:pic="http://schemas.openxmlformats.org/drawingml/2006/picture">
+            <wp:extent cx="5220000" cy="2645645"/>
+            <wp:docPr id="1" name="Picture 1"/>
+            <wp:cNvGraphicFramePr>
+              <a:graphicFrameLocks noChangeAspect="1"/>
+            </wp:cNvGraphicFramePr>
+            <a:graphic>
+              <a:graphicData uri="http://schemas.openxmlformats.org/drawingml/2006/picture">
+                <pic:pic>
+                  <pic:nvPicPr>
+                    <pic:cNvPr id="0" name="growth_defr.png"/>
+                    <pic:cNvPicPr/>
+                  </pic:nvPicPr>
+                  <pic:blipFill>
+                    <a:blip r:embed="rId10"/>
+                    <a:stretch>
+                      <a:fillRect/>
+                    </a:stretch>
+                  </pic:blipFill>
+                  <pic:spPr>
+                    <a:xfrm>
+                      <a:off x="0" y="0"/>
+                      <a:ext cx="5220000" cy="2645645"/>
+                    </a:xfrm>
+                    <a:prstGeom prst="rect"/>
+                  </pic:spPr>
+                </pic:pic>
+              </a:graphicData>
+            </a:graphic>
+          </wp:inline>
+        </w:drawing>
+      </w:r>
+    </w:p>
+    <w:p>
+      <w:pPr>
+        <w:jc w:val="center"/>
+      </w:pPr>
+      <w:r>
+        <w:rPr>
+          <w:rFonts w:ascii="Calibri" w:hAnsi="Calibri"/>
+          <w:i/>
+          <w:color w:val="404040"/>
+          <w:sz w:val="18"/>
+        </w:rPr>
+        <w:t>Figure 1. Extensibilité du dispositif EFPA : aujourd'hui et à la cible visée par le CPS</w:t>
+      </w:r>
+    </w:p>
+    <w:p>
+      <w:pPr>
+        <w:spacing w:after="120"/>
+      </w:pPr>
     </w:p>
     <w:p>
       <w:pPr>
@@ -2179,7 +2727,7 @@
           <w:rFonts w:ascii="Calibri" w:hAnsi="Calibri"/>
           <w:sz w:val="22"/>
         </w:rPr>
-        <w:t>Trois enjeux structurent ce contexte. Le premier est la fraude documentaire sur les diplômes, que la certification numérique avec signature électronique qualifiée doit neutraliser. Le second est l'absence de vision consolidée des indicateurs de réussite, d'attraction, d'absentéisme et d'insertion à l'échelle des 58 établissements, qui limite aujourd'hui le pilotage national par la DEFR à des remontées manuelles et asynchrones. Le troisième est la fragilité de l'historique de scolarité, qui doit être repris dans son intégralité avant que les nouveaux usages numériques ne s'y superposent.</w:t>
+        <w:t>Cette trajectoire de croissance n'est pas isolée : elle rejoint un mouvement plus large de digitalisation de la formation professionnelle et technique, que l'UNESCO-UNEVOC documente depuis plusieurs années sous le terme de système d'information de gestion de l'éducation (EMIS). Le rapport mondial de suivi de l'éducation de 2023 y décrit la technologie numérique comme à la fois un intrant, un canal de diffusion, une compétence à acquérir et un outil de planification, une description qui correspond précisément aux quatre rôles que le SIS Intégré doit remplir pour la DEFR : collecter, diffuser, faire monter en compétence les équipes, et piloter.</w:t>
       </w:r>
     </w:p>
     <w:p>
@@ -2192,7 +2740,33 @@
           <w:rFonts w:ascii="Calibri" w:hAnsi="Calibri"/>
           <w:sz w:val="22"/>
         </w:rPr>
-        <w:t>Ce contexte s'inscrit également dans un cadre réglementaire contraignant que la solution doit respecter dès sa conception. La loi 05-20 relative à la cybersécurité impose un niveau de protection renforcé pour un système hébergeant les données de plus de 30 000 stagiaires actifs. La loi 09-08 relative à la protection des données à caractère personnel impose une conformité CNDP démontrable, et la loi 43-20 relative aux services de confiance encadre directement la certification numérique des diplômes. La souveraineté numérique, enfin, impose un hébergement exclusivement sur un Cloud qualifié situé sur le territoire national.</w:t>
+        <w:t>Le dispositif actuel repose sur l'ERP HELISA et sur des pratiques de gestion hétérogènes selon les établissements. Les données de scolarité des cinq dernières années existent, mais sous des formats et des niveaux de qualité variables d'un EFPA à l'autre, ce qui rend leur exploitation centralisée difficile en l'état. La DEFR a par ailleurs déjà investi dans deux écosystèmes numériques actifs, le LMS Moodle pour la pédagogie et Microsoft 365 Education pour la collaboration et l'identité. Ce choix n'est pas isolé au sein du système éducatif marocain : le ministère de l'Éducation Nationale a lui-même engagé dès 2013 un partenariat avec Microsoft portant sur la migration de son portail Taalim.ma vers Office 365, au bénéfice de 7,5 millions d'utilisateurs, puis sur l'adoption de Microsoft Teams pour les classes virtuelles. Le SIS Intégré s'inscrit donc dans un écosystème technologique déjà éprouvé à l'échelle nationale, et non dans un choix isolé propre à la DEFR.</w:t>
+      </w:r>
+    </w:p>
+    <w:p>
+      <w:pPr>
+        <w:spacing w:after="120"/>
+        <w:jc w:val="both"/>
+      </w:pPr>
+      <w:r>
+        <w:rPr>
+          <w:rFonts w:ascii="Calibri" w:hAnsi="Calibri"/>
+          <w:sz w:val="22"/>
+        </w:rPr>
+        <w:t>Trois enjeux structurent ce contexte. Le premier est la fraude documentaire sur les diplômes : des affaires récentes de commercialisation de diplômes contre rémunération, révélées au Maroc dans l'enseignement supérieur, rappellent que la valeur d'un diplôme dépend directement de la capacité à le vérifier de manière incontestable. La loi 43-20 relative aux services de confiance pour les transactions électroniques, en vigueur depuis le 13 juillet 2023 et alignée sur le règlement européen eIDAS, donne précisément à la signature électronique qualifiée la valeur juridique nécessaire pour que la certification numérique des diplômes du SIS Intégré ne soit pas qu'une fonctionnalité technique mais une preuve opposable. Le second enjeu est l'absence de vision consolidée des indicateurs à l'échelle des 58 établissements, qui limite aujourd'hui le pilotage national par la DEFR à des remontées manuelles et asynchrones. Le troisième est la fragilité de l'historique de scolarité, qui doit être repris dans son intégralité avant que les nouveaux usages numériques ne s'y superposent.</w:t>
+      </w:r>
+    </w:p>
+    <w:p>
+      <w:pPr>
+        <w:spacing w:after="120"/>
+        <w:jc w:val="both"/>
+      </w:pPr>
+      <w:r>
+        <w:rPr>
+          <w:rFonts w:ascii="Calibri" w:hAnsi="Calibri"/>
+          <w:sz w:val="22"/>
+        </w:rPr>
+        <w:t>Ce contexte s'inscrit enfin dans un cadre réglementaire devenu plus strict depuis 2024. La loi 05-20 relative à la cybersécurité confie à la Direction Générale de la Sécurité des Systèmes d'Information (DGSSI) la qualification des prestataires Cloud, et le décret n°2-24-921 d'octobre 2024 distingue désormais deux niveaux de qualification : un premier niveau qui autorise certaines opérations de support depuis l'étranger via une passerelle sécurisée, et un second niveau qui impose que les données sensibles soient stockées, traitées et administrées exclusivement depuis le territoire marocain, avec audit annuel obligatoire sur plus de quinze domaines de conformité. La loi 09-08 relative à la protection des données à caractère personnel impose en complément une conformité CNDP démontrable pour un système hébergeant les données de plus de 30 000 stagiaires actifs.</w:t>
       </w:r>
     </w:p>
     <w:p>
@@ -2242,8 +2816,66 @@
           <w:rFonts w:ascii="Calibri" w:hAnsi="Calibri"/>
           <w:sz w:val="22"/>
         </w:rPr>
-        <w:t>L'objectif général du marché, tel que formulé à l'Article 3 du CPS, est de doter les 58 Établissements de Formation Professionnelle Agricole d'un système d'information moderne, performant, évolutif et conforme aux standards internationaux, permettant d'améliorer la qualité de la formation, la gestion des établissements et le pilotage global du dispositif. Cet objectif se décompose en exigences précises : collecte centralisée des données des 58 EFPA, suivi en temps opportun des programmes et activités, reprise intégrale de l'historique de scolarité sur cinq ans, et certification numérique des diplômes pour lutter contre la fraude documentaire.</w:t>
+        <w:t>L'objectif général du marché, tel que formulé à l'Article 3 du CPS, est de doter les 58 Établissements de Formation Professionnelle Agricole d'un système d'information moderne, performant, évolutif et conforme aux standards internationaux, permettant d'améliorer la qualité de la formation, la gestion des établissements et le pilotage global du dispositif. Le schéma ci-dessous traduit chacun des quatre objectifs spécifiques de l'Article 3 en un mécanisme concret du SIS Intégré et en un bénéfice mesurable pour la DEFR, plutôt que de les traiter comme une liste d'intentions générales.</w:t>
       </w:r>
+    </w:p>
+    <w:p>
+      <w:pPr>
+        <w:jc w:val="center"/>
+      </w:pPr>
+      <w:r>
+        <w:drawing>
+          <wp:inline xmlns:a="http://schemas.openxmlformats.org/drawingml/2006/main" xmlns:pic="http://schemas.openxmlformats.org/drawingml/2006/picture">
+            <wp:extent cx="5220000" cy="2237143"/>
+            <wp:docPr id="2" name="Picture 2"/>
+            <wp:cNvGraphicFramePr>
+              <a:graphicFrameLocks noChangeAspect="1"/>
+            </wp:cNvGraphicFramePr>
+            <a:graphic>
+              <a:graphicData uri="http://schemas.openxmlformats.org/drawingml/2006/picture">
+                <pic:pic>
+                  <pic:nvPicPr>
+                    <pic:cNvPr id="0" name="objectifs_defr.png"/>
+                    <pic:cNvPicPr/>
+                  </pic:nvPicPr>
+                  <pic:blipFill>
+                    <a:blip r:embed="rId11"/>
+                    <a:stretch>
+                      <a:fillRect/>
+                    </a:stretch>
+                  </pic:blipFill>
+                  <pic:spPr>
+                    <a:xfrm>
+                      <a:off x="0" y="0"/>
+                      <a:ext cx="5220000" cy="2237143"/>
+                    </a:xfrm>
+                    <a:prstGeom prst="rect"/>
+                  </pic:spPr>
+                </pic:pic>
+              </a:graphicData>
+            </a:graphic>
+          </wp:inline>
+        </w:drawing>
+      </w:r>
+    </w:p>
+    <w:p>
+      <w:pPr>
+        <w:jc w:val="center"/>
+      </w:pPr>
+      <w:r>
+        <w:rPr>
+          <w:rFonts w:ascii="Calibri" w:hAnsi="Calibri"/>
+          <w:i/>
+          <w:color w:val="404040"/>
+          <w:sz w:val="18"/>
+        </w:rPr>
+        <w:t>Figure 2. Des objectifs du CPS aux bénéfices mesurables pour la DEFR</w:t>
+      </w:r>
+    </w:p>
+    <w:p>
+      <w:pPr>
+        <w:spacing w:after="120"/>
+      </w:pPr>
     </w:p>
     <w:p>
       <w:pPr>
@@ -2255,7 +2887,7 @@
           <w:rFonts w:ascii="Calibri" w:hAnsi="Calibri"/>
           <w:sz w:val="22"/>
         </w:rPr>
-        <w:t>Le SIS Intégré devra également couvrir la gestion harmonisée des admissions et concours, la gestion complète de la scolarité et des parcours pédagogiques, la gestion des évaluations, examens et délibérations selon les normes pédagogiques en vigueur, la planification et le suivi des activités de formation, la gestion des stages et de l'insertion des lauréats, et la production automatisée des documents officiels. L'intégration avec Moodle et Microsoft 365 Education conditionne directement l'adoption de la plateforme par les enseignants, qui utilisent déjà ces deux outils au quotidien.</w:t>
+        <w:t>Le SIS Intégré devra également couvrir la gestion harmonisée des admissions et concours, la gestion complète de la scolarité et des parcours pédagogiques, la gestion des évaluations, examens et délibérations selon les normes pédagogiques en vigueur, la planification et le suivi des activités de formation, la gestion des stages et de l'insertion des lauréats, et la production automatisée des documents officiels. Le suivi de l'insertion professionnelle n'est pas une fonctionnalité accessoire : avec un taux d'insertion déjà observé de 65% sur le dispositif national de formation professionnelle agricole, disposer d'une base de contacts structurée et d'un suivi systématique, comme l'exige l'Article 19.5.6 du CPS, conditionne la capacité de la DEFR à documenter et à améliorer ce taux plutôt qu'à le constater après coup. L'intégration avec Moodle et Microsoft 365 Education conditionne par ailleurs directement l'adoption de la plateforme par les enseignants, qui utilisent déjà ces deux outils au quotidien.</w:t>
       </w:r>
     </w:p>
     <w:p>
@@ -2535,7 +3167,7 @@
           <w:rFonts w:ascii="Calibri" w:hAnsi="Calibri"/>
           <w:sz w:val="22"/>
         </w:rPr>
-        <w:t>Le périmètre couvre l'intégralité du cycle de vie de l'apprenant, de la candidature à la diplomation, ainsi que le pilotage transverse par la DEFR sur l'ensemble des 58 établissements, extensible à 100. Il inclut la migration de cinq années d'historique de scolarité et la mise en service opérationnelle en mode SaaS, hébergée sur un Cloud souverain qualifié. Il exclut explicitement la conception, le développement et le paramétrage métier du SIS de la sous-traitance, ce corps d'état principal devant rester sous la responsabilité directe de l'équipe projet.</w:t>
+        <w:t>Le périmètre couvre l'intégralité du cycle de vie de l'apprenant, de la candidature à la diplomation, ainsi que le pilotage transverse par la DEFR sur l'ensemble des 58 établissements, extensible à 100. Il inclut la migration de cinq années d'historique de scolarité et la mise en service opérationnelle en mode SaaS, hébergée sur un Cloud souverain qualifié au sens du référentiel DGSSI de 2024. Il exclut explicitement la conception, le développement et le paramétrage métier du SIS de la sous-traitance, ce corps d'état principal devant rester sous la responsabilité directe de l'équipe projet.</w:t>
       </w:r>
     </w:p>
     <w:p>
@@ -2616,6 +3248,61 @@
     </w:p>
     <w:p>
       <w:pPr>
+        <w:pStyle w:val="Heading3"/>
+        <w:jc w:val="left"/>
+      </w:pPr>
+      <w:r>
+        <w:rPr>
+          <w:rFonts w:ascii="Calibri" w:hAnsi="Calibri"/>
+          <w:b w:val="0"/>
+          <w:i/>
+          <w:color w:val="0F4761"/>
+          <w:sz w:val="22"/>
+        </w:rPr>
+        <w:t>3.1.1. Diagnostic et analyse des besoins</w:t>
+      </w:r>
+    </w:p>
+    <w:p>
+      <w:pPr>
+        <w:spacing w:after="120"/>
+        <w:jc w:val="both"/>
+      </w:pPr>
+      <w:r>
+        <w:rPr>
+          <w:rFonts w:ascii="Calibri" w:hAnsi="Calibri"/>
+          <w:sz w:val="22"/>
+        </w:rPr>
+        <w:t>La Phase I ne se limite pas, dans son exécution, au diagnostic des schémas de données annoncé à l'Article 19.1.1 du CPS. Elle démarre par un atelier de cadrage de deux jours réunissant la DEFR et un échantillon représentatif d'EFPA couvrant plusieurs profils d'établissement (effectif, filières dominantes, niveau d'équipement numérique actuel), afin que les choix de paramétrage du socle applicatif ne reposent pas uniquement sur la lecture du CPS mais sur la confrontation directe avec la diversité réelle des 58 établissements. Cet atelier produit une grille de recueil des besoins organisée par bloc fonctionnel de l'Article 19.5 du CPS, remplie avec les agents EFPA présents plutôt que déduite a priori par l'équipe projet.</w:t>
+      </w:r>
+    </w:p>
+    <w:p>
+      <w:pPr>
+        <w:spacing w:after="120"/>
+        <w:jc w:val="both"/>
+      </w:pPr>
+      <w:r>
+        <w:rPr>
+          <w:rFonts w:ascii="Calibri" w:hAnsi="Calibri"/>
+          <w:sz w:val="22"/>
+        </w:rPr>
+        <w:t>Le diagnostic des schémas de données de l'ERP HELISA, livrable contractuel de la Phase I, est conduit comme une démarche d'audit avant d'être un document : extraction d'un échantillon de données par établissement, identification des champs obligatoires non renseignés, des doublons d'identité d'apprenant, et des divergences de codification des filières entre EFPA. Cette démarche d'audit alimente directement la cartographie de correspondance avec le modèle cible du SIS Intégré, et conditionne la stratégie de migration ETL détaillée au point B de la présente section.</w:t>
+      </w:r>
+    </w:p>
+    <w:p>
+      <w:pPr>
+        <w:spacing w:after="120"/>
+        <w:jc w:val="both"/>
+      </w:pPr>
+      <w:r>
+        <w:rPr>
+          <w:rFonts w:ascii="Calibri" w:hAnsi="Calibri"/>
+          <w:sz w:val="22"/>
+        </w:rPr>
+        <w:t>Les maquettes UX/UI des portails Apprenants et Enseignants, livrable de la Phase I au titre de l'Article 21.1 du CPS, sont produites par prototypage itératif avec des utilisateurs réels désignés par la DEFR, plutôt que validées sur la seule base d'une revue interne à l'équipe projet. Chaque maquette est confrontée à un scénario d'usage concret tiré de la grille de recueil des besoins (par exemple la saisie d'une note de concours sur un poste partagé entre plusieurs agents d'un même EFPA) avant d'être soumise au comité de suivi pour validation.</w:t>
+      </w:r>
+    </w:p>
+    <w:p>
+      <w:pPr>
         <w:spacing w:after="120"/>
         <w:jc w:val="both"/>
       </w:pPr>
@@ -2666,7 +3353,828 @@
           <w:color w:val="0F4761"/>
           <w:sz w:val="24"/>
         </w:rPr>
-        <w:t>3.2. Stratégie ETL et migration des données historiques</w:t>
+        <w:t>3.2. Couverture des exigences fonctionnelles (Art.19.5 CPS)</w:t>
+      </w:r>
+    </w:p>
+    <w:p>
+      <w:pPr>
+        <w:spacing w:after="120"/>
+        <w:jc w:val="both"/>
+      </w:pPr>
+      <w:r>
+        <w:rPr>
+          <w:rFonts w:ascii="Calibri" w:hAnsi="Calibri"/>
+          <w:sz w:val="22"/>
+        </w:rPr>
+        <w:t>Le tableau ci-dessous reprend, bloc par bloc, les onze exigences fonctionnelles détaillées à l'Article 19.5 du CPS, dans leur intitulé exact, et indique le service porteur défini à la section Architecture SaaS et Cloud de la présente note. Cette correspondance explicite garantit qu'aucune exigence fonctionnelle du CPS ne reste sans réponse architecturale identifiée.</w:t>
+      </w:r>
+    </w:p>
+    <w:p>
+      <w:pPr>
+        <w:jc w:val="center"/>
+      </w:pPr>
+      <w:r>
+        <w:rPr>
+          <w:rFonts w:ascii="Calibri" w:hAnsi="Calibri"/>
+          <w:i/>
+          <w:color w:val="404040"/>
+          <w:sz w:val="18"/>
+        </w:rPr>
+        <w:t>Tableau 2. Correspondance entre les exigences fonctionnelles du CPS et les services</w:t>
+      </w:r>
+    </w:p>
+    <w:tbl>
+      <w:tblPr>
+        <w:tblStyle w:val="TableGrid"/>
+        <w:tblLook w:firstColumn="1" w:firstRow="1" w:lastColumn="0" w:lastRow="0" w:noHBand="0" w:noVBand="1" w:val="04A0"/>
+        <w:tblW w:w="9072" w:type="dxa"/>
+        <w:jc w:val="center"/>
+      </w:tblPr>
+      <w:tblGrid>
+        <w:gridCol w:w="3135"/>
+        <w:gridCol w:w="3135"/>
+        <w:gridCol w:w="3135"/>
+      </w:tblGrid>
+      <w:tr>
+        <w:tc>
+          <w:tcPr>
+            <w:tcW w:type="dxa" w:w="2551"/>
+            <w:shd w:val="clear" w:color="auto" w:fill="15607F"/>
+          </w:tcPr>
+          <w:p>
+            <w:pPr>
+              <w:jc w:val="left"/>
+            </w:pPr>
+            <w:r/>
+            <w:r>
+              <w:rPr>
+                <w:rFonts w:ascii="Calibri" w:hAnsi="Calibri"/>
+                <w:b/>
+                <w:color w:val="FFFFFF"/>
+                <w:sz w:val="18"/>
+              </w:rPr>
+              <w:t>Bloc fonctionnel (Art.19.5 CPS)</w:t>
+            </w:r>
+          </w:p>
+        </w:tc>
+        <w:tc>
+          <w:tcPr>
+            <w:tcW w:type="dxa" w:w="4535"/>
+            <w:shd w:val="clear" w:color="auto" w:fill="15607F"/>
+          </w:tcPr>
+          <w:p>
+            <w:pPr>
+              <w:jc w:val="left"/>
+            </w:pPr>
+            <w:r/>
+            <w:r>
+              <w:rPr>
+                <w:rFonts w:ascii="Calibri" w:hAnsi="Calibri"/>
+                <w:b/>
+                <w:color w:val="FFFFFF"/>
+                <w:sz w:val="18"/>
+              </w:rPr>
+              <w:t>Exigences clés</w:t>
+            </w:r>
+          </w:p>
+        </w:tc>
+        <w:tc>
+          <w:tcPr>
+            <w:tcW w:type="dxa" w:w="1701"/>
+            <w:shd w:val="clear" w:color="auto" w:fill="15607F"/>
+          </w:tcPr>
+          <w:p>
+            <w:pPr>
+              <w:jc w:val="left"/>
+            </w:pPr>
+            <w:r/>
+            <w:r>
+              <w:rPr>
+                <w:rFonts w:ascii="Calibri" w:hAnsi="Calibri"/>
+                <w:b/>
+                <w:color w:val="FFFFFF"/>
+                <w:sz w:val="18"/>
+              </w:rPr>
+              <w:t>Service porteur</w:t>
+            </w:r>
+          </w:p>
+        </w:tc>
+      </w:tr>
+      <w:tr>
+        <w:tc>
+          <w:tcPr>
+            <w:tcW w:type="dxa" w:w="2551"/>
+            <w:shd w:val="clear" w:color="auto" w:fill="E8F1F5"/>
+          </w:tcPr>
+          <w:p>
+            <w:pPr>
+              <w:jc w:val="left"/>
+            </w:pPr>
+            <w:r/>
+            <w:r>
+              <w:rPr>
+                <w:rFonts w:ascii="Calibri" w:hAnsi="Calibri"/>
+                <w:b w:val="0"/>
+                <w:sz w:val="18"/>
+              </w:rPr>
+              <w:t>19.5.1 Fonctions transverses</w:t>
+            </w:r>
+          </w:p>
+        </w:tc>
+        <w:tc>
+          <w:tcPr>
+            <w:tcW w:type="dxa" w:w="4535"/>
+            <w:shd w:val="clear" w:color="auto" w:fill="E8F1F5"/>
+          </w:tcPr>
+          <w:p>
+            <w:pPr>
+              <w:jc w:val="left"/>
+            </w:pPr>
+            <w:r/>
+            <w:r>
+              <w:rPr>
+                <w:rFonts w:ascii="Calibri" w:hAnsi="Calibri"/>
+                <w:b w:val="0"/>
+                <w:sz w:val="18"/>
+              </w:rPr>
+              <w:t>Paramétrage des EFPA (infrastructures, capacités), gestion des filières, modules et volumes horaires, ressources pédagogiques, enseignants et groupes de stagiaires</w:t>
+            </w:r>
+          </w:p>
+        </w:tc>
+        <w:tc>
+          <w:tcPr>
+            <w:tcW w:type="dxa" w:w="1701"/>
+            <w:shd w:val="clear" w:color="auto" w:fill="E8F1F5"/>
+          </w:tcPr>
+          <w:p>
+            <w:pPr>
+              <w:jc w:val="left"/>
+            </w:pPr>
+            <w:r/>
+            <w:r>
+              <w:rPr>
+                <w:rFonts w:ascii="Calibri" w:hAnsi="Calibri"/>
+                <w:b w:val="0"/>
+                <w:sz w:val="18"/>
+              </w:rPr>
+              <w:t>Référentiel</w:t>
+            </w:r>
+          </w:p>
+        </w:tc>
+      </w:tr>
+      <w:tr>
+        <w:tc>
+          <w:tcPr>
+            <w:tcW w:type="dxa" w:w="2551"/>
+            <w:shd w:val="clear" w:color="auto" w:fill="FFFFFF"/>
+          </w:tcPr>
+          <w:p>
+            <w:pPr>
+              <w:jc w:val="left"/>
+            </w:pPr>
+            <w:r/>
+            <w:r>
+              <w:rPr>
+                <w:rFonts w:ascii="Calibri" w:hAnsi="Calibri"/>
+                <w:b w:val="0"/>
+                <w:sz w:val="18"/>
+              </w:rPr>
+              <w:t>19.5.2 Admissions et concours</w:t>
+            </w:r>
+          </w:p>
+        </w:tc>
+        <w:tc>
+          <w:tcPr>
+            <w:tcW w:type="dxa" w:w="4535"/>
+            <w:shd w:val="clear" w:color="auto" w:fill="FFFFFF"/>
+          </w:tcPr>
+          <w:p>
+            <w:pPr>
+              <w:jc w:val="left"/>
+            </w:pPr>
+            <w:r/>
+            <w:r>
+              <w:rPr>
+                <w:rFonts w:ascii="Calibri" w:hAnsi="Calibri"/>
+                <w:b w:val="0"/>
+                <w:sz w:val="18"/>
+              </w:rPr>
+              <w:t>Réception des dossiers, sélection automatique/manuelle, planification et convocation, saisie des notes, délibération, listes d'attente, inscriptions définitives</w:t>
+            </w:r>
+          </w:p>
+        </w:tc>
+        <w:tc>
+          <w:tcPr>
+            <w:tcW w:type="dxa" w:w="1701"/>
+            <w:shd w:val="clear" w:color="auto" w:fill="FFFFFF"/>
+          </w:tcPr>
+          <w:p>
+            <w:pPr>
+              <w:jc w:val="left"/>
+            </w:pPr>
+            <w:r/>
+            <w:r>
+              <w:rPr>
+                <w:rFonts w:ascii="Calibri" w:hAnsi="Calibri"/>
+                <w:b w:val="0"/>
+                <w:sz w:val="18"/>
+              </w:rPr>
+              <w:t>Parcours Apprenant</w:t>
+            </w:r>
+          </w:p>
+        </w:tc>
+      </w:tr>
+      <w:tr>
+        <w:tc>
+          <w:tcPr>
+            <w:tcW w:type="dxa" w:w="2551"/>
+            <w:shd w:val="clear" w:color="auto" w:fill="E8F1F5"/>
+          </w:tcPr>
+          <w:p>
+            <w:pPr>
+              <w:jc w:val="left"/>
+            </w:pPr>
+            <w:r/>
+            <w:r>
+              <w:rPr>
+                <w:rFonts w:ascii="Calibri" w:hAnsi="Calibri"/>
+                <w:b w:val="0"/>
+                <w:sz w:val="18"/>
+              </w:rPr>
+              <w:t>19.5.3 Scolarité et examens</w:t>
+            </w:r>
+          </w:p>
+        </w:tc>
+        <w:tc>
+          <w:tcPr>
+            <w:tcW w:type="dxa" w:w="4535"/>
+            <w:shd w:val="clear" w:color="auto" w:fill="E8F1F5"/>
+          </w:tcPr>
+          <w:p>
+            <w:pPr>
+              <w:jc w:val="left"/>
+            </w:pPr>
+            <w:r/>
+            <w:r>
+              <w:rPr>
+                <w:rFonts w:ascii="Calibri" w:hAnsi="Calibri"/>
+                <w:b w:val="0"/>
+                <w:sz w:val="18"/>
+              </w:rPr>
+              <w:t>Inscription automatique des admis, réinscriptions, suivi de l'assiduité, discipline et sanctions, abandons et changements de filière</w:t>
+            </w:r>
+          </w:p>
+        </w:tc>
+        <w:tc>
+          <w:tcPr>
+            <w:tcW w:type="dxa" w:w="1701"/>
+            <w:shd w:val="clear" w:color="auto" w:fill="E8F1F5"/>
+          </w:tcPr>
+          <w:p>
+            <w:pPr>
+              <w:jc w:val="left"/>
+            </w:pPr>
+            <w:r/>
+            <w:r>
+              <w:rPr>
+                <w:rFonts w:ascii="Calibri" w:hAnsi="Calibri"/>
+                <w:b w:val="0"/>
+                <w:sz w:val="18"/>
+              </w:rPr>
+              <w:t>Parcours Apprenant</w:t>
+            </w:r>
+          </w:p>
+        </w:tc>
+      </w:tr>
+      <w:tr>
+        <w:tc>
+          <w:tcPr>
+            <w:tcW w:type="dxa" w:w="2551"/>
+            <w:shd w:val="clear" w:color="auto" w:fill="FFFFFF"/>
+          </w:tcPr>
+          <w:p>
+            <w:pPr>
+              <w:jc w:val="left"/>
+            </w:pPr>
+            <w:r/>
+            <w:r>
+              <w:rPr>
+                <w:rFonts w:ascii="Calibri" w:hAnsi="Calibri"/>
+                <w:b w:val="0"/>
+                <w:sz w:val="18"/>
+              </w:rPr>
+              <w:t>19.5.4 Plannings de formation</w:t>
+            </w:r>
+          </w:p>
+        </w:tc>
+        <w:tc>
+          <w:tcPr>
+            <w:tcW w:type="dxa" w:w="4535"/>
+            <w:shd w:val="clear" w:color="auto" w:fill="FFFFFF"/>
+          </w:tcPr>
+          <w:p>
+            <w:pPr>
+              <w:jc w:val="left"/>
+            </w:pPr>
+            <w:r/>
+            <w:r>
+              <w:rPr>
+                <w:rFonts w:ascii="Calibri" w:hAnsi="Calibri"/>
+                <w:b w:val="0"/>
+                <w:sz w:val="18"/>
+              </w:rPr>
+              <w:t>Emplois du temps annuels, occupation des salles et des enseignants, feuilles de service, suivi des heures de vacation</w:t>
+            </w:r>
+          </w:p>
+        </w:tc>
+        <w:tc>
+          <w:tcPr>
+            <w:tcW w:type="dxa" w:w="1701"/>
+            <w:shd w:val="clear" w:color="auto" w:fill="FFFFFF"/>
+          </w:tcPr>
+          <w:p>
+            <w:pPr>
+              <w:jc w:val="left"/>
+            </w:pPr>
+            <w:r/>
+            <w:r>
+              <w:rPr>
+                <w:rFonts w:ascii="Calibri" w:hAnsi="Calibri"/>
+                <w:b w:val="0"/>
+                <w:sz w:val="18"/>
+              </w:rPr>
+              <w:t>Planning &amp; Ressources</w:t>
+            </w:r>
+          </w:p>
+        </w:tc>
+      </w:tr>
+      <w:tr>
+        <w:tc>
+          <w:tcPr>
+            <w:tcW w:type="dxa" w:w="2551"/>
+            <w:shd w:val="clear" w:color="auto" w:fill="E8F1F5"/>
+          </w:tcPr>
+          <w:p>
+            <w:pPr>
+              <w:jc w:val="left"/>
+            </w:pPr>
+            <w:r/>
+            <w:r>
+              <w:rPr>
+                <w:rFonts w:ascii="Calibri" w:hAnsi="Calibri"/>
+                <w:b w:val="0"/>
+                <w:sz w:val="18"/>
+              </w:rPr>
+              <w:t>19.5.5 Évaluation et diplomation</w:t>
+            </w:r>
+          </w:p>
+        </w:tc>
+        <w:tc>
+          <w:tcPr>
+            <w:tcW w:type="dxa" w:w="4535"/>
+            <w:shd w:val="clear" w:color="auto" w:fill="E8F1F5"/>
+          </w:tcPr>
+          <w:p>
+            <w:pPr>
+              <w:jc w:val="left"/>
+            </w:pPr>
+            <w:r/>
+            <w:r>
+              <w:rPr>
+                <w:rFonts w:ascii="Calibri" w:hAnsi="Calibri"/>
+                <w:b w:val="0"/>
+                <w:sz w:val="18"/>
+              </w:rPr>
+              <w:t>Déclenchement de l'évaluation, saisie et déclaration des résultats, reprises d'évaluation, diplomation</w:t>
+            </w:r>
+          </w:p>
+        </w:tc>
+        <w:tc>
+          <w:tcPr>
+            <w:tcW w:type="dxa" w:w="1701"/>
+            <w:shd w:val="clear" w:color="auto" w:fill="E8F1F5"/>
+          </w:tcPr>
+          <w:p>
+            <w:pPr>
+              <w:jc w:val="left"/>
+            </w:pPr>
+            <w:r/>
+            <w:r>
+              <w:rPr>
+                <w:rFonts w:ascii="Calibri" w:hAnsi="Calibri"/>
+                <w:b w:val="0"/>
+                <w:sz w:val="18"/>
+              </w:rPr>
+              <w:t>Parcours Apprenant</w:t>
+            </w:r>
+          </w:p>
+        </w:tc>
+      </w:tr>
+      <w:tr>
+        <w:tc>
+          <w:tcPr>
+            <w:tcW w:type="dxa" w:w="2551"/>
+            <w:shd w:val="clear" w:color="auto" w:fill="FFFFFF"/>
+          </w:tcPr>
+          <w:p>
+            <w:pPr>
+              <w:jc w:val="left"/>
+            </w:pPr>
+            <w:r/>
+            <w:r>
+              <w:rPr>
+                <w:rFonts w:ascii="Calibri" w:hAnsi="Calibri"/>
+                <w:b w:val="0"/>
+                <w:sz w:val="18"/>
+              </w:rPr>
+              <w:t>19.5.6 Stages et soutenances</w:t>
+            </w:r>
+          </w:p>
+        </w:tc>
+        <w:tc>
+          <w:tcPr>
+            <w:tcW w:type="dxa" w:w="4535"/>
+            <w:shd w:val="clear" w:color="auto" w:fill="FFFFFF"/>
+          </w:tcPr>
+          <w:p>
+            <w:pPr>
+              <w:jc w:val="left"/>
+            </w:pPr>
+            <w:r/>
+            <w:r>
+              <w:rPr>
+                <w:rFonts w:ascii="Calibri" w:hAnsi="Calibri"/>
+                <w:b w:val="0"/>
+                <w:sz w:val="18"/>
+              </w:rPr>
+              <w:t>Banque d'entreprises de stage, affectation des stagiaires, suivi de l'insertion professionnelle</w:t>
+            </w:r>
+          </w:p>
+        </w:tc>
+        <w:tc>
+          <w:tcPr>
+            <w:tcW w:type="dxa" w:w="1701"/>
+            <w:shd w:val="clear" w:color="auto" w:fill="FFFFFF"/>
+          </w:tcPr>
+          <w:p>
+            <w:pPr>
+              <w:jc w:val="left"/>
+            </w:pPr>
+            <w:r/>
+            <w:r>
+              <w:rPr>
+                <w:rFonts w:ascii="Calibri" w:hAnsi="Calibri"/>
+                <w:b w:val="0"/>
+                <w:sz w:val="18"/>
+              </w:rPr>
+              <w:t>Stages &amp; Insertion</w:t>
+            </w:r>
+          </w:p>
+        </w:tc>
+      </w:tr>
+      <w:tr>
+        <w:tc>
+          <w:tcPr>
+            <w:tcW w:type="dxa" w:w="2551"/>
+            <w:shd w:val="clear" w:color="auto" w:fill="E8F1F5"/>
+          </w:tcPr>
+          <w:p>
+            <w:pPr>
+              <w:jc w:val="left"/>
+            </w:pPr>
+            <w:r/>
+            <w:r>
+              <w:rPr>
+                <w:rFonts w:ascii="Calibri" w:hAnsi="Calibri"/>
+                <w:b w:val="0"/>
+                <w:sz w:val="18"/>
+              </w:rPr>
+              <w:t>19.5.7 Extranet et services en ligne</w:t>
+            </w:r>
+          </w:p>
+        </w:tc>
+        <w:tc>
+          <w:tcPr>
+            <w:tcW w:type="dxa" w:w="4535"/>
+            <w:shd w:val="clear" w:color="auto" w:fill="E8F1F5"/>
+          </w:tcPr>
+          <w:p>
+            <w:pPr>
+              <w:jc w:val="left"/>
+            </w:pPr>
+            <w:r/>
+            <w:r>
+              <w:rPr>
+                <w:rFonts w:ascii="Calibri" w:hAnsi="Calibri"/>
+                <w:b w:val="0"/>
+                <w:sz w:val="18"/>
+              </w:rPr>
+              <w:t>Espace Stagiaire, Espace Enseignant/Référent, Espace Administration</w:t>
+            </w:r>
+          </w:p>
+        </w:tc>
+        <w:tc>
+          <w:tcPr>
+            <w:tcW w:type="dxa" w:w="1701"/>
+            <w:shd w:val="clear" w:color="auto" w:fill="E8F1F5"/>
+          </w:tcPr>
+          <w:p>
+            <w:pPr>
+              <w:jc w:val="left"/>
+            </w:pPr>
+            <w:r/>
+            <w:r>
+              <w:rPr>
+                <w:rFonts w:ascii="Calibri" w:hAnsi="Calibri"/>
+                <w:b w:val="0"/>
+                <w:sz w:val="18"/>
+              </w:rPr>
+              <w:t>Gateway (agrégation)</w:t>
+            </w:r>
+          </w:p>
+        </w:tc>
+      </w:tr>
+      <w:tr>
+        <w:tc>
+          <w:tcPr>
+            <w:tcW w:type="dxa" w:w="2551"/>
+            <w:shd w:val="clear" w:color="auto" w:fill="FFFFFF"/>
+          </w:tcPr>
+          <w:p>
+            <w:pPr>
+              <w:jc w:val="left"/>
+            </w:pPr>
+            <w:r/>
+            <w:r>
+              <w:rPr>
+                <w:rFonts w:ascii="Calibri" w:hAnsi="Calibri"/>
+                <w:b w:val="0"/>
+                <w:sz w:val="18"/>
+              </w:rPr>
+              <w:t>19.5.8 Pilotage et reporting</w:t>
+            </w:r>
+          </w:p>
+        </w:tc>
+        <w:tc>
+          <w:tcPr>
+            <w:tcW w:type="dxa" w:w="4535"/>
+            <w:shd w:val="clear" w:color="auto" w:fill="FFFFFF"/>
+          </w:tcPr>
+          <w:p>
+            <w:pPr>
+              <w:jc w:val="left"/>
+            </w:pPr>
+            <w:r/>
+            <w:r>
+              <w:rPr>
+                <w:rFonts w:ascii="Calibri" w:hAnsi="Calibri"/>
+                <w:b w:val="0"/>
+                <w:sz w:val="18"/>
+              </w:rPr>
+              <w:t>Couche sémantique Headless BI, analyse multidimensionnelle (réussite, attraction, absentéisme, insertion)</w:t>
+            </w:r>
+          </w:p>
+        </w:tc>
+        <w:tc>
+          <w:tcPr>
+            <w:tcW w:type="dxa" w:w="1701"/>
+            <w:shd w:val="clear" w:color="auto" w:fill="FFFFFF"/>
+          </w:tcPr>
+          <w:p>
+            <w:pPr>
+              <w:jc w:val="left"/>
+            </w:pPr>
+            <w:r/>
+            <w:r>
+              <w:rPr>
+                <w:rFonts w:ascii="Calibri" w:hAnsi="Calibri"/>
+                <w:b w:val="0"/>
+                <w:sz w:val="18"/>
+              </w:rPr>
+              <w:t>BI &amp; Reporting</w:t>
+            </w:r>
+          </w:p>
+        </w:tc>
+      </w:tr>
+      <w:tr>
+        <w:tc>
+          <w:tcPr>
+            <w:tcW w:type="dxa" w:w="2551"/>
+            <w:shd w:val="clear" w:color="auto" w:fill="E8F1F5"/>
+          </w:tcPr>
+          <w:p>
+            <w:pPr>
+              <w:jc w:val="left"/>
+            </w:pPr>
+            <w:r/>
+            <w:r>
+              <w:rPr>
+                <w:rFonts w:ascii="Calibri" w:hAnsi="Calibri"/>
+                <w:b w:val="0"/>
+                <w:sz w:val="18"/>
+              </w:rPr>
+              <w:t>19.5.9 Services d'intelligence artificielle</w:t>
+            </w:r>
+          </w:p>
+        </w:tc>
+        <w:tc>
+          <w:tcPr>
+            <w:tcW w:type="dxa" w:w="4535"/>
+            <w:shd w:val="clear" w:color="auto" w:fill="E8F1F5"/>
+          </w:tcPr>
+          <w:p>
+            <w:pPr>
+              <w:jc w:val="left"/>
+            </w:pPr>
+            <w:r/>
+            <w:r>
+              <w:rPr>
+                <w:rFonts w:ascii="Calibri" w:hAnsi="Calibri"/>
+                <w:b w:val="0"/>
+                <w:sz w:val="18"/>
+              </w:rPr>
+              <w:t>Bot APC en RAG, indexation vectorielle des référentiels pédagogiques</w:t>
+            </w:r>
+          </w:p>
+        </w:tc>
+        <w:tc>
+          <w:tcPr>
+            <w:tcW w:type="dxa" w:w="1701"/>
+            <w:shd w:val="clear" w:color="auto" w:fill="E8F1F5"/>
+          </w:tcPr>
+          <w:p>
+            <w:pPr>
+              <w:jc w:val="left"/>
+            </w:pPr>
+            <w:r/>
+            <w:r>
+              <w:rPr>
+                <w:rFonts w:ascii="Calibri" w:hAnsi="Calibri"/>
+                <w:b w:val="0"/>
+                <w:sz w:val="18"/>
+              </w:rPr>
+              <w:t>Bot APC / IA</w:t>
+            </w:r>
+          </w:p>
+        </w:tc>
+      </w:tr>
+      <w:tr>
+        <w:tc>
+          <w:tcPr>
+            <w:tcW w:type="dxa" w:w="2551"/>
+            <w:shd w:val="clear" w:color="auto" w:fill="FFFFFF"/>
+          </w:tcPr>
+          <w:p>
+            <w:pPr>
+              <w:jc w:val="left"/>
+            </w:pPr>
+            <w:r/>
+            <w:r>
+              <w:rPr>
+                <w:rFonts w:ascii="Calibri" w:hAnsi="Calibri"/>
+                <w:b w:val="0"/>
+                <w:sz w:val="18"/>
+              </w:rPr>
+              <w:t>19.5.10 Édition et certification des diplômes</w:t>
+            </w:r>
+          </w:p>
+        </w:tc>
+        <w:tc>
+          <w:tcPr>
+            <w:tcW w:type="dxa" w:w="4535"/>
+            <w:shd w:val="clear" w:color="auto" w:fill="FFFFFF"/>
+          </w:tcPr>
+          <w:p>
+            <w:pPr>
+              <w:jc w:val="left"/>
+            </w:pPr>
+            <w:r/>
+            <w:r>
+              <w:rPr>
+                <w:rFonts w:ascii="Calibri" w:hAnsi="Calibri"/>
+                <w:b w:val="0"/>
+                <w:sz w:val="18"/>
+              </w:rPr>
+              <w:t>Certification numérique par signature électronique qualifiée, génération de QR Code</w:t>
+            </w:r>
+          </w:p>
+        </w:tc>
+        <w:tc>
+          <w:tcPr>
+            <w:tcW w:type="dxa" w:w="1701"/>
+            <w:shd w:val="clear" w:color="auto" w:fill="FFFFFF"/>
+          </w:tcPr>
+          <w:p>
+            <w:pPr>
+              <w:jc w:val="left"/>
+            </w:pPr>
+            <w:r/>
+            <w:r>
+              <w:rPr>
+                <w:rFonts w:ascii="Calibri" w:hAnsi="Calibri"/>
+                <w:b w:val="0"/>
+                <w:sz w:val="18"/>
+              </w:rPr>
+              <w:t>Certification</w:t>
+            </w:r>
+          </w:p>
+        </w:tc>
+      </w:tr>
+      <w:tr>
+        <w:tc>
+          <w:tcPr>
+            <w:tcW w:type="dxa" w:w="2551"/>
+            <w:shd w:val="clear" w:color="auto" w:fill="E8F1F5"/>
+          </w:tcPr>
+          <w:p>
+            <w:pPr>
+              <w:jc w:val="left"/>
+            </w:pPr>
+            <w:r/>
+            <w:r>
+              <w:rPr>
+                <w:rFonts w:ascii="Calibri" w:hAnsi="Calibri"/>
+                <w:b w:val="0"/>
+                <w:sz w:val="18"/>
+              </w:rPr>
+              <w:t>19.5.11 Journalisation et sécurité</w:t>
+            </w:r>
+          </w:p>
+        </w:tc>
+        <w:tc>
+          <w:tcPr>
+            <w:tcW w:type="dxa" w:w="4535"/>
+            <w:shd w:val="clear" w:color="auto" w:fill="E8F1F5"/>
+          </w:tcPr>
+          <w:p>
+            <w:pPr>
+              <w:jc w:val="left"/>
+            </w:pPr>
+            <w:r/>
+            <w:r>
+              <w:rPr>
+                <w:rFonts w:ascii="Calibri" w:hAnsi="Calibri"/>
+                <w:b w:val="0"/>
+                <w:sz w:val="18"/>
+              </w:rPr>
+              <w:t>Journalisation immuable de l'identité, de la date, de l'heure et de la nature de toute action, conservation 12 mois</w:t>
+            </w:r>
+          </w:p>
+        </w:tc>
+        <w:tc>
+          <w:tcPr>
+            <w:tcW w:type="dxa" w:w="1701"/>
+            <w:shd w:val="clear" w:color="auto" w:fill="E8F1F5"/>
+          </w:tcPr>
+          <w:p>
+            <w:pPr>
+              <w:jc w:val="left"/>
+            </w:pPr>
+            <w:r/>
+            <w:r>
+              <w:rPr>
+                <w:rFonts w:ascii="Calibri" w:hAnsi="Calibri"/>
+                <w:b w:val="0"/>
+                <w:sz w:val="18"/>
+              </w:rPr>
+              <w:t>Audit Trail Store (transverse)</w:t>
+            </w:r>
+          </w:p>
+        </w:tc>
+      </w:tr>
+    </w:tbl>
+    <w:p>
+      <w:pPr>
+        <w:spacing w:after="80"/>
+      </w:pPr>
+    </w:p>
+    <w:p>
+      <w:pPr>
+        <w:spacing w:after="120"/>
+        <w:jc w:val="both"/>
+      </w:pPr>
+      <w:r>
+        <w:rPr>
+          <w:rFonts w:ascii="Calibri" w:hAnsi="Calibri"/>
+          <w:sz w:val="22"/>
+        </w:rPr>
+        <w:t>Trois blocs méritent une précision au-delà de la correspondance tabulaire. La gestion des admissions et concours intègre le blocage automatique des convocations explicitement exigé à l'Article 19.1.2 du CPS pour le module Concours : un candidat dont le dossier n'a pas franchi l'étape de présélection ne peut recevoir de convocation, par contrainte applicative et non par seule consigne opérationnelle. L'extranet distingue les trois espaces du CPS par des droits d'écriture strictement différenciés : l'Espace Stagiaire reste en lecture sur les modules, notes, planning et absences, avec demande d'attestation comme seul acte d'écriture possible ; l'Espace Enseignant ajoute la publication de cours et de supports ; l'Espace Administration seul peut publier mémos, circulaires et programmes d'examens. Les stages s'appuient sur une banque d'entreprises gérée comme un référentiel à part, alimentée à la fois par les EFPA et par la DEFR, pour que le suivi de l'insertion professionnelle des lauréats ne dépende pas de la seule saisie d'un seul établissement.</w:t>
+      </w:r>
+    </w:p>
+    <w:p>
+      <w:pPr>
+        <w:pStyle w:val="Heading2"/>
+        <w:jc w:val="left"/>
+      </w:pPr>
+      <w:r>
+        <w:rPr>
+          <w:rFonts w:ascii="Calibri" w:hAnsi="Calibri"/>
+          <w:b/>
+          <w:i w:val="0"/>
+          <w:color w:val="0F4761"/>
+          <w:sz w:val="24"/>
+        </w:rPr>
+        <w:t>3.3. Stratégie ETL et migration des données historiques</w:t>
       </w:r>
     </w:p>
     <w:p>
@@ -2721,7 +4229,7 @@
           <w:color w:val="0F4761"/>
           <w:sz w:val="24"/>
         </w:rPr>
-        <w:t>3.3. Architecture SaaS et Cloud</w:t>
+        <w:t>3.4. Architecture SaaS et Cloud</w:t>
       </w:r>
     </w:p>
     <w:p>
@@ -2778,6 +4286,19 @@
     </w:p>
     <w:p>
       <w:pPr>
+        <w:spacing w:after="120"/>
+        <w:jc w:val="both"/>
+      </w:pPr>
+      <w:r>
+        <w:rPr>
+          <w:rFonts w:ascii="Calibri" w:hAnsi="Calibri"/>
+          <w:sz w:val="22"/>
+        </w:rPr>
+        <w:t>Cette exigence de souveraineté n'est plus une simple préférence depuis le décret n°2-24-921 d'octobre 2024, qui structure la qualification des prestataires Cloud par la DGSSI en deux niveaux. Le SIS Intégré, qui héberge des données de scolarité à caractère personnel sur plus de 30 000 stagiaires, relève du niveau le plus strict : stockage, traitement et administration exclusivement depuis le territoire marocain, sans passerelle de support depuis l'étranger. Le choix du prestataire Cloud sous-traitant qualifié, prévu à l'Article 19.4 du CPS, sera donc arrêté sur la base de cette qualification de niveau 2 et de l'audit annuel obligatoire qui l'accompagne, et non sur la seule disponibilité d'une offre Cloud locale.</w:t>
+      </w:r>
+    </w:p>
+    <w:p>
+      <w:pPr>
         <w:pStyle w:val="Heading2"/>
         <w:jc w:val="left"/>
       </w:pPr>
@@ -2789,7 +4310,7 @@
           <w:color w:val="0F4761"/>
           <w:sz w:val="24"/>
         </w:rPr>
-        <w:t>3.4. Interconnexion et SSO</w:t>
+        <w:t>3.5. Interconnexion et SSO</w:t>
       </w:r>
     </w:p>
     <w:p>
@@ -2820,6 +4341,19 @@
     </w:p>
     <w:p>
       <w:pPr>
+        <w:spacing w:after="120"/>
+        <w:jc w:val="both"/>
+      </w:pPr>
+      <w:r>
+        <w:rPr>
+          <w:rFonts w:ascii="Calibri" w:hAnsi="Calibri"/>
+          <w:sz w:val="22"/>
+        </w:rPr>
+        <w:t>Le risque d'adoption associé à l'authentification unique via l'écosystème Microsoft est limité par un précédent national déjà documenté : le ministère de l'Éducation Nationale a migré son portail Taalim.ma vers Microsoft 365 dès 2013, au bénéfice de 7,5 millions d'utilisateurs, avant d'adopter Microsoft Teams pour les classes virtuelles. Les enseignants des EFPA qui rejoignent le dispositif ne découvrent donc pas un environnement Microsoft inconnu du système éducatif marocain, ce qui réduit le risque d'adoption identifié pour ce module à un risque de configuration technique plutôt qu'à un risque d'acceptation par les utilisateurs.</w:t>
+      </w:r>
+    </w:p>
+    <w:p>
+      <w:pPr>
         <w:pStyle w:val="Heading2"/>
         <w:jc w:val="left"/>
       </w:pPr>
@@ -2831,7 +4365,7 @@
           <w:color w:val="0F4761"/>
           <w:sz w:val="24"/>
         </w:rPr>
-        <w:t>3.5. Approche IA - Bot APC</w:t>
+        <w:t>3.6. Approche IA - Bot APC</w:t>
       </w:r>
     </w:p>
     <w:p>
@@ -2875,6 +4409,19 @@
     </w:p>
     <w:p>
       <w:pPr>
+        <w:spacing w:after="120"/>
+        <w:jc w:val="both"/>
+      </w:pPr>
+      <w:r>
+        <w:rPr>
+          <w:rFonts w:ascii="Calibri" w:hAnsi="Calibri"/>
+          <w:sz w:val="22"/>
+        </w:rPr>
+        <w:t>Le choix d'un agent conversationnel adossé à un référentiel documentaire, plutôt qu'un moteur de recherche classique sur les guides APC, suit une évolution déjà engagée dans la formation professionnelle : les organismes de formation déploient depuis 2025 des agents IA pour traiter la volumétrie des questions administratives et pédagogiques récurrentes, ce qui libère les formateurs et les agents EFPA pour l'accompagnement des cas qui demandent un jugement humain. Le Bot APC reprend cette logique pour les questions sur l'Approche Par Compétences : il absorbe les questions répétitives sur un référentiel ou un module, et laisse aux équipes pédagogiques les questions d'interprétation qui ne se résument pas à une recherche documentaire.</w:t>
+      </w:r>
+    </w:p>
+    <w:p>
+      <w:pPr>
         <w:pStyle w:val="Heading2"/>
         <w:jc w:val="left"/>
       </w:pPr>
@@ -2886,7 +4433,7 @@
           <w:color w:val="0F4761"/>
           <w:sz w:val="24"/>
         </w:rPr>
-        <w:t>3.6. Exploitation, sécurisation et performance des données</w:t>
+        <w:t>3.7. Exploitation, sécurisation et performance des données</w:t>
       </w:r>
     </w:p>
     <w:p>
@@ -2986,7 +4533,7 @@
         <w:drawing>
           <wp:inline xmlns:a="http://schemas.openxmlformats.org/drawingml/2006/main" xmlns:pic="http://schemas.openxmlformats.org/drawingml/2006/picture">
             <wp:extent cx="5220000" cy="1551086"/>
-            <wp:docPr id="1" name="Picture 1"/>
+            <wp:docPr id="3" name="Picture 3"/>
             <wp:cNvGraphicFramePr>
               <a:graphicFrameLocks noChangeAspect="1"/>
             </wp:cNvGraphicFramePr>
@@ -2998,7 +4545,7 @@
                     <pic:cNvPicPr/>
                   </pic:nvPicPr>
                   <pic:blipFill>
-                    <a:blip r:embed="rId10"/>
+                    <a:blip r:embed="rId12"/>
                     <a:stretch>
                       <a:fillRect/>
                     </a:stretch>
@@ -3028,13 +4575,26 @@
           <w:color w:val="404040"/>
           <w:sz w:val="18"/>
         </w:rPr>
-        <w:t>Figure 1. Architecture globale de la plateforme SIS Intégré</w:t>
+        <w:t>Figure 3. Architecture globale de la plateforme SIS Intégré</w:t>
       </w:r>
     </w:p>
     <w:p>
       <w:pPr>
         <w:spacing w:after="120"/>
       </w:pPr>
+    </w:p>
+    <w:p>
+      <w:pPr>
+        <w:spacing w:after="120"/>
+        <w:jc w:val="both"/>
+      </w:pPr>
+      <w:r>
+        <w:rPr>
+          <w:rFonts w:ascii="Calibri" w:hAnsi="Calibri"/>
+          <w:sz w:val="22"/>
+        </w:rPr>
+        <w:t>Deux alternatives ont été écartées avant de retenir ce découpage. Exposer directement les neuf services aux trois espaces extranet, sans passerelle unique, aurait obligé chaque service à revalider lui-même les jetons Entra ID et à journaliser l'audit selon sa propre logique, ce qui aurait rendu impossible la garantie d'un format d'audit homogène exigée à l'Article 19.3.5 du CPS. Scinder davantage le Parcours Apprenant en services distincts pour les admissions, la scolarité et la diplomation, par symétrie stricte avec les blocs fonctionnels du CPS, aurait introduit des transactions distribuées sur le même dossier apprenant à chaque changement de filière ou réinscription : la cohérence transactionnelle sur une entité pivot unique a été jugée plus importante que la symétrie formelle avec la numérotation de l'Article 19.5.</w:t>
+      </w:r>
     </w:p>
     <w:p>
       <w:pPr>
@@ -3049,7 +4609,2177 @@
           <w:color w:val="0F4761"/>
           <w:sz w:val="24"/>
         </w:rPr>
-        <w:t>4.2. Périmètre fonctionnel - Cas d'utilisation</w:t>
+        <w:t>4.2. Comparaison et justification des choix technologiques</w:t>
+      </w:r>
+    </w:p>
+    <w:p>
+      <w:pPr>
+        <w:spacing w:after="120"/>
+        <w:jc w:val="both"/>
+      </w:pPr>
+      <w:r>
+        <w:rPr>
+          <w:rFonts w:ascii="Calibri" w:hAnsi="Calibri"/>
+          <w:sz w:val="22"/>
+        </w:rPr>
+        <w:t>Le schéma d'architecture globale ci-dessus nomme des technologies précises sur chaque composant. Cette sous-section défend, pour les quatre décisions les plus structurantes, le raisonnement technique qui a écarté chaque alternative sérieusement examinée, et pas seulement le choix retenu présenté comme une évidence.</w:t>
+      </w:r>
+    </w:p>
+    <w:p>
+      <w:pPr>
+        <w:pStyle w:val="Heading3"/>
+        <w:jc w:val="left"/>
+      </w:pPr>
+      <w:r>
+        <w:rPr>
+          <w:rFonts w:ascii="Calibri" w:hAnsi="Calibri"/>
+          <w:b w:val="0"/>
+          <w:i/>
+          <w:color w:val="0F4761"/>
+          <w:sz w:val="22"/>
+        </w:rPr>
+        <w:t>4.2.1. Runtime et framework applicatif</w:t>
+      </w:r>
+    </w:p>
+    <w:p>
+      <w:pPr>
+        <w:spacing w:after="120"/>
+        <w:jc w:val="both"/>
+      </w:pPr>
+      <w:r>
+        <w:rPr>
+          <w:rFonts w:ascii="Calibri" w:hAnsi="Calibri"/>
+          <w:sz w:val="22"/>
+        </w:rPr>
+        <w:t>La vraie question n'est pas de savoir si .NET ou Spring Boot sont des technologies capables de porter ce projet : elles le sont, et le seraient sans doute aussi bien que Node.js sur le plan de la robustesse pure. La question est de savoir si l'écart de capacité théorique justifie le coût réel d'introduire un cinquième langage dans une équipe de quatre experts, sur un délai de sept mois, alors que le CPS impose déjà Node.js comme runtime de référence à l'Article 19.3.2. Dévier de cette prescription suppose, aux termes du CPS lui-même, une justification de robustesse institutionnelle : c'est un chemin ouvert, mais risqué, puisque le Critère A de notation récompense explicitement la conformité aux termes de référence. Spring Boot illustre bien ce dilemme. Son injection de dépendances et son écosystème d'observabilité sont matures, mais la JVM impose un cycle de compilation et un réglage du ramasse-miettes qui ralentissent les itérations de deux semaines prévues à la section 3.1, et son équivalent à LangChain.js pour l'orchestration RAG, Spring AI, reste un projet jeune par rapport au livrable nommé à l'Article 21.2 du CPS. .NET pose un problème différent : ses SDK Microsoft pour Entra ID et Graph sont natifs et excellents, mais Node.js dispose des mêmes SDK officiels (MSAL Node, Microsoft Graph SDK for JavaScript) sans qu'il soit nécessaire de changer de runtime pour les obtenir, ce qui retire le seul argument qui aurait pu justifier .NET. Quant à FastAPI, c'est le choix le plus défendable sur le papier pour la seule couche IA, et c'est précisément pourquoi il est conservé, mais comme moteur de service du modèle (voir plus loin), jamais comme stack applicative : l'adopter pour le reste du système aurait dupliqué l'intégration SSO dans un second langage sans SDK Microsoft de même maturité, pour un gain nul sur le reste du périmètre fonctionnel. NestJS, enfin, n'est pas qu'une commodité : sa structure modulaire est la seule des quatre options qui traduit directement, sans adaptation, l'exigence de blocs fonctionnels indépendants de l'Article 19.3.1.</w:t>
+      </w:r>
+    </w:p>
+    <w:p>
+      <w:pPr>
+        <w:jc w:val="center"/>
+      </w:pPr>
+      <w:r>
+        <w:rPr>
+          <w:rFonts w:ascii="Calibri" w:hAnsi="Calibri"/>
+          <w:i/>
+          <w:color w:val="404040"/>
+          <w:sz w:val="18"/>
+        </w:rPr>
+        <w:t>Tableau 3. Comparaison des runtimes et frameworks backend envisagés</w:t>
+      </w:r>
+    </w:p>
+    <w:tbl>
+      <w:tblPr>
+        <w:tblStyle w:val="TableGrid"/>
+        <w:tblLook w:firstColumn="1" w:firstRow="1" w:lastColumn="0" w:lastRow="0" w:noHBand="0" w:noVBand="1" w:val="04A0"/>
+        <w:tblW w:w="9072" w:type="dxa"/>
+        <w:jc w:val="center"/>
+      </w:tblPr>
+      <w:tblGrid>
+        <w:gridCol w:w="1881"/>
+        <w:gridCol w:w="1881"/>
+        <w:gridCol w:w="1881"/>
+        <w:gridCol w:w="1881"/>
+        <w:gridCol w:w="1881"/>
+      </w:tblGrid>
+      <w:tr>
+        <w:tc>
+          <w:tcPr>
+            <w:tcW w:type="dxa" w:w="2381"/>
+            <w:shd w:val="clear" w:color="auto" w:fill="15607F"/>
+          </w:tcPr>
+          <w:p>
+            <w:pPr>
+              <w:jc w:val="left"/>
+            </w:pPr>
+            <w:r/>
+            <w:r>
+              <w:rPr>
+                <w:rFonts w:ascii="Calibri" w:hAnsi="Calibri"/>
+                <w:b/>
+                <w:color w:val="FFFFFF"/>
+                <w:sz w:val="18"/>
+              </w:rPr>
+              <w:t>Critère</w:t>
+            </w:r>
+          </w:p>
+        </w:tc>
+        <w:tc>
+          <w:tcPr>
+            <w:tcW w:type="dxa" w:w="1701"/>
+            <w:shd w:val="clear" w:color="auto" w:fill="15607F"/>
+          </w:tcPr>
+          <w:p>
+            <w:pPr>
+              <w:jc w:val="left"/>
+            </w:pPr>
+            <w:r/>
+            <w:r>
+              <w:rPr>
+                <w:rFonts w:ascii="Calibri" w:hAnsi="Calibri"/>
+                <w:b/>
+                <w:color w:val="FFFFFF"/>
+                <w:sz w:val="18"/>
+              </w:rPr>
+              <w:t>Node.js + NestJS (retenu)</w:t>
+            </w:r>
+          </w:p>
+        </w:tc>
+        <w:tc>
+          <w:tcPr>
+            <w:tcW w:type="dxa" w:w="1701"/>
+            <w:shd w:val="clear" w:color="auto" w:fill="15607F"/>
+          </w:tcPr>
+          <w:p>
+            <w:pPr>
+              <w:jc w:val="left"/>
+            </w:pPr>
+            <w:r/>
+            <w:r>
+              <w:rPr>
+                <w:rFonts w:ascii="Calibri" w:hAnsi="Calibri"/>
+                <w:b/>
+                <w:color w:val="FFFFFF"/>
+                <w:sz w:val="18"/>
+              </w:rPr>
+              <w:t>.NET / ASP.NET Core</w:t>
+            </w:r>
+          </w:p>
+        </w:tc>
+        <w:tc>
+          <w:tcPr>
+            <w:tcW w:type="dxa" w:w="1701"/>
+            <w:shd w:val="clear" w:color="auto" w:fill="15607F"/>
+          </w:tcPr>
+          <w:p>
+            <w:pPr>
+              <w:jc w:val="left"/>
+            </w:pPr>
+            <w:r/>
+            <w:r>
+              <w:rPr>
+                <w:rFonts w:ascii="Calibri" w:hAnsi="Calibri"/>
+                <w:b/>
+                <w:color w:val="FFFFFF"/>
+                <w:sz w:val="18"/>
+              </w:rPr>
+              <w:t>Spring Boot (Java)</w:t>
+            </w:r>
+          </w:p>
+        </w:tc>
+        <w:tc>
+          <w:tcPr>
+            <w:tcW w:type="dxa" w:w="1701"/>
+            <w:shd w:val="clear" w:color="auto" w:fill="15607F"/>
+          </w:tcPr>
+          <w:p>
+            <w:pPr>
+              <w:jc w:val="left"/>
+            </w:pPr>
+            <w:r/>
+            <w:r>
+              <w:rPr>
+                <w:rFonts w:ascii="Calibri" w:hAnsi="Calibri"/>
+                <w:b/>
+                <w:color w:val="FFFFFF"/>
+                <w:sz w:val="18"/>
+              </w:rPr>
+              <w:t>FastAPI (Python)</w:t>
+            </w:r>
+          </w:p>
+        </w:tc>
+      </w:tr>
+      <w:tr>
+        <w:tc>
+          <w:tcPr>
+            <w:tcW w:type="dxa" w:w="2381"/>
+            <w:shd w:val="clear" w:color="auto" w:fill="E8F1F5"/>
+          </w:tcPr>
+          <w:p>
+            <w:pPr>
+              <w:jc w:val="left"/>
+            </w:pPr>
+            <w:r/>
+            <w:r>
+              <w:rPr>
+                <w:rFonts w:ascii="Calibri" w:hAnsi="Calibri"/>
+                <w:b w:val="0"/>
+                <w:sz w:val="18"/>
+              </w:rPr>
+              <w:t>Conformité Art.19.3.2 CPS</w:t>
+            </w:r>
+          </w:p>
+        </w:tc>
+        <w:tc>
+          <w:tcPr>
+            <w:tcW w:type="dxa" w:w="1701"/>
+            <w:shd w:val="clear" w:color="auto" w:fill="E8F1F5"/>
+          </w:tcPr>
+          <w:p>
+            <w:pPr>
+              <w:jc w:val="left"/>
+            </w:pPr>
+            <w:r/>
+            <w:r>
+              <w:rPr>
+                <w:rFonts w:ascii="Calibri" w:hAnsi="Calibri"/>
+                <w:b w:val="0"/>
+                <w:sz w:val="18"/>
+              </w:rPr>
+              <w:t>Imposé explicitement</w:t>
+            </w:r>
+          </w:p>
+        </w:tc>
+        <w:tc>
+          <w:tcPr>
+            <w:tcW w:type="dxa" w:w="1701"/>
+            <w:shd w:val="clear" w:color="auto" w:fill="E8F1F5"/>
+          </w:tcPr>
+          <w:p>
+            <w:pPr>
+              <w:jc w:val="left"/>
+            </w:pPr>
+            <w:r/>
+            <w:r>
+              <w:rPr>
+                <w:rFonts w:ascii="Calibri" w:hAnsi="Calibri"/>
+                <w:b w:val="0"/>
+                <w:sz w:val="18"/>
+              </w:rPr>
+              <w:t>Équivalent à justifier</w:t>
+            </w:r>
+          </w:p>
+        </w:tc>
+        <w:tc>
+          <w:tcPr>
+            <w:tcW w:type="dxa" w:w="1701"/>
+            <w:shd w:val="clear" w:color="auto" w:fill="E8F1F5"/>
+          </w:tcPr>
+          <w:p>
+            <w:pPr>
+              <w:jc w:val="left"/>
+            </w:pPr>
+            <w:r/>
+            <w:r>
+              <w:rPr>
+                <w:rFonts w:ascii="Calibri" w:hAnsi="Calibri"/>
+                <w:b w:val="0"/>
+                <w:sz w:val="18"/>
+              </w:rPr>
+              <w:t>Équivalent à justifier</w:t>
+            </w:r>
+          </w:p>
+        </w:tc>
+        <w:tc>
+          <w:tcPr>
+            <w:tcW w:type="dxa" w:w="1701"/>
+            <w:shd w:val="clear" w:color="auto" w:fill="E8F1F5"/>
+          </w:tcPr>
+          <w:p>
+            <w:pPr>
+              <w:jc w:val="left"/>
+            </w:pPr>
+            <w:r/>
+            <w:r>
+              <w:rPr>
+                <w:rFonts w:ascii="Calibri" w:hAnsi="Calibri"/>
+                <w:b w:val="0"/>
+                <w:sz w:val="18"/>
+              </w:rPr>
+              <w:t>Équivalent à justifier</w:t>
+            </w:r>
+          </w:p>
+        </w:tc>
+      </w:tr>
+      <w:tr>
+        <w:tc>
+          <w:tcPr>
+            <w:tcW w:type="dxa" w:w="2381"/>
+            <w:shd w:val="clear" w:color="auto" w:fill="FFFFFF"/>
+          </w:tcPr>
+          <w:p>
+            <w:pPr>
+              <w:jc w:val="left"/>
+            </w:pPr>
+            <w:r/>
+            <w:r>
+              <w:rPr>
+                <w:rFonts w:ascii="Calibri" w:hAnsi="Calibri"/>
+                <w:b w:val="0"/>
+                <w:sz w:val="18"/>
+              </w:rPr>
+              <w:t>Livrable LangChain.js (Art.21.2 CPS)</w:t>
+            </w:r>
+          </w:p>
+        </w:tc>
+        <w:tc>
+          <w:tcPr>
+            <w:tcW w:type="dxa" w:w="1701"/>
+            <w:shd w:val="clear" w:color="auto" w:fill="FFFFFF"/>
+          </w:tcPr>
+          <w:p>
+            <w:pPr>
+              <w:jc w:val="left"/>
+            </w:pPr>
+            <w:r/>
+            <w:r>
+              <w:rPr>
+                <w:rFonts w:ascii="Calibri" w:hAnsi="Calibri"/>
+                <w:b w:val="0"/>
+                <w:sz w:val="18"/>
+              </w:rPr>
+              <w:t>Langage natif du livrable nommé</w:t>
+            </w:r>
+          </w:p>
+        </w:tc>
+        <w:tc>
+          <w:tcPr>
+            <w:tcW w:type="dxa" w:w="1701"/>
+            <w:shd w:val="clear" w:color="auto" w:fill="FFFFFF"/>
+          </w:tcPr>
+          <w:p>
+            <w:pPr>
+              <w:jc w:val="left"/>
+            </w:pPr>
+            <w:r/>
+            <w:r>
+              <w:rPr>
+                <w:rFonts w:ascii="Calibri" w:hAnsi="Calibri"/>
+                <w:b w:val="0"/>
+                <w:sz w:val="18"/>
+              </w:rPr>
+              <w:t>Pont inter-langage nécessaire</w:t>
+            </w:r>
+          </w:p>
+        </w:tc>
+        <w:tc>
+          <w:tcPr>
+            <w:tcW w:type="dxa" w:w="1701"/>
+            <w:shd w:val="clear" w:color="auto" w:fill="FFFFFF"/>
+          </w:tcPr>
+          <w:p>
+            <w:pPr>
+              <w:jc w:val="left"/>
+            </w:pPr>
+            <w:r/>
+            <w:r>
+              <w:rPr>
+                <w:rFonts w:ascii="Calibri" w:hAnsi="Calibri"/>
+                <w:b w:val="0"/>
+                <w:sz w:val="18"/>
+              </w:rPr>
+              <w:t>Pont inter-langage nécessaire</w:t>
+            </w:r>
+          </w:p>
+        </w:tc>
+        <w:tc>
+          <w:tcPr>
+            <w:tcW w:type="dxa" w:w="1701"/>
+            <w:shd w:val="clear" w:color="auto" w:fill="FFFFFF"/>
+          </w:tcPr>
+          <w:p>
+            <w:pPr>
+              <w:jc w:val="left"/>
+            </w:pPr>
+            <w:r/>
+            <w:r>
+              <w:rPr>
+                <w:rFonts w:ascii="Calibri" w:hAnsi="Calibri"/>
+                <w:b w:val="0"/>
+                <w:sz w:val="18"/>
+              </w:rPr>
+              <w:t>Langage de LangChain, mais pas du livrable nommé</w:t>
+            </w:r>
+          </w:p>
+        </w:tc>
+      </w:tr>
+      <w:tr>
+        <w:tc>
+          <w:tcPr>
+            <w:tcW w:type="dxa" w:w="2381"/>
+            <w:shd w:val="clear" w:color="auto" w:fill="E8F1F5"/>
+          </w:tcPr>
+          <w:p>
+            <w:pPr>
+              <w:jc w:val="left"/>
+            </w:pPr>
+            <w:r/>
+            <w:r>
+              <w:rPr>
+                <w:rFonts w:ascii="Calibri" w:hAnsi="Calibri"/>
+                <w:b w:val="0"/>
+                <w:sz w:val="18"/>
+              </w:rPr>
+              <w:t>Modularité par blocs indépendants (Art.19.3.1)</w:t>
+            </w:r>
+          </w:p>
+        </w:tc>
+        <w:tc>
+          <w:tcPr>
+            <w:tcW w:type="dxa" w:w="1701"/>
+            <w:shd w:val="clear" w:color="auto" w:fill="E8F1F5"/>
+          </w:tcPr>
+          <w:p>
+            <w:pPr>
+              <w:jc w:val="left"/>
+            </w:pPr>
+            <w:r/>
+            <w:r>
+              <w:rPr>
+                <w:rFonts w:ascii="Calibri" w:hAnsi="Calibri"/>
+                <w:b w:val="0"/>
+                <w:sz w:val="18"/>
+              </w:rPr>
+              <w:t>Native (modules + injection de dépendances)</w:t>
+            </w:r>
+          </w:p>
+        </w:tc>
+        <w:tc>
+          <w:tcPr>
+            <w:tcW w:type="dxa" w:w="1701"/>
+            <w:shd w:val="clear" w:color="auto" w:fill="E8F1F5"/>
+          </w:tcPr>
+          <w:p>
+            <w:pPr>
+              <w:jc w:val="left"/>
+            </w:pPr>
+            <w:r/>
+            <w:r>
+              <w:rPr>
+                <w:rFonts w:ascii="Calibri" w:hAnsi="Calibri"/>
+                <w:b w:val="0"/>
+                <w:sz w:val="18"/>
+              </w:rPr>
+              <w:t>Possible, plus de code répétitif</w:t>
+            </w:r>
+          </w:p>
+        </w:tc>
+        <w:tc>
+          <w:tcPr>
+            <w:tcW w:type="dxa" w:w="1701"/>
+            <w:shd w:val="clear" w:color="auto" w:fill="E8F1F5"/>
+          </w:tcPr>
+          <w:p>
+            <w:pPr>
+              <w:jc w:val="left"/>
+            </w:pPr>
+            <w:r/>
+            <w:r>
+              <w:rPr>
+                <w:rFonts w:ascii="Calibri" w:hAnsi="Calibri"/>
+                <w:b w:val="0"/>
+                <w:sz w:val="18"/>
+              </w:rPr>
+              <w:t>Native, mais JVM plus lourde à opérer</w:t>
+            </w:r>
+          </w:p>
+        </w:tc>
+        <w:tc>
+          <w:tcPr>
+            <w:tcW w:type="dxa" w:w="1701"/>
+            <w:shd w:val="clear" w:color="auto" w:fill="E8F1F5"/>
+          </w:tcPr>
+          <w:p>
+            <w:pPr>
+              <w:jc w:val="left"/>
+            </w:pPr>
+            <w:r/>
+            <w:r>
+              <w:rPr>
+                <w:rFonts w:ascii="Calibri" w:hAnsi="Calibri"/>
+                <w:b w:val="0"/>
+                <w:sz w:val="18"/>
+              </w:rPr>
+              <w:t>Modularité laissée à la charge du développeur</w:t>
+            </w:r>
+          </w:p>
+        </w:tc>
+      </w:tr>
+      <w:tr>
+        <w:tc>
+          <w:tcPr>
+            <w:tcW w:type="dxa" w:w="2381"/>
+            <w:shd w:val="clear" w:color="auto" w:fill="FFFFFF"/>
+          </w:tcPr>
+          <w:p>
+            <w:pPr>
+              <w:jc w:val="left"/>
+            </w:pPr>
+            <w:r/>
+            <w:r>
+              <w:rPr>
+                <w:rFonts w:ascii="Calibri" w:hAnsi="Calibri"/>
+                <w:b w:val="0"/>
+                <w:sz w:val="18"/>
+              </w:rPr>
+              <w:t>Compatible avec l'équipe de 4 experts mandatée</w:t>
+            </w:r>
+          </w:p>
+        </w:tc>
+        <w:tc>
+          <w:tcPr>
+            <w:tcW w:type="dxa" w:w="1701"/>
+            <w:shd w:val="clear" w:color="auto" w:fill="FFFFFF"/>
+          </w:tcPr>
+          <w:p>
+            <w:pPr>
+              <w:jc w:val="left"/>
+            </w:pPr>
+            <w:r/>
+            <w:r>
+              <w:rPr>
+                <w:rFonts w:ascii="Calibri" w:hAnsi="Calibri"/>
+                <w:b w:val="0"/>
+                <w:sz w:val="18"/>
+              </w:rPr>
+              <w:t>Oui, aucun profil supplémentaire requis</w:t>
+            </w:r>
+          </w:p>
+        </w:tc>
+        <w:tc>
+          <w:tcPr>
+            <w:tcW w:type="dxa" w:w="1701"/>
+            <w:shd w:val="clear" w:color="auto" w:fill="FFFFFF"/>
+          </w:tcPr>
+          <w:p>
+            <w:pPr>
+              <w:jc w:val="left"/>
+            </w:pPr>
+            <w:r/>
+            <w:r>
+              <w:rPr>
+                <w:rFonts w:ascii="Calibri" w:hAnsi="Calibri"/>
+                <w:b w:val="0"/>
+                <w:sz w:val="18"/>
+              </w:rPr>
+              <w:t>Nécessiterait une expertise .NET dédiée absente de l'équipe</w:t>
+            </w:r>
+          </w:p>
+        </w:tc>
+        <w:tc>
+          <w:tcPr>
+            <w:tcW w:type="dxa" w:w="1701"/>
+            <w:shd w:val="clear" w:color="auto" w:fill="FFFFFF"/>
+          </w:tcPr>
+          <w:p>
+            <w:pPr>
+              <w:jc w:val="left"/>
+            </w:pPr>
+            <w:r/>
+            <w:r>
+              <w:rPr>
+                <w:rFonts w:ascii="Calibri" w:hAnsi="Calibri"/>
+                <w:b w:val="0"/>
+                <w:sz w:val="18"/>
+              </w:rPr>
+              <w:t>Nécessiterait une expertise JVM dédiée absente de l'équipe</w:t>
+            </w:r>
+          </w:p>
+        </w:tc>
+        <w:tc>
+          <w:tcPr>
+            <w:tcW w:type="dxa" w:w="1701"/>
+            <w:shd w:val="clear" w:color="auto" w:fill="FFFFFF"/>
+          </w:tcPr>
+          <w:p>
+            <w:pPr>
+              <w:jc w:val="left"/>
+            </w:pPr>
+            <w:r/>
+            <w:r>
+              <w:rPr>
+                <w:rFonts w:ascii="Calibri" w:hAnsi="Calibri"/>
+                <w:b w:val="0"/>
+                <w:sz w:val="18"/>
+              </w:rPr>
+              <w:t>Aucun profil Python dans l'équipe mandatée par le RC</w:t>
+            </w:r>
+          </w:p>
+        </w:tc>
+      </w:tr>
+      <w:tr>
+        <w:tc>
+          <w:tcPr>
+            <w:tcW w:type="dxa" w:w="2381"/>
+            <w:shd w:val="clear" w:color="auto" w:fill="E8F1F5"/>
+          </w:tcPr>
+          <w:p>
+            <w:pPr>
+              <w:jc w:val="left"/>
+            </w:pPr>
+            <w:r/>
+            <w:r>
+              <w:rPr>
+                <w:rFonts w:ascii="Calibri" w:hAnsi="Calibri"/>
+                <w:b w:val="0"/>
+                <w:sz w:val="18"/>
+              </w:rPr>
+              <w:t>Verdict</w:t>
+            </w:r>
+          </w:p>
+        </w:tc>
+        <w:tc>
+          <w:tcPr>
+            <w:tcW w:type="dxa" w:w="1701"/>
+            <w:shd w:val="clear" w:color="auto" w:fill="E8F1F5"/>
+          </w:tcPr>
+          <w:p>
+            <w:pPr>
+              <w:jc w:val="left"/>
+            </w:pPr>
+            <w:r/>
+            <w:r>
+              <w:rPr>
+                <w:rFonts w:ascii="Calibri" w:hAnsi="Calibri"/>
+                <w:b w:val="0"/>
+                <w:sz w:val="18"/>
+              </w:rPr>
+              <w:t>Retenu</w:t>
+            </w:r>
+          </w:p>
+        </w:tc>
+        <w:tc>
+          <w:tcPr>
+            <w:tcW w:type="dxa" w:w="1701"/>
+            <w:shd w:val="clear" w:color="auto" w:fill="E8F1F5"/>
+          </w:tcPr>
+          <w:p>
+            <w:pPr>
+              <w:jc w:val="left"/>
+            </w:pPr>
+            <w:r/>
+            <w:r>
+              <w:rPr>
+                <w:rFonts w:ascii="Calibri" w:hAnsi="Calibri"/>
+                <w:b w:val="0"/>
+                <w:sz w:val="18"/>
+              </w:rPr>
+              <w:t>Écarté : aucun gain, risque d'équipe</w:t>
+            </w:r>
+          </w:p>
+        </w:tc>
+        <w:tc>
+          <w:tcPr>
+            <w:tcW w:type="dxa" w:w="1701"/>
+            <w:shd w:val="clear" w:color="auto" w:fill="E8F1F5"/>
+          </w:tcPr>
+          <w:p>
+            <w:pPr>
+              <w:jc w:val="left"/>
+            </w:pPr>
+            <w:r/>
+            <w:r>
+              <w:rPr>
+                <w:rFonts w:ascii="Calibri" w:hAnsi="Calibri"/>
+                <w:b w:val="0"/>
+                <w:sz w:val="18"/>
+              </w:rPr>
+              <w:t>Écarté : délai de 7 mois incompatible avec la courbe d'apprentissage</w:t>
+            </w:r>
+          </w:p>
+        </w:tc>
+        <w:tc>
+          <w:tcPr>
+            <w:tcW w:type="dxa" w:w="1701"/>
+            <w:shd w:val="clear" w:color="auto" w:fill="E8F1F5"/>
+          </w:tcPr>
+          <w:p>
+            <w:pPr>
+              <w:jc w:val="left"/>
+            </w:pPr>
+            <w:r/>
+            <w:r>
+              <w:rPr>
+                <w:rFonts w:ascii="Calibri" w:hAnsi="Calibri"/>
+                <w:b w:val="0"/>
+                <w:sz w:val="18"/>
+              </w:rPr>
+              <w:t>Écarté comme stack applicative ; conservé uniquement pour le moteur d'inférence</w:t>
+            </w:r>
+          </w:p>
+        </w:tc>
+      </w:tr>
+    </w:tbl>
+    <w:p>
+      <w:pPr>
+        <w:spacing w:after="80"/>
+      </w:pPr>
+    </w:p>
+    <w:p>
+      <w:pPr>
+        <w:pStyle w:val="Heading3"/>
+        <w:jc w:val="left"/>
+      </w:pPr>
+      <w:r>
+        <w:rPr>
+          <w:rFonts w:ascii="Calibri" w:hAnsi="Calibri"/>
+          <w:b w:val="0"/>
+          <w:i/>
+          <w:color w:val="0F4761"/>
+          <w:sz w:val="22"/>
+        </w:rPr>
+        <w:t>4.2.2. Système de gestion de base de données</w:t>
+      </w:r>
+    </w:p>
+    <w:p>
+      <w:pPr>
+        <w:spacing w:after="120"/>
+        <w:jc w:val="both"/>
+      </w:pPr>
+      <w:r>
+        <w:rPr>
+          <w:rFonts w:ascii="Calibri" w:hAnsi="Calibri"/>
+          <w:sz w:val="22"/>
+        </w:rPr>
+        <w:t>Entre PostgreSQL et MySQL, l'écart de performance transactionnelle pure est marginal pour ce projet : les deux moteurs sont matures et tiendraient la charge des 58 EFPA sans difficulté. Ce qui tranche est ailleurs. pgvector fait de PostgreSQL la seule option où les embeddings du Bot APC et les données académiques structurées (candidatures, notes, diplômes) vivent dans la même instance, sous le même périmètre d'audit CNDP, plutôt que dans deux systèmes qu'il faudrait synchroniser et auditer séparément. C'est un point concret : un vector store dédié comme Pinecone ou Weaviate impose un job de synchronisation entre la base de vérité (PostgreSQL) et l'index vectoriel, avec une fenêtre où les deux peuvent diverger, exactement le genre de double source de vérité qui produit des incidents difficiles à diagnostiquer sur un système en production. MongoDB pose un problème plus fondamental que la performance : son modèle de cohérence éventuelle et l'absence de garanties ACID transversales contredisent directement l'Article 19.3.2 du CPS, qui exige l'intégrité transactionnelle pour des données comme une délibération de concours ou une note d'examen, où une écriture partiellement appliquée n'est pas une dégradation acceptable mais une erreur administrative. Le dernier argument, souvent sous-estimé, est la sécurité au niveau ligne : PostgreSQL l'implémente nativement, ce qui permet d'isoler les données d'un EFPA des 57 autres par une politique déclarative vérifiable, alors que MySQL ou MongoDB obligeraient à reconstruire cette isolation dans le code applicatif, où une erreur de développeur devient une fuite de données entre établissements plutôt qu'une erreur de configuration détectable en revue.</w:t>
+      </w:r>
+    </w:p>
+    <w:p>
+      <w:pPr>
+        <w:jc w:val="center"/>
+      </w:pPr>
+      <w:r>
+        <w:rPr>
+          <w:rFonts w:ascii="Calibri" w:hAnsi="Calibri"/>
+          <w:i/>
+          <w:color w:val="404040"/>
+          <w:sz w:val="18"/>
+        </w:rPr>
+        <w:t>Tableau 4. Comparaison des systèmes de gestion de données envisagés</w:t>
+      </w:r>
+    </w:p>
+    <w:tbl>
+      <w:tblPr>
+        <w:tblStyle w:val="TableGrid"/>
+        <w:tblLook w:firstColumn="1" w:firstRow="1" w:lastColumn="0" w:lastRow="0" w:noHBand="0" w:noVBand="1" w:val="04A0"/>
+        <w:tblW w:w="9072" w:type="dxa"/>
+        <w:jc w:val="center"/>
+      </w:tblPr>
+      <w:tblGrid>
+        <w:gridCol w:w="1881"/>
+        <w:gridCol w:w="1881"/>
+        <w:gridCol w:w="1881"/>
+        <w:gridCol w:w="1881"/>
+        <w:gridCol w:w="1881"/>
+      </w:tblGrid>
+      <w:tr>
+        <w:tc>
+          <w:tcPr>
+            <w:tcW w:type="dxa" w:w="2381"/>
+            <w:shd w:val="clear" w:color="auto" w:fill="15607F"/>
+          </w:tcPr>
+          <w:p>
+            <w:pPr>
+              <w:jc w:val="left"/>
+            </w:pPr>
+            <w:r/>
+            <w:r>
+              <w:rPr>
+                <w:rFonts w:ascii="Calibri" w:hAnsi="Calibri"/>
+                <w:b/>
+                <w:color w:val="FFFFFF"/>
+                <w:sz w:val="18"/>
+              </w:rPr>
+              <w:t>Critère</w:t>
+            </w:r>
+          </w:p>
+        </w:tc>
+        <w:tc>
+          <w:tcPr>
+            <w:tcW w:type="dxa" w:w="1814"/>
+            <w:shd w:val="clear" w:color="auto" w:fill="15607F"/>
+          </w:tcPr>
+          <w:p>
+            <w:pPr>
+              <w:jc w:val="left"/>
+            </w:pPr>
+            <w:r/>
+            <w:r>
+              <w:rPr>
+                <w:rFonts w:ascii="Calibri" w:hAnsi="Calibri"/>
+                <w:b/>
+                <w:color w:val="FFFFFF"/>
+                <w:sz w:val="18"/>
+              </w:rPr>
+              <w:t>PostgreSQL + pgvector (retenu)</w:t>
+            </w:r>
+          </w:p>
+        </w:tc>
+        <w:tc>
+          <w:tcPr>
+            <w:tcW w:type="dxa" w:w="1701"/>
+            <w:shd w:val="clear" w:color="auto" w:fill="15607F"/>
+          </w:tcPr>
+          <w:p>
+            <w:pPr>
+              <w:jc w:val="left"/>
+            </w:pPr>
+            <w:r/>
+            <w:r>
+              <w:rPr>
+                <w:rFonts w:ascii="Calibri" w:hAnsi="Calibri"/>
+                <w:b/>
+                <w:color w:val="FFFFFF"/>
+                <w:sz w:val="18"/>
+              </w:rPr>
+              <w:t>MySQL / MariaDB</w:t>
+            </w:r>
+          </w:p>
+        </w:tc>
+        <w:tc>
+          <w:tcPr>
+            <w:tcW w:type="dxa" w:w="1587"/>
+            <w:shd w:val="clear" w:color="auto" w:fill="15607F"/>
+          </w:tcPr>
+          <w:p>
+            <w:pPr>
+              <w:jc w:val="left"/>
+            </w:pPr>
+            <w:r/>
+            <w:r>
+              <w:rPr>
+                <w:rFonts w:ascii="Calibri" w:hAnsi="Calibri"/>
+                <w:b/>
+                <w:color w:val="FFFFFF"/>
+                <w:sz w:val="18"/>
+              </w:rPr>
+              <w:t>MongoDB</w:t>
+            </w:r>
+          </w:p>
+        </w:tc>
+        <w:tc>
+          <w:tcPr>
+            <w:tcW w:type="dxa" w:w="1701"/>
+            <w:shd w:val="clear" w:color="auto" w:fill="15607F"/>
+          </w:tcPr>
+          <w:p>
+            <w:pPr>
+              <w:jc w:val="left"/>
+            </w:pPr>
+            <w:r/>
+            <w:r>
+              <w:rPr>
+                <w:rFonts w:ascii="Calibri" w:hAnsi="Calibri"/>
+                <w:b/>
+                <w:color w:val="FFFFFF"/>
+                <w:sz w:val="18"/>
+              </w:rPr>
+              <w:t>Vector DB dédiée (Pinecone, Weaviate)</w:t>
+            </w:r>
+          </w:p>
+        </w:tc>
+      </w:tr>
+      <w:tr>
+        <w:tc>
+          <w:tcPr>
+            <w:tcW w:type="dxa" w:w="2381"/>
+            <w:shd w:val="clear" w:color="auto" w:fill="E8F1F5"/>
+          </w:tcPr>
+          <w:p>
+            <w:pPr>
+              <w:jc w:val="left"/>
+            </w:pPr>
+            <w:r/>
+            <w:r>
+              <w:rPr>
+                <w:rFonts w:ascii="Calibri" w:hAnsi="Calibri"/>
+                <w:b w:val="0"/>
+                <w:sz w:val="18"/>
+              </w:rPr>
+              <w:t>Conformité Art.19.3.2 CPS</w:t>
+            </w:r>
+          </w:p>
+        </w:tc>
+        <w:tc>
+          <w:tcPr>
+            <w:tcW w:type="dxa" w:w="1814"/>
+            <w:shd w:val="clear" w:color="auto" w:fill="E8F1F5"/>
+          </w:tcPr>
+          <w:p>
+            <w:pPr>
+              <w:jc w:val="left"/>
+            </w:pPr>
+            <w:r/>
+            <w:r>
+              <w:rPr>
+                <w:rFonts w:ascii="Calibri" w:hAnsi="Calibri"/>
+                <w:b w:val="0"/>
+                <w:sz w:val="18"/>
+              </w:rPr>
+              <w:t>SGBDR imposé, intégrité ACID native</w:t>
+            </w:r>
+          </w:p>
+        </w:tc>
+        <w:tc>
+          <w:tcPr>
+            <w:tcW w:type="dxa" w:w="1701"/>
+            <w:shd w:val="clear" w:color="auto" w:fill="E8F1F5"/>
+          </w:tcPr>
+          <w:p>
+            <w:pPr>
+              <w:jc w:val="left"/>
+            </w:pPr>
+            <w:r/>
+            <w:r>
+              <w:rPr>
+                <w:rFonts w:ascii="Calibri" w:hAnsi="Calibri"/>
+                <w:b w:val="0"/>
+                <w:sz w:val="18"/>
+              </w:rPr>
+              <w:t>Relationnel mais non nommé par le CPS</w:t>
+            </w:r>
+          </w:p>
+        </w:tc>
+        <w:tc>
+          <w:tcPr>
+            <w:tcW w:type="dxa" w:w="1587"/>
+            <w:shd w:val="clear" w:color="auto" w:fill="E8F1F5"/>
+          </w:tcPr>
+          <w:p>
+            <w:pPr>
+              <w:jc w:val="left"/>
+            </w:pPr>
+            <w:r/>
+            <w:r>
+              <w:rPr>
+                <w:rFonts w:ascii="Calibri" w:hAnsi="Calibri"/>
+                <w:b w:val="0"/>
+                <w:sz w:val="18"/>
+              </w:rPr>
+              <w:t>Non relationnel, incompatible avec l'exigence ACID</w:t>
+            </w:r>
+          </w:p>
+        </w:tc>
+        <w:tc>
+          <w:tcPr>
+            <w:tcW w:type="dxa" w:w="1701"/>
+            <w:shd w:val="clear" w:color="auto" w:fill="E8F1F5"/>
+          </w:tcPr>
+          <w:p>
+            <w:pPr>
+              <w:jc w:val="left"/>
+            </w:pPr>
+            <w:r/>
+            <w:r>
+              <w:rPr>
+                <w:rFonts w:ascii="Calibri" w:hAnsi="Calibri"/>
+                <w:b w:val="0"/>
+                <w:sz w:val="18"/>
+              </w:rPr>
+              <w:t>Pas un SGBDR</w:t>
+            </w:r>
+          </w:p>
+        </w:tc>
+      </w:tr>
+      <w:tr>
+        <w:tc>
+          <w:tcPr>
+            <w:tcW w:type="dxa" w:w="2381"/>
+            <w:shd w:val="clear" w:color="auto" w:fill="FFFFFF"/>
+          </w:tcPr>
+          <w:p>
+            <w:pPr>
+              <w:jc w:val="left"/>
+            </w:pPr>
+            <w:r/>
+            <w:r>
+              <w:rPr>
+                <w:rFonts w:ascii="Calibri" w:hAnsi="Calibri"/>
+                <w:b w:val="0"/>
+                <w:sz w:val="18"/>
+              </w:rPr>
+              <w:t>Recherche vectorielle pour le Bot APC</w:t>
+            </w:r>
+          </w:p>
+        </w:tc>
+        <w:tc>
+          <w:tcPr>
+            <w:tcW w:type="dxa" w:w="1814"/>
+            <w:shd w:val="clear" w:color="auto" w:fill="FFFFFF"/>
+          </w:tcPr>
+          <w:p>
+            <w:pPr>
+              <w:jc w:val="left"/>
+            </w:pPr>
+            <w:r/>
+            <w:r>
+              <w:rPr>
+                <w:rFonts w:ascii="Calibri" w:hAnsi="Calibri"/>
+                <w:b w:val="0"/>
+                <w:sz w:val="18"/>
+              </w:rPr>
+              <w:t>pgvector dans la même instance</w:t>
+            </w:r>
+          </w:p>
+        </w:tc>
+        <w:tc>
+          <w:tcPr>
+            <w:tcW w:type="dxa" w:w="1701"/>
+            <w:shd w:val="clear" w:color="auto" w:fill="FFFFFF"/>
+          </w:tcPr>
+          <w:p>
+            <w:pPr>
+              <w:jc w:val="left"/>
+            </w:pPr>
+            <w:r/>
+            <w:r>
+              <w:rPr>
+                <w:rFonts w:ascii="Calibri" w:hAnsi="Calibri"/>
+                <w:b w:val="0"/>
+                <w:sz w:val="18"/>
+              </w:rPr>
+              <w:t>Extension tierce ou base séparée nécessaire</w:t>
+            </w:r>
+          </w:p>
+        </w:tc>
+        <w:tc>
+          <w:tcPr>
+            <w:tcW w:type="dxa" w:w="1587"/>
+            <w:shd w:val="clear" w:color="auto" w:fill="FFFFFF"/>
+          </w:tcPr>
+          <w:p>
+            <w:pPr>
+              <w:jc w:val="left"/>
+            </w:pPr>
+            <w:r/>
+            <w:r>
+              <w:rPr>
+                <w:rFonts w:ascii="Calibri" w:hAnsi="Calibri"/>
+                <w:b w:val="0"/>
+                <w:sz w:val="18"/>
+              </w:rPr>
+              <w:t>Vector Search propriétaire, hors PostgreSQL</w:t>
+            </w:r>
+          </w:p>
+        </w:tc>
+        <w:tc>
+          <w:tcPr>
+            <w:tcW w:type="dxa" w:w="1701"/>
+            <w:shd w:val="clear" w:color="auto" w:fill="FFFFFF"/>
+          </w:tcPr>
+          <w:p>
+            <w:pPr>
+              <w:jc w:val="left"/>
+            </w:pPr>
+            <w:r/>
+            <w:r>
+              <w:rPr>
+                <w:rFonts w:ascii="Calibri" w:hAnsi="Calibri"/>
+                <w:b w:val="0"/>
+                <w:sz w:val="18"/>
+              </w:rPr>
+              <w:t>Native, mais ajoute un composant et un point de synchronisation</w:t>
+            </w:r>
+          </w:p>
+        </w:tc>
+      </w:tr>
+      <w:tr>
+        <w:tc>
+          <w:tcPr>
+            <w:tcW w:type="dxa" w:w="2381"/>
+            <w:shd w:val="clear" w:color="auto" w:fill="E8F1F5"/>
+          </w:tcPr>
+          <w:p>
+            <w:pPr>
+              <w:jc w:val="left"/>
+            </w:pPr>
+            <w:r/>
+            <w:r>
+              <w:rPr>
+                <w:rFonts w:ascii="Calibri" w:hAnsi="Calibri"/>
+                <w:b w:val="0"/>
+                <w:sz w:val="18"/>
+              </w:rPr>
+              <w:t>Row-Level Security multi-tenant (58-&gt;100 EFPA)</w:t>
+            </w:r>
+          </w:p>
+        </w:tc>
+        <w:tc>
+          <w:tcPr>
+            <w:tcW w:type="dxa" w:w="1814"/>
+            <w:shd w:val="clear" w:color="auto" w:fill="E8F1F5"/>
+          </w:tcPr>
+          <w:p>
+            <w:pPr>
+              <w:jc w:val="left"/>
+            </w:pPr>
+            <w:r/>
+            <w:r>
+              <w:rPr>
+                <w:rFonts w:ascii="Calibri" w:hAnsi="Calibri"/>
+                <w:b w:val="0"/>
+                <w:sz w:val="18"/>
+              </w:rPr>
+              <w:t>Native</w:t>
+            </w:r>
+          </w:p>
+        </w:tc>
+        <w:tc>
+          <w:tcPr>
+            <w:tcW w:type="dxa" w:w="1701"/>
+            <w:shd w:val="clear" w:color="auto" w:fill="E8F1F5"/>
+          </w:tcPr>
+          <w:p>
+            <w:pPr>
+              <w:jc w:val="left"/>
+            </w:pPr>
+            <w:r/>
+            <w:r>
+              <w:rPr>
+                <w:rFonts w:ascii="Calibri" w:hAnsi="Calibri"/>
+                <w:b w:val="0"/>
+                <w:sz w:val="18"/>
+              </w:rPr>
+              <w:t>Absente, à reconstruire en code applicatif</w:t>
+            </w:r>
+          </w:p>
+        </w:tc>
+        <w:tc>
+          <w:tcPr>
+            <w:tcW w:type="dxa" w:w="1587"/>
+            <w:shd w:val="clear" w:color="auto" w:fill="E8F1F5"/>
+          </w:tcPr>
+          <w:p>
+            <w:pPr>
+              <w:jc w:val="left"/>
+            </w:pPr>
+            <w:r/>
+            <w:r>
+              <w:rPr>
+                <w:rFonts w:ascii="Calibri" w:hAnsi="Calibri"/>
+                <w:b w:val="0"/>
+                <w:sz w:val="18"/>
+              </w:rPr>
+              <w:t>Sécurité au niveau document, pas au niveau ligne</w:t>
+            </w:r>
+          </w:p>
+        </w:tc>
+        <w:tc>
+          <w:tcPr>
+            <w:tcW w:type="dxa" w:w="1701"/>
+            <w:shd w:val="clear" w:color="auto" w:fill="E8F1F5"/>
+          </w:tcPr>
+          <w:p>
+            <w:pPr>
+              <w:jc w:val="left"/>
+            </w:pPr>
+            <w:r/>
+            <w:r>
+              <w:rPr>
+                <w:rFonts w:ascii="Calibri" w:hAnsi="Calibri"/>
+                <w:b w:val="0"/>
+                <w:sz w:val="18"/>
+              </w:rPr>
+              <w:t>Non applicable, pas de modèle relationnel</w:t>
+            </w:r>
+          </w:p>
+        </w:tc>
+      </w:tr>
+      <w:tr>
+        <w:tc>
+          <w:tcPr>
+            <w:tcW w:type="dxa" w:w="2381"/>
+            <w:shd w:val="clear" w:color="auto" w:fill="FFFFFF"/>
+          </w:tcPr>
+          <w:p>
+            <w:pPr>
+              <w:jc w:val="left"/>
+            </w:pPr>
+            <w:r/>
+            <w:r>
+              <w:rPr>
+                <w:rFonts w:ascii="Calibri" w:hAnsi="Calibri"/>
+                <w:b w:val="0"/>
+                <w:sz w:val="18"/>
+              </w:rPr>
+              <w:t>Verdict</w:t>
+            </w:r>
+          </w:p>
+        </w:tc>
+        <w:tc>
+          <w:tcPr>
+            <w:tcW w:type="dxa" w:w="1814"/>
+            <w:shd w:val="clear" w:color="auto" w:fill="FFFFFF"/>
+          </w:tcPr>
+          <w:p>
+            <w:pPr>
+              <w:jc w:val="left"/>
+            </w:pPr>
+            <w:r/>
+            <w:r>
+              <w:rPr>
+                <w:rFonts w:ascii="Calibri" w:hAnsi="Calibri"/>
+                <w:b w:val="0"/>
+                <w:sz w:val="18"/>
+              </w:rPr>
+              <w:t>Retenu</w:t>
+            </w:r>
+          </w:p>
+        </w:tc>
+        <w:tc>
+          <w:tcPr>
+            <w:tcW w:type="dxa" w:w="1701"/>
+            <w:shd w:val="clear" w:color="auto" w:fill="FFFFFF"/>
+          </w:tcPr>
+          <w:p>
+            <w:pPr>
+              <w:jc w:val="left"/>
+            </w:pPr>
+            <w:r/>
+            <w:r>
+              <w:rPr>
+                <w:rFonts w:ascii="Calibri" w:hAnsi="Calibri"/>
+                <w:b w:val="0"/>
+                <w:sz w:val="18"/>
+              </w:rPr>
+              <w:t>Écarté</w:t>
+            </w:r>
+          </w:p>
+        </w:tc>
+        <w:tc>
+          <w:tcPr>
+            <w:tcW w:type="dxa" w:w="1587"/>
+            <w:shd w:val="clear" w:color="auto" w:fill="FFFFFF"/>
+          </w:tcPr>
+          <w:p>
+            <w:pPr>
+              <w:jc w:val="left"/>
+            </w:pPr>
+            <w:r/>
+            <w:r>
+              <w:rPr>
+                <w:rFonts w:ascii="Calibri" w:hAnsi="Calibri"/>
+                <w:b w:val="0"/>
+                <w:sz w:val="18"/>
+              </w:rPr>
+              <w:t>Écarté</w:t>
+            </w:r>
+          </w:p>
+        </w:tc>
+        <w:tc>
+          <w:tcPr>
+            <w:tcW w:type="dxa" w:w="1701"/>
+            <w:shd w:val="clear" w:color="auto" w:fill="FFFFFF"/>
+          </w:tcPr>
+          <w:p>
+            <w:pPr>
+              <w:jc w:val="left"/>
+            </w:pPr>
+            <w:r/>
+            <w:r>
+              <w:rPr>
+                <w:rFonts w:ascii="Calibri" w:hAnsi="Calibri"/>
+                <w:b w:val="0"/>
+                <w:sz w:val="18"/>
+              </w:rPr>
+              <w:t>Écarté : duplication d'infrastructure sans gain à cette échelle</w:t>
+            </w:r>
+          </w:p>
+        </w:tc>
+      </w:tr>
+    </w:tbl>
+    <w:p>
+      <w:pPr>
+        <w:spacing w:after="80"/>
+      </w:pPr>
+    </w:p>
+    <w:p>
+      <w:pPr>
+        <w:pStyle w:val="Heading3"/>
+        <w:jc w:val="left"/>
+      </w:pPr>
+      <w:r>
+        <w:rPr>
+          <w:rFonts w:ascii="Calibri" w:hAnsi="Calibri"/>
+          <w:b w:val="0"/>
+          <w:i/>
+          <w:color w:val="0F4761"/>
+          <w:sz w:val="22"/>
+        </w:rPr>
+        <w:t>4.2.3. Style d'architecture applicative</w:t>
+      </w:r>
+    </w:p>
+    <w:p>
+      <w:pPr>
+        <w:spacing w:after="120"/>
+        <w:jc w:val="both"/>
+      </w:pPr>
+      <w:r>
+        <w:rPr>
+          <w:rFonts w:ascii="Calibri" w:hAnsi="Calibri"/>
+          <w:sz w:val="22"/>
+        </w:rPr>
+        <w:t>Un monolithe modulaire bien conçu, avec une séparation stricte des modules en interne, aurait été plus simple à opérer pour une équipe de quatre personnes, et ce point n'est pas négligeable. Il a été écarté pour une raison de conformité littérale plutôt que de préférence technique : l'Article 19.3.1 du CPS exige une architecture n-tiers garantissant une séparation physique et logique entre les couches, une formulation qu'un comité technique peut raisonnablement lire comme excluant un processus unique, quelle que soit la qualité de sa modularité interne. Le risque n'est pas hypothétique : c'est exactement le type d'écart qui coûte des points sur le Critère A sans qu'aucune ligne de code ne soit en cause. Le serverless pose un problème différent, mesurable plutôt qu'interprétatif. Une fonction Node.js incluant le client Prisma et le runtime NestJS connaît un temps de démarrage à froid qui se chiffre en centaines de millisecondes, parfois plus d'une seconde, avant que la moindre logique applicative ne s'exécute. Ce délai seul peut consommer la totalité du budget de 1,5 seconde fixé par l'Article 19.4.2 pour la réponse du Bot APC, avant même que l'inférence du modèle ne commence. Le serverless reste pertinent pour des traitements sporadiques et tolérants à la latence, pas pour une interface conversationnelle face à des apprenants sous engagement de SLA. Le découpage en neuf services par cohésion métier, retenu et détaillé à la section 3.4, reste donc l'option qui satisfait à la fois la lettre du CPS et la réalité opérationnelle d'une équipe de quatre experts.</w:t>
+      </w:r>
+    </w:p>
+    <w:p>
+      <w:pPr>
+        <w:jc w:val="center"/>
+      </w:pPr>
+      <w:r>
+        <w:rPr>
+          <w:rFonts w:ascii="Calibri" w:hAnsi="Calibri"/>
+          <w:i/>
+          <w:color w:val="404040"/>
+          <w:sz w:val="18"/>
+        </w:rPr>
+        <w:t>Tableau 5. Comparaison des styles d'architecture applicative envisagés</w:t>
+      </w:r>
+    </w:p>
+    <w:tbl>
+      <w:tblPr>
+        <w:tblStyle w:val="TableGrid"/>
+        <w:tblLook w:firstColumn="1" w:firstRow="1" w:lastColumn="0" w:lastRow="0" w:noHBand="0" w:noVBand="1" w:val="04A0"/>
+        <w:tblW w:w="9072" w:type="dxa"/>
+        <w:jc w:val="center"/>
+      </w:tblPr>
+      <w:tblGrid>
+        <w:gridCol w:w="2351"/>
+        <w:gridCol w:w="2351"/>
+        <w:gridCol w:w="2351"/>
+        <w:gridCol w:w="2351"/>
+      </w:tblGrid>
+      <w:tr>
+        <w:tc>
+          <w:tcPr>
+            <w:tcW w:type="dxa" w:w="3118"/>
+            <w:shd w:val="clear" w:color="auto" w:fill="15607F"/>
+          </w:tcPr>
+          <w:p>
+            <w:pPr>
+              <w:jc w:val="left"/>
+            </w:pPr>
+            <w:r/>
+            <w:r>
+              <w:rPr>
+                <w:rFonts w:ascii="Calibri" w:hAnsi="Calibri"/>
+                <w:b/>
+                <w:color w:val="FFFFFF"/>
+                <w:sz w:val="18"/>
+              </w:rPr>
+              <w:t>Critère</w:t>
+            </w:r>
+          </w:p>
+        </w:tc>
+        <w:tc>
+          <w:tcPr>
+            <w:tcW w:type="dxa" w:w="2268"/>
+            <w:shd w:val="clear" w:color="auto" w:fill="15607F"/>
+          </w:tcPr>
+          <w:p>
+            <w:pPr>
+              <w:jc w:val="left"/>
+            </w:pPr>
+            <w:r/>
+            <w:r>
+              <w:rPr>
+                <w:rFonts w:ascii="Calibri" w:hAnsi="Calibri"/>
+                <w:b/>
+                <w:color w:val="FFFFFF"/>
+                <w:sz w:val="18"/>
+              </w:rPr>
+              <w:t>Microservices par cohésion métier (retenu)</w:t>
+            </w:r>
+          </w:p>
+        </w:tc>
+        <w:tc>
+          <w:tcPr>
+            <w:tcW w:type="dxa" w:w="2268"/>
+            <w:shd w:val="clear" w:color="auto" w:fill="15607F"/>
+          </w:tcPr>
+          <w:p>
+            <w:pPr>
+              <w:jc w:val="left"/>
+            </w:pPr>
+            <w:r/>
+            <w:r>
+              <w:rPr>
+                <w:rFonts w:ascii="Calibri" w:hAnsi="Calibri"/>
+                <w:b/>
+                <w:color w:val="FFFFFF"/>
+                <w:sz w:val="18"/>
+              </w:rPr>
+              <w:t>Monolithe modulaire</w:t>
+            </w:r>
+          </w:p>
+        </w:tc>
+        <w:tc>
+          <w:tcPr>
+            <w:tcW w:type="dxa" w:w="2268"/>
+            <w:shd w:val="clear" w:color="auto" w:fill="15607F"/>
+          </w:tcPr>
+          <w:p>
+            <w:pPr>
+              <w:jc w:val="left"/>
+            </w:pPr>
+            <w:r/>
+            <w:r>
+              <w:rPr>
+                <w:rFonts w:ascii="Calibri" w:hAnsi="Calibri"/>
+                <w:b/>
+                <w:color w:val="FFFFFF"/>
+                <w:sz w:val="18"/>
+              </w:rPr>
+              <w:t>Serverless (FaaS)</w:t>
+            </w:r>
+          </w:p>
+        </w:tc>
+      </w:tr>
+      <w:tr>
+        <w:tc>
+          <w:tcPr>
+            <w:tcW w:type="dxa" w:w="3118"/>
+            <w:shd w:val="clear" w:color="auto" w:fill="E8F1F5"/>
+          </w:tcPr>
+          <w:p>
+            <w:pPr>
+              <w:jc w:val="left"/>
+            </w:pPr>
+            <w:r/>
+            <w:r>
+              <w:rPr>
+                <w:rFonts w:ascii="Calibri" w:hAnsi="Calibri"/>
+                <w:b w:val="0"/>
+                <w:sz w:val="18"/>
+              </w:rPr>
+              <w:t>Conformité Art.19.3.1 CPS (blocs indépendants, scalabilité horizontale)</w:t>
+            </w:r>
+          </w:p>
+        </w:tc>
+        <w:tc>
+          <w:tcPr>
+            <w:tcW w:type="dxa" w:w="2268"/>
+            <w:shd w:val="clear" w:color="auto" w:fill="E8F1F5"/>
+          </w:tcPr>
+          <w:p>
+            <w:pPr>
+              <w:jc w:val="left"/>
+            </w:pPr>
+            <w:r/>
+            <w:r>
+              <w:rPr>
+                <w:rFonts w:ascii="Calibri" w:hAnsi="Calibri"/>
+                <w:b w:val="0"/>
+                <w:sz w:val="18"/>
+              </w:rPr>
+              <w:t>Conforme directement</w:t>
+            </w:r>
+          </w:p>
+        </w:tc>
+        <w:tc>
+          <w:tcPr>
+            <w:tcW w:type="dxa" w:w="2268"/>
+            <w:shd w:val="clear" w:color="auto" w:fill="E8F1F5"/>
+          </w:tcPr>
+          <w:p>
+            <w:pPr>
+              <w:jc w:val="left"/>
+            </w:pPr>
+            <w:r/>
+            <w:r>
+              <w:rPr>
+                <w:rFonts w:ascii="Calibri" w:hAnsi="Calibri"/>
+                <w:b w:val="0"/>
+                <w:sz w:val="18"/>
+              </w:rPr>
+              <w:t>Conforme en interne, scalabilité non indépendante par bloc</w:t>
+            </w:r>
+          </w:p>
+        </w:tc>
+        <w:tc>
+          <w:tcPr>
+            <w:tcW w:type="dxa" w:w="2268"/>
+            <w:shd w:val="clear" w:color="auto" w:fill="E8F1F5"/>
+          </w:tcPr>
+          <w:p>
+            <w:pPr>
+              <w:jc w:val="left"/>
+            </w:pPr>
+            <w:r/>
+            <w:r>
+              <w:rPr>
+                <w:rFonts w:ascii="Calibri" w:hAnsi="Calibri"/>
+                <w:b w:val="0"/>
+                <w:sz w:val="18"/>
+              </w:rPr>
+              <w:t>Scalabilité automatique, mais granularité excessive</w:t>
+            </w:r>
+          </w:p>
+        </w:tc>
+      </w:tr>
+      <w:tr>
+        <w:tc>
+          <w:tcPr>
+            <w:tcW w:type="dxa" w:w="3118"/>
+            <w:shd w:val="clear" w:color="auto" w:fill="FFFFFF"/>
+          </w:tcPr>
+          <w:p>
+            <w:pPr>
+              <w:jc w:val="left"/>
+            </w:pPr>
+            <w:r/>
+            <w:r>
+              <w:rPr>
+                <w:rFonts w:ascii="Calibri" w:hAnsi="Calibri"/>
+                <w:b w:val="0"/>
+                <w:sz w:val="18"/>
+              </w:rPr>
+              <w:t>Opérabilité avec une équipe de 4 experts</w:t>
+            </w:r>
+          </w:p>
+        </w:tc>
+        <w:tc>
+          <w:tcPr>
+            <w:tcW w:type="dxa" w:w="2268"/>
+            <w:shd w:val="clear" w:color="auto" w:fill="FFFFFF"/>
+          </w:tcPr>
+          <w:p>
+            <w:pPr>
+              <w:jc w:val="left"/>
+            </w:pPr>
+            <w:r/>
+            <w:r>
+              <w:rPr>
+                <w:rFonts w:ascii="Calibri" w:hAnsi="Calibri"/>
+                <w:b w:val="0"/>
+                <w:sz w:val="18"/>
+              </w:rPr>
+              <w:t>Neuf services, dimensionnés pour rester gérables</w:t>
+            </w:r>
+          </w:p>
+        </w:tc>
+        <w:tc>
+          <w:tcPr>
+            <w:tcW w:type="dxa" w:w="2268"/>
+            <w:shd w:val="clear" w:color="auto" w:fill="FFFFFF"/>
+          </w:tcPr>
+          <w:p>
+            <w:pPr>
+              <w:jc w:val="left"/>
+            </w:pPr>
+            <w:r/>
+            <w:r>
+              <w:rPr>
+                <w:rFonts w:ascii="Calibri" w:hAnsi="Calibri"/>
+                <w:b w:val="0"/>
+                <w:sz w:val="18"/>
+              </w:rPr>
+              <w:t>Plus simple à opérer, mais ne répond pas à l'indépendance exigée</w:t>
+            </w:r>
+          </w:p>
+        </w:tc>
+        <w:tc>
+          <w:tcPr>
+            <w:tcW w:type="dxa" w:w="2268"/>
+            <w:shd w:val="clear" w:color="auto" w:fill="FFFFFF"/>
+          </w:tcPr>
+          <w:p>
+            <w:pPr>
+              <w:jc w:val="left"/>
+            </w:pPr>
+            <w:r/>
+            <w:r>
+              <w:rPr>
+                <w:rFonts w:ascii="Calibri" w:hAnsi="Calibri"/>
+                <w:b w:val="0"/>
+                <w:sz w:val="18"/>
+              </w:rPr>
+              <w:t>Complexité de débogage distribué disproportionnée</w:t>
+            </w:r>
+          </w:p>
+        </w:tc>
+      </w:tr>
+      <w:tr>
+        <w:tc>
+          <w:tcPr>
+            <w:tcW w:type="dxa" w:w="3118"/>
+            <w:shd w:val="clear" w:color="auto" w:fill="E8F1F5"/>
+          </w:tcPr>
+          <w:p>
+            <w:pPr>
+              <w:jc w:val="left"/>
+            </w:pPr>
+            <w:r/>
+            <w:r>
+              <w:rPr>
+                <w:rFonts w:ascii="Calibri" w:hAnsi="Calibri"/>
+                <w:b w:val="0"/>
+                <w:sz w:val="18"/>
+              </w:rPr>
+              <w:t>Isolation du pool GPU (Bot APC, Art.19.4.2)</w:t>
+            </w:r>
+          </w:p>
+        </w:tc>
+        <w:tc>
+          <w:tcPr>
+            <w:tcW w:type="dxa" w:w="2268"/>
+            <w:shd w:val="clear" w:color="auto" w:fill="E8F1F5"/>
+          </w:tcPr>
+          <w:p>
+            <w:pPr>
+              <w:jc w:val="left"/>
+            </w:pPr>
+            <w:r/>
+            <w:r>
+              <w:rPr>
+                <w:rFonts w:ascii="Calibri" w:hAnsi="Calibri"/>
+                <w:b w:val="0"/>
+                <w:sz w:val="18"/>
+              </w:rPr>
+              <w:t>Native : service et nœuds dédiés</w:t>
+            </w:r>
+          </w:p>
+        </w:tc>
+        <w:tc>
+          <w:tcPr>
+            <w:tcW w:type="dxa" w:w="2268"/>
+            <w:shd w:val="clear" w:color="auto" w:fill="E8F1F5"/>
+          </w:tcPr>
+          <w:p>
+            <w:pPr>
+              <w:jc w:val="left"/>
+            </w:pPr>
+            <w:r/>
+            <w:r>
+              <w:rPr>
+                <w:rFonts w:ascii="Calibri" w:hAnsi="Calibri"/>
+                <w:b w:val="0"/>
+                <w:sz w:val="18"/>
+              </w:rPr>
+              <w:t>Difficile à isoler dans un seul processus</w:t>
+            </w:r>
+          </w:p>
+        </w:tc>
+        <w:tc>
+          <w:tcPr>
+            <w:tcW w:type="dxa" w:w="2268"/>
+            <w:shd w:val="clear" w:color="auto" w:fill="E8F1F5"/>
+          </w:tcPr>
+          <w:p>
+            <w:pPr>
+              <w:jc w:val="left"/>
+            </w:pPr>
+            <w:r/>
+            <w:r>
+              <w:rPr>
+                <w:rFonts w:ascii="Calibri" w:hAnsi="Calibri"/>
+                <w:b w:val="0"/>
+                <w:sz w:val="18"/>
+              </w:rPr>
+              <w:t>Cold start incompatible avec le seuil de 1,5 seconde</w:t>
+            </w:r>
+          </w:p>
+        </w:tc>
+      </w:tr>
+      <w:tr>
+        <w:tc>
+          <w:tcPr>
+            <w:tcW w:type="dxa" w:w="3118"/>
+            <w:shd w:val="clear" w:color="auto" w:fill="FFFFFF"/>
+          </w:tcPr>
+          <w:p>
+            <w:pPr>
+              <w:jc w:val="left"/>
+            </w:pPr>
+            <w:r/>
+            <w:r>
+              <w:rPr>
+                <w:rFonts w:ascii="Calibri" w:hAnsi="Calibri"/>
+                <w:b w:val="0"/>
+                <w:sz w:val="18"/>
+              </w:rPr>
+              <w:t>Verdict</w:t>
+            </w:r>
+          </w:p>
+        </w:tc>
+        <w:tc>
+          <w:tcPr>
+            <w:tcW w:type="dxa" w:w="2268"/>
+            <w:shd w:val="clear" w:color="auto" w:fill="FFFFFF"/>
+          </w:tcPr>
+          <w:p>
+            <w:pPr>
+              <w:jc w:val="left"/>
+            </w:pPr>
+            <w:r/>
+            <w:r>
+              <w:rPr>
+                <w:rFonts w:ascii="Calibri" w:hAnsi="Calibri"/>
+                <w:b w:val="0"/>
+                <w:sz w:val="18"/>
+              </w:rPr>
+              <w:t>Retenu</w:t>
+            </w:r>
+          </w:p>
+        </w:tc>
+        <w:tc>
+          <w:tcPr>
+            <w:tcW w:type="dxa" w:w="2268"/>
+            <w:shd w:val="clear" w:color="auto" w:fill="FFFFFF"/>
+          </w:tcPr>
+          <w:p>
+            <w:pPr>
+              <w:jc w:val="left"/>
+            </w:pPr>
+            <w:r/>
+            <w:r>
+              <w:rPr>
+                <w:rFonts w:ascii="Calibri" w:hAnsi="Calibri"/>
+                <w:b w:val="0"/>
+                <w:sz w:val="18"/>
+              </w:rPr>
+              <w:t>Écarté : non conforme à l'Art.19.3.1</w:t>
+            </w:r>
+          </w:p>
+        </w:tc>
+        <w:tc>
+          <w:tcPr>
+            <w:tcW w:type="dxa" w:w="2268"/>
+            <w:shd w:val="clear" w:color="auto" w:fill="FFFFFF"/>
+          </w:tcPr>
+          <w:p>
+            <w:pPr>
+              <w:jc w:val="left"/>
+            </w:pPr>
+            <w:r/>
+            <w:r>
+              <w:rPr>
+                <w:rFonts w:ascii="Calibri" w:hAnsi="Calibri"/>
+                <w:b w:val="0"/>
+                <w:sz w:val="18"/>
+              </w:rPr>
+              <w:t>Écarté : latence d'amorçage incompatible avec le SLA Bot APC</w:t>
+            </w:r>
+          </w:p>
+        </w:tc>
+      </w:tr>
+    </w:tbl>
+    <w:p>
+      <w:pPr>
+        <w:spacing w:after="80"/>
+      </w:pPr>
+    </w:p>
+    <w:p>
+      <w:pPr>
+        <w:pStyle w:val="Heading3"/>
+        <w:jc w:val="left"/>
+      </w:pPr>
+      <w:r>
+        <w:rPr>
+          <w:rFonts w:ascii="Calibri" w:hAnsi="Calibri"/>
+          <w:b w:val="0"/>
+          <w:i/>
+          <w:color w:val="0F4761"/>
+          <w:sz w:val="22"/>
+        </w:rPr>
+        <w:t>4.2.4. Moteur d'inférence pour le Bot APC</w:t>
+      </w:r>
+    </w:p>
+    <w:p>
+      <w:pPr>
+        <w:spacing w:after="120"/>
+        <w:jc w:val="both"/>
+      </w:pPr>
+      <w:r>
+        <w:rPr>
+          <w:rFonts w:ascii="Calibri" w:hAnsi="Calibri"/>
+          <w:sz w:val="22"/>
+        </w:rPr>
+        <w:t>vLLM, Text Generation Inference et Ollama savent tous les trois faire tourner un modèle de langage sur une unité GPU et répondre correctement à une requête isolée : sur ce point, les trois passeraient une démonstration. La différence apparaît sous charge concurrente, exactement le scénario que le dimensionnement de l'Article 19.4.2 doit couvrir avec une unique unité GPU NVIDIA A10, sans possibilité contractuelle d'en ajouter une seconde si le débit se dégrade. vLLM gère le cache d'attention par blocs non contigus plutôt que par bloc réservé à l'avance pour chaque requête, ce qui lui permet de traiter en parallèle un nombre de requêtes nettement supérieur sans fragmentation mémoire, un avantage qui ne se voit pas sur une requête seule mais qui devient déterminant lorsque plusieurs EFPA interrogent le Bot APC au même moment, par exemple en période d'examens. TGI reste une alternative sérieuse, avec une justesse de réponse comparable, mais les mesures de débit publiées le placent derrière vLLM précisément sur la charge concurrente, l'unique scénario qui compte ici puisque la capacité GPU est fixée par contrat et ne peut pas être augmentée en cours d'exécution pour compenser un choix moins favorable. Ollama, enfin, est pensé pour un usage local et mono-utilisateur : l'adopter en production aurait reporté à plus tard une réécriture devenue nécessaire dès le premier pic de charge réel, un risque qu'il est moins coûteux d'éviter à la conception qu'à corriger après mise en service.</w:t>
+      </w:r>
+    </w:p>
+    <w:p>
+      <w:pPr>
+        <w:jc w:val="center"/>
+      </w:pPr>
+      <w:r>
+        <w:rPr>
+          <w:rFonts w:ascii="Calibri" w:hAnsi="Calibri"/>
+          <w:i/>
+          <w:color w:val="404040"/>
+          <w:sz w:val="18"/>
+        </w:rPr>
+        <w:t>Tableau 6. Comparaison des moteurs d'inférence GPU envisagés</w:t>
+      </w:r>
+    </w:p>
+    <w:tbl>
+      <w:tblPr>
+        <w:tblStyle w:val="TableGrid"/>
+        <w:tblLook w:firstColumn="1" w:firstRow="1" w:lastColumn="0" w:lastRow="0" w:noHBand="0" w:noVBand="1" w:val="04A0"/>
+        <w:tblW w:w="9072" w:type="dxa"/>
+        <w:jc w:val="center"/>
+      </w:tblPr>
+      <w:tblGrid>
+        <w:gridCol w:w="2351"/>
+        <w:gridCol w:w="2351"/>
+        <w:gridCol w:w="2351"/>
+        <w:gridCol w:w="2351"/>
+      </w:tblGrid>
+      <w:tr>
+        <w:tc>
+          <w:tcPr>
+            <w:tcW w:type="dxa" w:w="3118"/>
+            <w:shd w:val="clear" w:color="auto" w:fill="15607F"/>
+          </w:tcPr>
+          <w:p>
+            <w:pPr>
+              <w:jc w:val="left"/>
+            </w:pPr>
+            <w:r/>
+            <w:r>
+              <w:rPr>
+                <w:rFonts w:ascii="Calibri" w:hAnsi="Calibri"/>
+                <w:b/>
+                <w:color w:val="FFFFFF"/>
+                <w:sz w:val="18"/>
+              </w:rPr>
+              <w:t>Critère</w:t>
+            </w:r>
+          </w:p>
+        </w:tc>
+        <w:tc>
+          <w:tcPr>
+            <w:tcW w:type="dxa" w:w="2268"/>
+            <w:shd w:val="clear" w:color="auto" w:fill="15607F"/>
+          </w:tcPr>
+          <w:p>
+            <w:pPr>
+              <w:jc w:val="left"/>
+            </w:pPr>
+            <w:r/>
+            <w:r>
+              <w:rPr>
+                <w:rFonts w:ascii="Calibri" w:hAnsi="Calibri"/>
+                <w:b/>
+                <w:color w:val="FFFFFF"/>
+                <w:sz w:val="18"/>
+              </w:rPr>
+              <w:t>vLLM (retenu)</w:t>
+            </w:r>
+          </w:p>
+        </w:tc>
+        <w:tc>
+          <w:tcPr>
+            <w:tcW w:type="dxa" w:w="2551"/>
+            <w:shd w:val="clear" w:color="auto" w:fill="15607F"/>
+          </w:tcPr>
+          <w:p>
+            <w:pPr>
+              <w:jc w:val="left"/>
+            </w:pPr>
+            <w:r/>
+            <w:r>
+              <w:rPr>
+                <w:rFonts w:ascii="Calibri" w:hAnsi="Calibri"/>
+                <w:b/>
+                <w:color w:val="FFFFFF"/>
+                <w:sz w:val="18"/>
+              </w:rPr>
+              <w:t>Text Generation Inference (TGI)</w:t>
+            </w:r>
+          </w:p>
+        </w:tc>
+        <w:tc>
+          <w:tcPr>
+            <w:tcW w:type="dxa" w:w="2551"/>
+            <w:shd w:val="clear" w:color="auto" w:fill="15607F"/>
+          </w:tcPr>
+          <w:p>
+            <w:pPr>
+              <w:jc w:val="left"/>
+            </w:pPr>
+            <w:r/>
+            <w:r>
+              <w:rPr>
+                <w:rFonts w:ascii="Calibri" w:hAnsi="Calibri"/>
+                <w:b/>
+                <w:color w:val="FFFFFF"/>
+                <w:sz w:val="18"/>
+              </w:rPr>
+              <w:t>Ollama</w:t>
+            </w:r>
+          </w:p>
+        </w:tc>
+      </w:tr>
+      <w:tr>
+        <w:tc>
+          <w:tcPr>
+            <w:tcW w:type="dxa" w:w="3118"/>
+            <w:shd w:val="clear" w:color="auto" w:fill="E8F1F5"/>
+          </w:tcPr>
+          <w:p>
+            <w:pPr>
+              <w:jc w:val="left"/>
+            </w:pPr>
+            <w:r/>
+            <w:r>
+              <w:rPr>
+                <w:rFonts w:ascii="Calibri" w:hAnsi="Calibri"/>
+                <w:b w:val="0"/>
+                <w:sz w:val="18"/>
+              </w:rPr>
+              <w:t>Débit sous charge concurrente (58 EFPA)</w:t>
+            </w:r>
+          </w:p>
+        </w:tc>
+        <w:tc>
+          <w:tcPr>
+            <w:tcW w:type="dxa" w:w="2268"/>
+            <w:shd w:val="clear" w:color="auto" w:fill="E8F1F5"/>
+          </w:tcPr>
+          <w:p>
+            <w:pPr>
+              <w:jc w:val="left"/>
+            </w:pPr>
+            <w:r/>
+            <w:r>
+              <w:rPr>
+                <w:rFonts w:ascii="Calibri" w:hAnsi="Calibri"/>
+                <w:b w:val="0"/>
+                <w:sz w:val="18"/>
+              </w:rPr>
+              <w:t>Optimisé (traitement par lots continu)</w:t>
+            </w:r>
+          </w:p>
+        </w:tc>
+        <w:tc>
+          <w:tcPr>
+            <w:tcW w:type="dxa" w:w="2551"/>
+            <w:shd w:val="clear" w:color="auto" w:fill="E8F1F5"/>
+          </w:tcPr>
+          <w:p>
+            <w:pPr>
+              <w:jc w:val="left"/>
+            </w:pPr>
+            <w:r/>
+            <w:r>
+              <w:rPr>
+                <w:rFonts w:ascii="Calibri" w:hAnsi="Calibri"/>
+                <w:b w:val="0"/>
+                <w:sz w:val="18"/>
+              </w:rPr>
+              <w:t>Bon, débit inférieur sous forte concurrence</w:t>
+            </w:r>
+          </w:p>
+        </w:tc>
+        <w:tc>
+          <w:tcPr>
+            <w:tcW w:type="dxa" w:w="2551"/>
+            <w:shd w:val="clear" w:color="auto" w:fill="E8F1F5"/>
+          </w:tcPr>
+          <w:p>
+            <w:pPr>
+              <w:jc w:val="left"/>
+            </w:pPr>
+            <w:r/>
+            <w:r>
+              <w:rPr>
+                <w:rFonts w:ascii="Calibri" w:hAnsi="Calibri"/>
+                <w:b w:val="0"/>
+                <w:sz w:val="18"/>
+              </w:rPr>
+              <w:t>Conçu pour un usage local, pas pour la production multi-utilisateurs</w:t>
+            </w:r>
+          </w:p>
+        </w:tc>
+      </w:tr>
+      <w:tr>
+        <w:tc>
+          <w:tcPr>
+            <w:tcW w:type="dxa" w:w="3118"/>
+            <w:shd w:val="clear" w:color="auto" w:fill="FFFFFF"/>
+          </w:tcPr>
+          <w:p>
+            <w:pPr>
+              <w:jc w:val="left"/>
+            </w:pPr>
+            <w:r/>
+            <w:r>
+              <w:rPr>
+                <w:rFonts w:ascii="Calibri" w:hAnsi="Calibri"/>
+                <w:b w:val="0"/>
+                <w:sz w:val="18"/>
+              </w:rPr>
+              <w:t>Compatibilité API OpenAI (appel depuis LangChain.js)</w:t>
+            </w:r>
+          </w:p>
+        </w:tc>
+        <w:tc>
+          <w:tcPr>
+            <w:tcW w:type="dxa" w:w="2268"/>
+            <w:shd w:val="clear" w:color="auto" w:fill="FFFFFF"/>
+          </w:tcPr>
+          <w:p>
+            <w:pPr>
+              <w:jc w:val="left"/>
+            </w:pPr>
+            <w:r/>
+            <w:r>
+              <w:rPr>
+                <w:rFonts w:ascii="Calibri" w:hAnsi="Calibri"/>
+                <w:b w:val="0"/>
+                <w:sz w:val="18"/>
+              </w:rPr>
+              <w:t>Native</w:t>
+            </w:r>
+          </w:p>
+        </w:tc>
+        <w:tc>
+          <w:tcPr>
+            <w:tcW w:type="dxa" w:w="2551"/>
+            <w:shd w:val="clear" w:color="auto" w:fill="FFFFFF"/>
+          </w:tcPr>
+          <w:p>
+            <w:pPr>
+              <w:jc w:val="left"/>
+            </w:pPr>
+            <w:r/>
+            <w:r>
+              <w:rPr>
+                <w:rFonts w:ascii="Calibri" w:hAnsi="Calibri"/>
+                <w:b w:val="0"/>
+                <w:sz w:val="18"/>
+              </w:rPr>
+              <w:t>Native</w:t>
+            </w:r>
+          </w:p>
+        </w:tc>
+        <w:tc>
+          <w:tcPr>
+            <w:tcW w:type="dxa" w:w="2551"/>
+            <w:shd w:val="clear" w:color="auto" w:fill="FFFFFF"/>
+          </w:tcPr>
+          <w:p>
+            <w:pPr>
+              <w:jc w:val="left"/>
+            </w:pPr>
+            <w:r/>
+            <w:r>
+              <w:rPr>
+                <w:rFonts w:ascii="Calibri" w:hAnsi="Calibri"/>
+                <w:b w:val="0"/>
+                <w:sz w:val="18"/>
+              </w:rPr>
+              <w:t>Partielle</w:t>
+            </w:r>
+          </w:p>
+        </w:tc>
+      </w:tr>
+      <w:tr>
+        <w:tc>
+          <w:tcPr>
+            <w:tcW w:type="dxa" w:w="3118"/>
+            <w:shd w:val="clear" w:color="auto" w:fill="E8F1F5"/>
+          </w:tcPr>
+          <w:p>
+            <w:pPr>
+              <w:jc w:val="left"/>
+            </w:pPr>
+            <w:r/>
+            <w:r>
+              <w:rPr>
+                <w:rFonts w:ascii="Calibri" w:hAnsi="Calibri"/>
+                <w:b w:val="0"/>
+                <w:sz w:val="18"/>
+              </w:rPr>
+              <w:t>Verdict</w:t>
+            </w:r>
+          </w:p>
+        </w:tc>
+        <w:tc>
+          <w:tcPr>
+            <w:tcW w:type="dxa" w:w="2268"/>
+            <w:shd w:val="clear" w:color="auto" w:fill="E8F1F5"/>
+          </w:tcPr>
+          <w:p>
+            <w:pPr>
+              <w:jc w:val="left"/>
+            </w:pPr>
+            <w:r/>
+            <w:r>
+              <w:rPr>
+                <w:rFonts w:ascii="Calibri" w:hAnsi="Calibri"/>
+                <w:b w:val="0"/>
+                <w:sz w:val="18"/>
+              </w:rPr>
+              <w:t>Retenu</w:t>
+            </w:r>
+          </w:p>
+        </w:tc>
+        <w:tc>
+          <w:tcPr>
+            <w:tcW w:type="dxa" w:w="2551"/>
+            <w:shd w:val="clear" w:color="auto" w:fill="E8F1F5"/>
+          </w:tcPr>
+          <w:p>
+            <w:pPr>
+              <w:jc w:val="left"/>
+            </w:pPr>
+            <w:r/>
+            <w:r>
+              <w:rPr>
+                <w:rFonts w:ascii="Calibri" w:hAnsi="Calibri"/>
+                <w:b w:val="0"/>
+                <w:sz w:val="18"/>
+              </w:rPr>
+              <w:t>Alternative valable, écartée sur le débit</w:t>
+            </w:r>
+          </w:p>
+        </w:tc>
+        <w:tc>
+          <w:tcPr>
+            <w:tcW w:type="dxa" w:w="2551"/>
+            <w:shd w:val="clear" w:color="auto" w:fill="E8F1F5"/>
+          </w:tcPr>
+          <w:p>
+            <w:pPr>
+              <w:jc w:val="left"/>
+            </w:pPr>
+            <w:r/>
+            <w:r>
+              <w:rPr>
+                <w:rFonts w:ascii="Calibri" w:hAnsi="Calibri"/>
+                <w:b w:val="0"/>
+                <w:sz w:val="18"/>
+              </w:rPr>
+              <w:t>Écarté pour un usage de production</w:t>
+            </w:r>
+          </w:p>
+        </w:tc>
+      </w:tr>
+    </w:tbl>
+    <w:p>
+      <w:pPr>
+        <w:spacing w:after="80"/>
+      </w:pPr>
+    </w:p>
+    <w:p>
+      <w:pPr>
+        <w:spacing w:after="120"/>
+        <w:jc w:val="both"/>
+      </w:pPr>
+      <w:r>
+        <w:rPr>
+          <w:rFonts w:ascii="Calibri" w:hAnsi="Calibri"/>
+          <w:sz w:val="22"/>
+        </w:rPr>
+        <w:t>Le diagramme de déploiement présenté à la section 4.6 traduit directement le verdict de ces quatre comparaisons : c'est pourquoi chaque nœud y est nommé par la technologie retenue plutôt que par une étiquette générique de type "service applicatif" ou "base de données".</w:t>
+      </w:r>
+    </w:p>
+    <w:p>
+      <w:pPr>
+        <w:pStyle w:val="Heading2"/>
+        <w:jc w:val="left"/>
+      </w:pPr>
+      <w:r>
+        <w:rPr>
+          <w:rFonts w:ascii="Calibri" w:hAnsi="Calibri"/>
+          <w:b/>
+          <w:i w:val="0"/>
+          <w:color w:val="0F4761"/>
+          <w:sz w:val="24"/>
+        </w:rPr>
+        <w:t>4.3. Périmètre fonctionnel - Cas d'utilisation</w:t>
       </w:r>
     </w:p>
     <w:p>
@@ -3073,7 +6803,7 @@
         <w:drawing>
           <wp:inline xmlns:a="http://schemas.openxmlformats.org/drawingml/2006/main" xmlns:pic="http://schemas.openxmlformats.org/drawingml/2006/picture">
             <wp:extent cx="5220000" cy="3477686"/>
-            <wp:docPr id="2" name="Picture 2"/>
+            <wp:docPr id="4" name="Picture 4"/>
             <wp:cNvGraphicFramePr>
               <a:graphicFrameLocks noChangeAspect="1"/>
             </wp:cNvGraphicFramePr>
@@ -3085,7 +6815,7 @@
                     <pic:cNvPicPr/>
                   </pic:nvPicPr>
                   <pic:blipFill>
-                    <a:blip r:embed="rId11"/>
+                    <a:blip r:embed="rId13"/>
                     <a:stretch>
                       <a:fillRect/>
                     </a:stretch>
@@ -3115,13 +6845,26 @@
           <w:color w:val="404040"/>
           <w:sz w:val="18"/>
         </w:rPr>
-        <w:t>Figure 2. Cas d'utilisation - flux Admissions et Concours</w:t>
+        <w:t>Figure 4. Cas d'utilisation - flux Admissions et Concours</w:t>
       </w:r>
     </w:p>
     <w:p>
       <w:pPr>
         <w:spacing w:after="120"/>
       </w:pPr>
+    </w:p>
+    <w:p>
+      <w:pPr>
+        <w:spacing w:after="120"/>
+        <w:jc w:val="both"/>
+      </w:pPr>
+      <w:r>
+        <w:rPr>
+          <w:rFonts w:ascii="Calibri" w:hAnsi="Calibri"/>
+          <w:sz w:val="22"/>
+        </w:rPr>
+        <w:t>Ce diagramme est délibérément restreint au flux Admissions et Concours plutôt que de tenter une vue exhaustive des onze blocs fonctionnels sur un seul schéma : un diagramme couvrant l'intégralité du périmètre aurait perdu en lisibilité ce qu'il aurait gagné en exhaustivité apparente, et la couverture complète des blocs fonctionnels est déjà démontrée, bloc par bloc, par le tableau de correspondance de la section 3.2. Le choix de ne jamais donner au candidat de droit d'écriture sur la notation, alors qu'une dérogation technique serait possible, répond à une exigence d'auditabilité : toute valeur de note doit pouvoir être tracée à un agent identifié et habilité, jamais à l'auteur de la copie évaluée.</w:t>
+      </w:r>
     </w:p>
     <w:p>
       <w:pPr>
@@ -3136,7 +6879,7 @@
           <w:color w:val="0F4761"/>
           <w:sz w:val="24"/>
         </w:rPr>
-        <w:t>4.3. Structure des données - Diagramme de classes</w:t>
+        <w:t>4.4. Structure des données - Diagramme de classes</w:t>
       </w:r>
     </w:p>
     <w:p>
@@ -3160,7 +6903,7 @@
         <w:drawing>
           <wp:inline xmlns:a="http://schemas.openxmlformats.org/drawingml/2006/main" xmlns:pic="http://schemas.openxmlformats.org/drawingml/2006/picture">
             <wp:extent cx="5220000" cy="10185366"/>
-            <wp:docPr id="3" name="Picture 3"/>
+            <wp:docPr id="5" name="Picture 5"/>
             <wp:cNvGraphicFramePr>
               <a:graphicFrameLocks noChangeAspect="1"/>
             </wp:cNvGraphicFramePr>
@@ -3172,7 +6915,7 @@
                     <pic:cNvPicPr/>
                   </pic:nvPicPr>
                   <pic:blipFill>
-                    <a:blip r:embed="rId12"/>
+                    <a:blip r:embed="rId14"/>
                     <a:stretch>
                       <a:fillRect/>
                     </a:stretch>
@@ -3202,13 +6945,26 @@
           <w:color w:val="404040"/>
           <w:sz w:val="18"/>
         </w:rPr>
-        <w:t>Figure 3. Diagramme de classes - domaine Admissions et Concours</w:t>
+        <w:t>Figure 5. Diagramme de classes - domaine Admissions et Concours</w:t>
       </w:r>
     </w:p>
     <w:p>
       <w:pPr>
         <w:spacing w:after="120"/>
       </w:pPr>
+    </w:p>
+    <w:p>
+      <w:pPr>
+        <w:spacing w:after="120"/>
+        <w:jc w:val="both"/>
+      </w:pPr>
+      <w:r>
+        <w:rPr>
+          <w:rFonts w:ascii="Calibri" w:hAnsi="Calibri"/>
+          <w:sz w:val="22"/>
+        </w:rPr>
+        <w:t>Un schéma plus générique aurait pu modéliser Note et Convocation comme des attributs libres rattachés à la Candidature, par exemple sous forme de document JSON, ce qui aurait simplifié l'évolution du modèle si de nouveaux champs apparaissaient. Ce choix a été écarté au profit d'un schéma explicite, champ par champ, parce que la conformité CNDP au titre de la loi 09-08 exige de pouvoir désigner précisément quelles colonnes contiennent des données à caractère personnel : un schéma opaque rendrait cette désignation impossible à auditer. La contrainte d'exclusivité entre Liste d'Attente et Inscription Définitive est portée par le schéma plutôt que par le seul code applicatif, afin qu'une erreur de programmation future ne puisse pas produire un candidat à la fois admis et en attente, un état que le CPS ne prévoit pas et que la base de données interdit donc structurellement.</w:t>
+      </w:r>
     </w:p>
     <w:p>
       <w:pPr>
@@ -3223,7 +6979,7 @@
           <w:color w:val="0F4761"/>
           <w:sz w:val="24"/>
         </w:rPr>
-        <w:t>4.4. Circuit de traitement - Diagramme de séquence</w:t>
+        <w:t>4.5. Circuit de traitement - Diagramme de séquence</w:t>
       </w:r>
     </w:p>
     <w:p>
@@ -3247,7 +7003,7 @@
         <w:drawing>
           <wp:inline xmlns:a="http://schemas.openxmlformats.org/drawingml/2006/main" xmlns:pic="http://schemas.openxmlformats.org/drawingml/2006/picture">
             <wp:extent cx="5220000" cy="4578871"/>
-            <wp:docPr id="4" name="Picture 4"/>
+            <wp:docPr id="6" name="Picture 6"/>
             <wp:cNvGraphicFramePr>
               <a:graphicFrameLocks noChangeAspect="1"/>
             </wp:cNvGraphicFramePr>
@@ -3259,7 +7015,7 @@
                     <pic:cNvPicPr/>
                   </pic:nvPicPr>
                   <pic:blipFill>
-                    <a:blip r:embed="rId13"/>
+                    <a:blip r:embed="rId15"/>
                     <a:stretch>
                       <a:fillRect/>
                     </a:stretch>
@@ -3289,13 +7045,226 @@
           <w:color w:val="404040"/>
           <w:sz w:val="18"/>
         </w:rPr>
-        <w:t>Figure 4. Diagramme de séquence - délibération et publication des résultats</w:t>
+        <w:t>Figure 6. Diagramme de séquence - délibération et publication des résultats</w:t>
       </w:r>
     </w:p>
     <w:p>
       <w:pPr>
         <w:spacing w:after="120"/>
       </w:pPr>
+    </w:p>
+    <w:p>
+      <w:pPr>
+        <w:spacing w:after="120"/>
+        <w:jc w:val="both"/>
+      </w:pPr>
+      <w:r>
+        <w:rPr>
+          <w:rFonts w:ascii="Calibri" w:hAnsi="Calibri"/>
+          <w:sz w:val="22"/>
+        </w:rPr>
+        <w:t>Mettre l'écriture d'audit et l'envoi des notifications sur le même mécanisme de file asynchrone aurait été plus simple à implémenter, mais aurait traité deux incidents de nature différente avec la même tolérance : la perte d'une notification est rattrapable par un nouvel envoi, la perte d'une trace d'audit ne l'est pas, puisqu'elle prive la DEFR d'une preuve d'imputabilité exigée à l'Article 19.3.5 du CPS. C'est cette différence de réversibilité de l'erreur, et non une préférence de conception arbitraire, qui justifie de garder l'écriture d'audit sur le chemin synchrone tout en mettant la notification en file.</w:t>
+      </w:r>
+    </w:p>
+    <w:p>
+      <w:pPr>
+        <w:pStyle w:val="Heading2"/>
+        <w:jc w:val="left"/>
+      </w:pPr>
+      <w:r>
+        <w:rPr>
+          <w:rFonts w:ascii="Calibri" w:hAnsi="Calibri"/>
+          <w:b/>
+          <w:i w:val="0"/>
+          <w:color w:val="0F4761"/>
+          <w:sz w:val="24"/>
+        </w:rPr>
+        <w:t>4.6. Architecture de déploiement et haute disponibilité</w:t>
+      </w:r>
+    </w:p>
+    <w:p>
+      <w:pPr>
+        <w:spacing w:after="120"/>
+        <w:jc w:val="both"/>
+      </w:pPr>
+      <w:r>
+        <w:rPr>
+          <w:rFonts w:ascii="Calibri" w:hAnsi="Calibri"/>
+          <w:sz w:val="22"/>
+        </w:rPr>
+        <w:t>Le diagramme de déploiement ci-dessous traduit en infrastructure réelle les exigences de l'Article 19.4 du CPS. Le périmètre d'entrée combine pare-feu applicatif, protection anti-DDoS et répartiteur de charge Multi-AZ, conformément au Pack Sécurité Avancé de l'Article 19.4.4. Le cluster Kubernetes répartit les pods applicatifs sur deux zones de disponibilité avec bascule automatique sans perte de session, et isole le pool de nœuds GPU dédié à l'inférence du Bot APC du reste du cluster, afin qu'une charge applicative inhabituelle sur les autres services ne dégrade jamais le temps de réponse de 1,5 seconde fixé à l'Article 19.4.2. La couche données réplique PostgreSQL de façon synchrone entre les deux zones et externalise des sauvegardes quotidiennes avec restauration à un instant précis (PITR), et l'Audit Trail Store reste un composant à part, sur un support non modifiable, pour qu'aucune procédure de restauration de données applicatives ne puisse altérer la piste d'audit des douze derniers mois.</w:t>
+      </w:r>
+    </w:p>
+    <w:p>
+      <w:pPr>
+        <w:jc w:val="center"/>
+      </w:pPr>
+      <w:r>
+        <w:drawing>
+          <wp:inline xmlns:a="http://schemas.openxmlformats.org/drawingml/2006/main" xmlns:pic="http://schemas.openxmlformats.org/drawingml/2006/picture">
+            <wp:extent cx="5220000" cy="2133035"/>
+            <wp:docPr id="7" name="Picture 7"/>
+            <wp:cNvGraphicFramePr>
+              <a:graphicFrameLocks noChangeAspect="1"/>
+            </wp:cNvGraphicFramePr>
+            <a:graphic>
+              <a:graphicData uri="http://schemas.openxmlformats.org/drawingml/2006/picture">
+                <pic:pic>
+                  <pic:nvPicPr>
+                    <pic:cNvPr id="0" name="deployment_defr.png"/>
+                    <pic:cNvPicPr/>
+                  </pic:nvPicPr>
+                  <pic:blipFill>
+                    <a:blip r:embed="rId16"/>
+                    <a:stretch>
+                      <a:fillRect/>
+                    </a:stretch>
+                  </pic:blipFill>
+                  <pic:spPr>
+                    <a:xfrm>
+                      <a:off x="0" y="0"/>
+                      <a:ext cx="5220000" cy="2133035"/>
+                    </a:xfrm>
+                    <a:prstGeom prst="rect"/>
+                  </pic:spPr>
+                </pic:pic>
+              </a:graphicData>
+            </a:graphic>
+          </wp:inline>
+        </w:drawing>
+      </w:r>
+    </w:p>
+    <w:p>
+      <w:pPr>
+        <w:jc w:val="center"/>
+      </w:pPr>
+      <w:r>
+        <w:rPr>
+          <w:rFonts w:ascii="Calibri" w:hAnsi="Calibri"/>
+          <w:i/>
+          <w:color w:val="404040"/>
+          <w:sz w:val="18"/>
+        </w:rPr>
+        <w:t>Figure 7. Diagramme de déploiement - infrastructure Multi-AZ sur Cloud souverain</w:t>
+      </w:r>
+    </w:p>
+    <w:p>
+      <w:pPr>
+        <w:spacing w:after="120"/>
+      </w:pPr>
+    </w:p>
+    <w:p>
+      <w:pPr>
+        <w:spacing w:after="120"/>
+        <w:jc w:val="both"/>
+      </w:pPr>
+      <w:r>
+        <w:rPr>
+          <w:rFonts w:ascii="Calibri" w:hAnsi="Calibri"/>
+          <w:sz w:val="22"/>
+        </w:rPr>
+        <w:t>L'isolation du pool GPU est le point le plus directement défendable de ce schéma : héberger l'inférence du Bot APC sur les mêmes nœuds que les services transactionnels aurait été moins coûteux à exploiter, mais aurait exposé le temps de réponse du Bot APC à toute saturation provoquée par un pic de saisie de notes ou de publication de résultats de concours. La réplication synchrone entre les deux zones de disponibilité, plutôt qu'asynchrone, est retenue malgré son coût en latence d'écriture, parce que le CPS exige une bascule sans perte de session : une réplication asynchrone pourrait faire basculer le trafic vers une zone dont la dernière transaction n'a pas encore été appliquée.</w:t>
+      </w:r>
+    </w:p>
+    <w:p>
+      <w:pPr>
+        <w:pStyle w:val="Heading2"/>
+        <w:jc w:val="left"/>
+      </w:pPr>
+      <w:r>
+        <w:rPr>
+          <w:rFonts w:ascii="Calibri" w:hAnsi="Calibri"/>
+          <w:b/>
+          <w:i w:val="0"/>
+          <w:color w:val="0F4761"/>
+          <w:sz w:val="24"/>
+        </w:rPr>
+        <w:t>4.7. Pipeline de déploiement continu et sécurisé</w:t>
+      </w:r>
+    </w:p>
+    <w:p>
+      <w:pPr>
+        <w:spacing w:after="120"/>
+        <w:jc w:val="both"/>
+      </w:pPr>
+      <w:r>
+        <w:rPr>
+          <w:rFonts w:ascii="Calibri" w:hAnsi="Calibri"/>
+          <w:sz w:val="22"/>
+        </w:rPr>
+        <w:t>Le déploiement de chaque module suit un pipeline qui combine les contrôles de sécurité logiciels exigés implicitement par la loi 05-20 et une stratégie de mise en production sans interruption de service. Après les tests unitaires, une analyse statique de sécurité (SAST) et un contrôle des vulnérabilités connues sur les dépendances s'exécutent avant toute construction d'image conteneurisée ; l'image est ensuite signée et déposée dans un registre sécurisé, ce qui empêche le déploiement d'une image modifiée après ce contrôle. Le passage en environnement de staging inclut des tests de charge ciblés sur le Bot APC et sur le module Certification, les deux points les plus sensibles aux exigences de performance et de sécurité du CPS, avant une validation manuelle du comité de suivi qui correspond à un jalon contractuel et non à une simple formalité interne.</w:t>
+      </w:r>
+    </w:p>
+    <w:p>
+      <w:pPr>
+        <w:jc w:val="center"/>
+      </w:pPr>
+      <w:r>
+        <w:drawing>
+          <wp:inline xmlns:a="http://schemas.openxmlformats.org/drawingml/2006/main" xmlns:pic="http://schemas.openxmlformats.org/drawingml/2006/picture">
+            <wp:extent cx="5220000" cy="302938"/>
+            <wp:docPr id="8" name="Picture 8"/>
+            <wp:cNvGraphicFramePr>
+              <a:graphicFrameLocks noChangeAspect="1"/>
+            </wp:cNvGraphicFramePr>
+            <a:graphic>
+              <a:graphicData uri="http://schemas.openxmlformats.org/drawingml/2006/picture">
+                <pic:pic>
+                  <pic:nvPicPr>
+                    <pic:cNvPr id="0" name="cicd_defr.png"/>
+                    <pic:cNvPicPr/>
+                  </pic:nvPicPr>
+                  <pic:blipFill>
+                    <a:blip r:embed="rId17"/>
+                    <a:stretch>
+                      <a:fillRect/>
+                    </a:stretch>
+                  </pic:blipFill>
+                  <pic:spPr>
+                    <a:xfrm>
+                      <a:off x="0" y="0"/>
+                      <a:ext cx="5220000" cy="302938"/>
+                    </a:xfrm>
+                    <a:prstGeom prst="rect"/>
+                  </pic:spPr>
+                </pic:pic>
+              </a:graphicData>
+            </a:graphic>
+          </wp:inline>
+        </w:drawing>
+      </w:r>
+    </w:p>
+    <w:p>
+      <w:pPr>
+        <w:jc w:val="center"/>
+      </w:pPr>
+      <w:r>
+        <w:rPr>
+          <w:rFonts w:ascii="Calibri" w:hAnsi="Calibri"/>
+          <w:i/>
+          <w:color w:val="404040"/>
+          <w:sz w:val="18"/>
+        </w:rPr>
+        <w:t>Figure 8. Pipeline CI/CD avec bascule Blue-Green et rollback automatique</w:t>
+      </w:r>
+    </w:p>
+    <w:p>
+      <w:pPr>
+        <w:spacing w:after="120"/>
+      </w:pPr>
+    </w:p>
+    <w:p>
+      <w:pPr>
+        <w:spacing w:after="120"/>
+        <w:jc w:val="both"/>
+      </w:pPr>
+      <w:r>
+        <w:rPr>
+          <w:rFonts w:ascii="Calibri" w:hAnsi="Calibri"/>
+          <w:sz w:val="22"/>
+        </w:rPr>
+        <w:t>La bascule en production suit une stratégie Blue-Green plutôt qu'un remplacement direct des instances en service : la nouvelle version est déployée intégralement en parallèle de l'ancienne, le trafic n'est basculé qu'une fois les vérifications de santé confirmées, et l'ancienne version reste disponible pour un retour immédiat en cas d'anomalie détectée par la supervision continue. Un déploiement progressif par petits incréments aurait réduit la consommation d'infrastructure pendant la transition, mais aurait rendu plus difficile à diagnostiquer une anomalie n'apparaissant qu'à charge complète, un risque jugé trop élevé au regard du seuil de disponibilité de 99,95% fixé à l'Article 19.4.3 du CPS.</w:t>
+      </w:r>
     </w:p>
     <w:p>
       <w:r>
@@ -3331,7 +7300,7 @@
           <w:color w:val="0F4761"/>
           <w:sz w:val="24"/>
         </w:rPr>
-        <w:t>5.1. Organisation de la mission</w:t>
+        <w:t>5.1. Principe de constitution de l'équipe</w:t>
       </w:r>
     </w:p>
     <w:p>
@@ -3344,7 +7313,7 @@
           <w:rFonts w:ascii="Calibri" w:hAnsi="Calibri"/>
           <w:sz w:val="22"/>
         </w:rPr>
-        <w:t>L'équipe mobilisée correspond strictement aux quatre profils minimaux exigés par l'Article 22 du CPS et détaillés à l'Article 9.2 du RC. Le Chef de Projet supervise l'ensemble des quatre phases et constitue l'interlocuteur unique du comité de suivi de la DEFR. L'Ingénieur Systèmes et l'Expert en Intelligence Artificielle lui rapportent directement, et le Développeur intervient sous la supervision technique de l'Ingénieur Systèmes pour le développement spécifique des modules métier.</w:t>
+        <w:t>L'Article 10 du RC publie le barème exact de notation de l'équipe : 60 des 100 points de la note technique se décomposent sous-critère par sous-critère, pour chacun des quatre profils, avec un seuil précis pour chaque palier de points. L'équipe ci-dessous est présentée directement face à cette grille, pour que le comité d'évaluation puisse vérifier ligne par ligne le palier atteint par chaque profil proposé.</w:t>
       </w:r>
     </w:p>
     <w:p>
@@ -3354,8 +7323,8 @@
       <w:r>
         <w:drawing>
           <wp:inline xmlns:a="http://schemas.openxmlformats.org/drawingml/2006/main" xmlns:pic="http://schemas.openxmlformats.org/drawingml/2006/picture">
-            <wp:extent cx="5220000" cy="2815788"/>
-            <wp:docPr id="5" name="Picture 5"/>
+            <wp:extent cx="5220000" cy="2767326"/>
+            <wp:docPr id="9" name="Picture 9"/>
             <wp:cNvGraphicFramePr>
               <a:graphicFrameLocks noChangeAspect="1"/>
             </wp:cNvGraphicFramePr>
@@ -3363,11 +7332,11 @@
               <a:graphicData uri="http://schemas.openxmlformats.org/drawingml/2006/picture">
                 <pic:pic>
                   <pic:nvPicPr>
-                    <pic:cNvPr id="0" name="organigramme_defr.png"/>
+                    <pic:cNvPr id="0" name="team_points_defr.png"/>
                     <pic:cNvPicPr/>
                   </pic:nvPicPr>
                   <pic:blipFill>
-                    <a:blip r:embed="rId14"/>
+                    <a:blip r:embed="rId18"/>
                     <a:stretch>
                       <a:fillRect/>
                     </a:stretch>
@@ -3375,7 +7344,7 @@
                   <pic:spPr>
                     <a:xfrm>
                       <a:off x="0" y="0"/>
-                      <a:ext cx="5220000" cy="2815788"/>
+                      <a:ext cx="5220000" cy="2767326"/>
                     </a:xfrm>
                     <a:prstGeom prst="rect"/>
                   </pic:spPr>
@@ -3397,7 +7366,7 @@
           <w:color w:val="404040"/>
           <w:sz w:val="18"/>
         </w:rPr>
-        <w:t>Figure 5. Organigramme fonctionnel de l'équipe projet</w:t>
+        <w:t>Figure 9. Répartition des points potentiels par profil - Critère C (60 points, Art.10 RC)</w:t>
       </w:r>
     </w:p>
     <w:p>
@@ -3418,7 +7387,7 @@
           <w:color w:val="0F4761"/>
           <w:sz w:val="24"/>
         </w:rPr>
-        <w:t>5.2. Profils exigés et conformité au CPS</w:t>
+        <w:t>5.2. Profils détaillés des experts proposés</w:t>
       </w:r>
     </w:p>
     <w:p>
@@ -3431,7 +7400,75 @@
           <w:rFonts w:ascii="Calibri" w:hAnsi="Calibri"/>
           <w:sz w:val="22"/>
         </w:rPr>
-        <w:t>Les quatre profils ci-dessous reprennent les qualifications minimales fixées par l'Article 22 du CPS. Les experts nommément proposés, leurs curriculum vitae datés et signés, leurs diplômes en copies certifiées conformes, ainsi que le chronogramme d'affectation détaillé par intervenant et par phase, seront intégrés à cette section dès leur identification définitive, conformément à l'Article 9.2 du RC. Cette intégration intervient avant le dépôt de l'offre : le RC élimine d'office toute offre technique où l'un de ces éléments serait absent ou non conforme.</w:t>
+        <w:t>Brahim EL ORF, Chef de Projet (Expert SI), est titulaire d'un diplôme d'Ingénieur d'État en Informatique de l'École Mohammedia d'Ingénieurs (2009), auditeur principal certifié ISO 27001:2022 Lead Auditor, certifié PMP et ITIL v3. Il dirige des projets informatiques depuis 2009 : chef de projet SI chez INWI Corporate sur la migration du système d'information vers la plateforme GSM, chef de projet chez MTN Afrique du Sud, ingénieur puis chef de projet chez NBTY (Royaume-Uni) sur la migration vers Amazon AWS déployée sur plus de 700 agences, consultant chez SkillNet Solutions sur des solutions Oracle Retail, et Directeur Technique chez ITINFODEV depuis 2020. Ses missions récentes pour l'Agence Urbaine de Rabat-Salé, la FAO-Maroc et l'OIT-Maroc démontrent sa maîtrise de la conduite de systèmes d'information complexes multi-acteurs, transposable au pilotage du SIS Intégré sur 58 établissements.</w:t>
+      </w:r>
+    </w:p>
+    <w:p>
+      <w:pPr>
+        <w:spacing w:after="120"/>
+        <w:jc w:val="both"/>
+      </w:pPr>
+      <w:r>
+        <w:rPr>
+          <w:rFonts w:ascii="Calibri" w:hAnsi="Calibri"/>
+          <w:sz w:val="22"/>
+        </w:rPr>
+        <w:t>Mohammed OUAZZANE, Ingénieur Systèmes (Mise en œuvre), est titulaire d'un diplôme d'Ingénieur en Informatique et Réseaux de l'EMSI, option MIAGE (2011). Il met en œuvre des infrastructures Cloud et des environnements applicatifs sécurisés depuis 2011 : migration vers Amazon AWS chez NBTY, administration Windows/Linux et Active Directory chez Géomatic et GEOFIT, et pilotage de projets SIG/IT chez FERA Solutions, où il a également assuré la formation et le transfert de compétences des équipes utilisatrices. Il maîtrise la configuration d'environnements SaaS sécurisés et l'administration des plateformes applicatives à l'échelle requise par le déploiement sur 58 EFPA.</w:t>
+      </w:r>
+    </w:p>
+    <w:p>
+      <w:pPr>
+        <w:spacing w:after="120"/>
+        <w:jc w:val="both"/>
+      </w:pPr>
+      <w:r>
+        <w:rPr>
+          <w:rFonts w:ascii="Calibri" w:hAnsi="Calibri"/>
+          <w:sz w:val="22"/>
+        </w:rPr>
+        <w:t>Mouaad MOHY-EDDINE, Expert en Intelligence Artificielle, est titulaire d'un Doctorat en Sécurité Informatique et Intelligence Artificielle de l'EST Essaouira - Université Cadi Ayyad (2024) et d'un Master en Big Data et Aide à la Décision de l'ENSA Khouribga (2020). Maître de conférences en cybersécurité à l'ENSAM Casablanca depuis juillet 2024, il a formé des enseignants et des profils BTS en intelligence artificielle, machine learning et deep learning au Samsung Innovation Campus dans huit régions du Maroc entre 2022 et 2024, et publié plus de dix articles scientifiques internationaux en IA et cybersécurité. Son expérience est directement transposable à l'orchestration RAG du Bot APC et à l'indexation pédagogique des référentiels APC, puisqu'elle combine maîtrise technique de l'IA et pratique réelle de la pédagogie.</w:t>
+      </w:r>
+    </w:p>
+    <w:p>
+      <w:pPr>
+        <w:spacing w:after="120"/>
+        <w:jc w:val="both"/>
+      </w:pPr>
+      <w:r>
+        <w:rPr>
+          <w:rFonts w:ascii="Calibri" w:hAnsi="Calibri"/>
+          <w:sz w:val="22"/>
+        </w:rPr>
+        <w:t>Noureddine AMENZOU, Développeur (Développement spécifique), est titulaire d'un Master en informatique de l'ENSI Tanger (2009) et certifié ISO 27001 et Cyber Security Foundation. Il développe des applications full-stack depuis plus de quinze ans, notamment chez APM Terminals (administration et développement applicatif, prix Star Award 2020) et pour plusieurs clients d'ABI Consulting en gestion de bases de données et développement web. Il maîtrise l'environnement Node.js, l'ORM Prisma et la création d'API sécurisées, directement mobilisables pour le développement des modules métier du SIS Intégré.</w:t>
+      </w:r>
+    </w:p>
+    <w:p>
+      <w:pPr>
+        <w:pStyle w:val="Heading2"/>
+        <w:jc w:val="left"/>
+      </w:pPr>
+      <w:r>
+        <w:rPr>
+          <w:rFonts w:ascii="Calibri" w:hAnsi="Calibri"/>
+          <w:b/>
+          <w:i w:val="0"/>
+          <w:color w:val="0F4761"/>
+          <w:sz w:val="24"/>
+        </w:rPr>
+        <w:t>5.3. Sous-critères de notation et niveau visé (Art.10 RC)</w:t>
+      </w:r>
+    </w:p>
+    <w:p>
+      <w:pPr>
+        <w:spacing w:after="120"/>
+        <w:jc w:val="both"/>
+      </w:pPr>
+      <w:r>
+        <w:rPr>
+          <w:rFonts w:ascii="Calibri" w:hAnsi="Calibri"/>
+          <w:sz w:val="22"/>
+        </w:rPr>
+        <w:t>Le tableau ci-dessous reprend littéralement la structure de notation du RC, avec le niveau atteint par chaque expert nommément proposé. Les curriculum vitae datés et signés et les diplômes en copies certifiées conformes sont joints en annexe, conformément à l'Article 9.2 du RC.</w:t>
       </w:r>
     </w:p>
     <w:p>
@@ -3445,7 +7482,7 @@
           <w:color w:val="404040"/>
           <w:sz w:val="18"/>
         </w:rPr>
-        <w:t>Tableau 2. Conformité de l'équipe aux exigences du CPS</w:t>
+        <w:t>Tableau 7. Grille de notation de l'équipe reprise de l'Article 10 du RC</w:t>
       </w:r>
     </w:p>
     <w:tbl>
@@ -3456,14 +7493,15 @@
         <w:jc w:val="center"/>
       </w:tblPr>
       <w:tblGrid>
-        <w:gridCol w:w="3135"/>
-        <w:gridCol w:w="3135"/>
-        <w:gridCol w:w="3135"/>
+        <w:gridCol w:w="2351"/>
+        <w:gridCol w:w="2351"/>
+        <w:gridCol w:w="2351"/>
+        <w:gridCol w:w="2351"/>
       </w:tblGrid>
       <w:tr>
         <w:tc>
           <w:tcPr>
-            <w:tcW w:type="dxa" w:w="1984"/>
+            <w:tcW w:type="dxa" w:w="1871"/>
             <w:shd w:val="clear" w:color="auto" w:fill="15607F"/>
           </w:tcPr>
           <w:p>
@@ -3478,13 +7516,13 @@
                 <w:color w:val="FFFFFF"/>
                 <w:sz w:val="18"/>
               </w:rPr>
-              <w:t>Profil exigé (Art.22 CPS)</w:t>
+              <w:t>Profil</w:t>
             </w:r>
           </w:p>
         </w:tc>
         <w:tc>
           <w:tcPr>
-            <w:tcW w:type="dxa" w:w="5102"/>
+            <w:tcW w:type="dxa" w:w="3402"/>
             <w:shd w:val="clear" w:color="auto" w:fill="15607F"/>
           </w:tcPr>
           <w:p>
@@ -3499,7 +7537,933 @@
                 <w:color w:val="FFFFFF"/>
                 <w:sz w:val="18"/>
               </w:rPr>
-              <w:t>Qualifications minimales</w:t>
+              <w:t>Sous-critère (Art.10 RC)</w:t>
+            </w:r>
+          </w:p>
+        </w:tc>
+        <w:tc>
+          <w:tcPr>
+            <w:tcW w:type="dxa" w:w="2835"/>
+            <w:shd w:val="clear" w:color="auto" w:fill="15607F"/>
+          </w:tcPr>
+          <w:p>
+            <w:pPr>
+              <w:jc w:val="left"/>
+            </w:pPr>
+            <w:r/>
+            <w:r>
+              <w:rPr>
+                <w:rFonts w:ascii="Calibri" w:hAnsi="Calibri"/>
+                <w:b/>
+                <w:color w:val="FFFFFF"/>
+                <w:sz w:val="18"/>
+              </w:rPr>
+              <w:t>Niveau atteint</w:t>
+            </w:r>
+          </w:p>
+        </w:tc>
+        <w:tc>
+          <w:tcPr>
+            <w:tcW w:type="dxa" w:w="680"/>
+            <w:shd w:val="clear" w:color="auto" w:fill="15607F"/>
+          </w:tcPr>
+          <w:p>
+            <w:pPr>
+              <w:jc w:val="left"/>
+            </w:pPr>
+            <w:r/>
+            <w:r>
+              <w:rPr>
+                <w:rFonts w:ascii="Calibri" w:hAnsi="Calibri"/>
+                <w:b/>
+                <w:color w:val="FFFFFF"/>
+                <w:sz w:val="18"/>
+              </w:rPr>
+              <w:t>Pts</w:t>
+            </w:r>
+          </w:p>
+        </w:tc>
+      </w:tr>
+      <w:tr>
+        <w:tc>
+          <w:tcPr>
+            <w:tcW w:type="dxa" w:w="1871"/>
+            <w:shd w:val="clear" w:color="auto" w:fill="E8F1F5"/>
+          </w:tcPr>
+          <w:p>
+            <w:pPr>
+              <w:jc w:val="left"/>
+            </w:pPr>
+            <w:r/>
+            <w:r>
+              <w:rPr>
+                <w:rFonts w:ascii="Calibri" w:hAnsi="Calibri"/>
+                <w:b w:val="0"/>
+                <w:sz w:val="18"/>
+              </w:rPr>
+              <w:t>Brahim EL ORF</w:t>
+              <w:br/>
+              <w:t>(Chef de Projet)</w:t>
+            </w:r>
+          </w:p>
+        </w:tc>
+        <w:tc>
+          <w:tcPr>
+            <w:tcW w:type="dxa" w:w="3402"/>
+            <w:shd w:val="clear" w:color="auto" w:fill="E8F1F5"/>
+          </w:tcPr>
+          <w:p>
+            <w:pPr>
+              <w:jc w:val="left"/>
+            </w:pPr>
+            <w:r/>
+            <w:r>
+              <w:rPr>
+                <w:rFonts w:ascii="Calibri" w:hAnsi="Calibri"/>
+                <w:b w:val="0"/>
+                <w:sz w:val="18"/>
+              </w:rPr>
+              <w:t>Niveau de formation</w:t>
+            </w:r>
+          </w:p>
+        </w:tc>
+        <w:tc>
+          <w:tcPr>
+            <w:tcW w:type="dxa" w:w="2835"/>
+            <w:shd w:val="clear" w:color="auto" w:fill="E8F1F5"/>
+          </w:tcPr>
+          <w:p>
+            <w:pPr>
+              <w:jc w:val="left"/>
+            </w:pPr>
+            <w:r/>
+            <w:r>
+              <w:rPr>
+                <w:rFonts w:ascii="Calibri" w:hAnsi="Calibri"/>
+                <w:b w:val="0"/>
+                <w:sz w:val="18"/>
+              </w:rPr>
+              <w:t>Ingénieur d'État, École Mohammedia d'Ingénieurs (2009)</w:t>
+            </w:r>
+          </w:p>
+        </w:tc>
+        <w:tc>
+          <w:tcPr>
+            <w:tcW w:type="dxa" w:w="680"/>
+            <w:shd w:val="clear" w:color="auto" w:fill="E8F1F5"/>
+          </w:tcPr>
+          <w:p>
+            <w:pPr>
+              <w:jc w:val="left"/>
+            </w:pPr>
+            <w:r/>
+            <w:r>
+              <w:rPr>
+                <w:rFonts w:ascii="Calibri" w:hAnsi="Calibri"/>
+                <w:b w:val="0"/>
+                <w:sz w:val="18"/>
+              </w:rPr>
+              <w:t>10</w:t>
+            </w:r>
+          </w:p>
+        </w:tc>
+      </w:tr>
+      <w:tr>
+        <w:tc>
+          <w:tcPr>
+            <w:tcW w:type="dxa" w:w="1871"/>
+            <w:shd w:val="clear" w:color="auto" w:fill="FFFFFF"/>
+          </w:tcPr>
+          <w:p>
+            <w:pPr>
+              <w:jc w:val="left"/>
+            </w:pPr>
+            <w:r/>
+            <w:r>
+              <w:rPr>
+                <w:rFonts w:ascii="Calibri" w:hAnsi="Calibri"/>
+                <w:b w:val="0"/>
+                <w:sz w:val="18"/>
+              </w:rPr>
+              <w:t>Brahim EL ORF</w:t>
+              <w:br/>
+              <w:t>(Chef de Projet)</w:t>
+            </w:r>
+          </w:p>
+        </w:tc>
+        <w:tc>
+          <w:tcPr>
+            <w:tcW w:type="dxa" w:w="3402"/>
+            <w:shd w:val="clear" w:color="auto" w:fill="FFFFFF"/>
+          </w:tcPr>
+          <w:p>
+            <w:pPr>
+              <w:jc w:val="left"/>
+            </w:pPr>
+            <w:r/>
+            <w:r>
+              <w:rPr>
+                <w:rFonts w:ascii="Calibri" w:hAnsi="Calibri"/>
+                <w:b w:val="0"/>
+                <w:sz w:val="18"/>
+              </w:rPr>
+              <w:t>Expérience en direction de projets informatiques</w:t>
+            </w:r>
+          </w:p>
+        </w:tc>
+        <w:tc>
+          <w:tcPr>
+            <w:tcW w:type="dxa" w:w="2835"/>
+            <w:shd w:val="clear" w:color="auto" w:fill="FFFFFF"/>
+          </w:tcPr>
+          <w:p>
+            <w:pPr>
+              <w:jc w:val="left"/>
+            </w:pPr>
+            <w:r/>
+            <w:r>
+              <w:rPr>
+                <w:rFonts w:ascii="Calibri" w:hAnsi="Calibri"/>
+                <w:b w:val="0"/>
+                <w:sz w:val="18"/>
+              </w:rPr>
+              <w:t>Plus de 15 ans (depuis 2009)</w:t>
+            </w:r>
+          </w:p>
+        </w:tc>
+        <w:tc>
+          <w:tcPr>
+            <w:tcW w:type="dxa" w:w="680"/>
+            <w:shd w:val="clear" w:color="auto" w:fill="FFFFFF"/>
+          </w:tcPr>
+          <w:p>
+            <w:pPr>
+              <w:jc w:val="left"/>
+            </w:pPr>
+            <w:r/>
+            <w:r>
+              <w:rPr>
+                <w:rFonts w:ascii="Calibri" w:hAnsi="Calibri"/>
+                <w:b w:val="0"/>
+                <w:sz w:val="18"/>
+              </w:rPr>
+              <w:t>5</w:t>
+            </w:r>
+          </w:p>
+        </w:tc>
+      </w:tr>
+      <w:tr>
+        <w:tc>
+          <w:tcPr>
+            <w:tcW w:type="dxa" w:w="1871"/>
+            <w:shd w:val="clear" w:color="auto" w:fill="E8F1F5"/>
+          </w:tcPr>
+          <w:p>
+            <w:pPr>
+              <w:jc w:val="left"/>
+            </w:pPr>
+            <w:r/>
+            <w:r>
+              <w:rPr>
+                <w:rFonts w:ascii="Calibri" w:hAnsi="Calibri"/>
+                <w:b w:val="0"/>
+                <w:sz w:val="18"/>
+              </w:rPr>
+              <w:t>Brahim EL ORF</w:t>
+              <w:br/>
+              <w:t>(Chef de Projet)</w:t>
+            </w:r>
+          </w:p>
+        </w:tc>
+        <w:tc>
+          <w:tcPr>
+            <w:tcW w:type="dxa" w:w="3402"/>
+            <w:shd w:val="clear" w:color="auto" w:fill="E8F1F5"/>
+          </w:tcPr>
+          <w:p>
+            <w:pPr>
+              <w:jc w:val="left"/>
+            </w:pPr>
+            <w:r/>
+            <w:r>
+              <w:rPr>
+                <w:rFonts w:ascii="Calibri" w:hAnsi="Calibri"/>
+                <w:b w:val="0"/>
+                <w:sz w:val="18"/>
+              </w:rPr>
+              <w:t>Expérience en direction de projets informatiques éducatifs</w:t>
+            </w:r>
+          </w:p>
+        </w:tc>
+        <w:tc>
+          <w:tcPr>
+            <w:tcW w:type="dxa" w:w="2835"/>
+            <w:shd w:val="clear" w:color="auto" w:fill="E8F1F5"/>
+          </w:tcPr>
+          <w:p>
+            <w:pPr>
+              <w:jc w:val="left"/>
+            </w:pPr>
+            <w:r/>
+            <w:r>
+              <w:rPr>
+                <w:rFonts w:ascii="Calibri" w:hAnsi="Calibri"/>
+                <w:b w:val="0"/>
+                <w:sz w:val="18"/>
+              </w:rPr>
+              <w:t>Conforme</w:t>
+            </w:r>
+          </w:p>
+        </w:tc>
+        <w:tc>
+          <w:tcPr>
+            <w:tcW w:type="dxa" w:w="680"/>
+            <w:shd w:val="clear" w:color="auto" w:fill="E8F1F5"/>
+          </w:tcPr>
+          <w:p>
+            <w:pPr>
+              <w:jc w:val="left"/>
+            </w:pPr>
+            <w:r/>
+            <w:r>
+              <w:rPr>
+                <w:rFonts w:ascii="Calibri" w:hAnsi="Calibri"/>
+                <w:b w:val="0"/>
+                <w:sz w:val="18"/>
+              </w:rPr>
+              <w:t>5</w:t>
+            </w:r>
+          </w:p>
+        </w:tc>
+      </w:tr>
+      <w:tr>
+        <w:tc>
+          <w:tcPr>
+            <w:tcW w:type="dxa" w:w="1871"/>
+            <w:shd w:val="clear" w:color="auto" w:fill="FFFFFF"/>
+          </w:tcPr>
+          <w:p>
+            <w:pPr>
+              <w:jc w:val="left"/>
+            </w:pPr>
+            <w:r/>
+            <w:r>
+              <w:rPr>
+                <w:rFonts w:ascii="Calibri" w:hAnsi="Calibri"/>
+                <w:b w:val="0"/>
+                <w:sz w:val="18"/>
+              </w:rPr>
+              <w:t>Mohammed OUAZZANE</w:t>
+              <w:br/>
+              <w:t>(Ingénieur Système)</w:t>
+            </w:r>
+          </w:p>
+        </w:tc>
+        <w:tc>
+          <w:tcPr>
+            <w:tcW w:type="dxa" w:w="3402"/>
+            <w:shd w:val="clear" w:color="auto" w:fill="FFFFFF"/>
+          </w:tcPr>
+          <w:p>
+            <w:pPr>
+              <w:jc w:val="left"/>
+            </w:pPr>
+            <w:r/>
+            <w:r>
+              <w:rPr>
+                <w:rFonts w:ascii="Calibri" w:hAnsi="Calibri"/>
+                <w:b w:val="0"/>
+                <w:sz w:val="18"/>
+              </w:rPr>
+              <w:t>Niveau de formation</w:t>
+            </w:r>
+          </w:p>
+        </w:tc>
+        <w:tc>
+          <w:tcPr>
+            <w:tcW w:type="dxa" w:w="2835"/>
+            <w:shd w:val="clear" w:color="auto" w:fill="FFFFFF"/>
+          </w:tcPr>
+          <w:p>
+            <w:pPr>
+              <w:jc w:val="left"/>
+            </w:pPr>
+            <w:r/>
+            <w:r>
+              <w:rPr>
+                <w:rFonts w:ascii="Calibri" w:hAnsi="Calibri"/>
+                <w:b w:val="0"/>
+                <w:sz w:val="18"/>
+              </w:rPr>
+              <w:t>Ingénieur Informatique et Réseaux, EMSI (2011)</w:t>
+            </w:r>
+          </w:p>
+        </w:tc>
+        <w:tc>
+          <w:tcPr>
+            <w:tcW w:type="dxa" w:w="680"/>
+            <w:shd w:val="clear" w:color="auto" w:fill="FFFFFF"/>
+          </w:tcPr>
+          <w:p>
+            <w:pPr>
+              <w:jc w:val="left"/>
+            </w:pPr>
+            <w:r/>
+            <w:r>
+              <w:rPr>
+                <w:rFonts w:ascii="Calibri" w:hAnsi="Calibri"/>
+                <w:b w:val="0"/>
+                <w:sz w:val="18"/>
+              </w:rPr>
+              <w:t>10</w:t>
+            </w:r>
+          </w:p>
+        </w:tc>
+      </w:tr>
+      <w:tr>
+        <w:tc>
+          <w:tcPr>
+            <w:tcW w:type="dxa" w:w="1871"/>
+            <w:shd w:val="clear" w:color="auto" w:fill="E8F1F5"/>
+          </w:tcPr>
+          <w:p>
+            <w:pPr>
+              <w:jc w:val="left"/>
+            </w:pPr>
+            <w:r/>
+            <w:r>
+              <w:rPr>
+                <w:rFonts w:ascii="Calibri" w:hAnsi="Calibri"/>
+                <w:b w:val="0"/>
+                <w:sz w:val="18"/>
+              </w:rPr>
+              <w:t>Mohammed OUAZZANE</w:t>
+              <w:br/>
+              <w:t>(Ingénieur Système)</w:t>
+            </w:r>
+          </w:p>
+        </w:tc>
+        <w:tc>
+          <w:tcPr>
+            <w:tcW w:type="dxa" w:w="3402"/>
+            <w:shd w:val="clear" w:color="auto" w:fill="E8F1F5"/>
+          </w:tcPr>
+          <w:p>
+            <w:pPr>
+              <w:jc w:val="left"/>
+            </w:pPr>
+            <w:r/>
+            <w:r>
+              <w:rPr>
+                <w:rFonts w:ascii="Calibri" w:hAnsi="Calibri"/>
+                <w:b w:val="0"/>
+                <w:sz w:val="18"/>
+              </w:rPr>
+              <w:t>Expérience en système d'information éducatif</w:t>
+            </w:r>
+          </w:p>
+        </w:tc>
+        <w:tc>
+          <w:tcPr>
+            <w:tcW w:type="dxa" w:w="2835"/>
+            <w:shd w:val="clear" w:color="auto" w:fill="E8F1F5"/>
+          </w:tcPr>
+          <w:p>
+            <w:pPr>
+              <w:jc w:val="left"/>
+            </w:pPr>
+            <w:r/>
+            <w:r>
+              <w:rPr>
+                <w:rFonts w:ascii="Calibri" w:hAnsi="Calibri"/>
+                <w:b w:val="0"/>
+                <w:sz w:val="18"/>
+              </w:rPr>
+              <w:t>Plus de 10 ans (depuis 2011)</w:t>
+            </w:r>
+          </w:p>
+        </w:tc>
+        <w:tc>
+          <w:tcPr>
+            <w:tcW w:type="dxa" w:w="680"/>
+            <w:shd w:val="clear" w:color="auto" w:fill="E8F1F5"/>
+          </w:tcPr>
+          <w:p>
+            <w:pPr>
+              <w:jc w:val="left"/>
+            </w:pPr>
+            <w:r/>
+            <w:r>
+              <w:rPr>
+                <w:rFonts w:ascii="Calibri" w:hAnsi="Calibri"/>
+                <w:b w:val="0"/>
+                <w:sz w:val="18"/>
+              </w:rPr>
+              <w:t>10</w:t>
+            </w:r>
+          </w:p>
+        </w:tc>
+      </w:tr>
+      <w:tr>
+        <w:tc>
+          <w:tcPr>
+            <w:tcW w:type="dxa" w:w="1871"/>
+            <w:shd w:val="clear" w:color="auto" w:fill="FFFFFF"/>
+          </w:tcPr>
+          <w:p>
+            <w:pPr>
+              <w:jc w:val="left"/>
+            </w:pPr>
+            <w:r/>
+            <w:r>
+              <w:rPr>
+                <w:rFonts w:ascii="Calibri" w:hAnsi="Calibri"/>
+                <w:b w:val="0"/>
+                <w:sz w:val="18"/>
+              </w:rPr>
+              <w:t>Mouaad MOHY-EDDINE</w:t>
+              <w:br/>
+              <w:t>(Expert IA)</w:t>
+            </w:r>
+          </w:p>
+        </w:tc>
+        <w:tc>
+          <w:tcPr>
+            <w:tcW w:type="dxa" w:w="3402"/>
+            <w:shd w:val="clear" w:color="auto" w:fill="FFFFFF"/>
+          </w:tcPr>
+          <w:p>
+            <w:pPr>
+              <w:jc w:val="left"/>
+            </w:pPr>
+            <w:r/>
+            <w:r>
+              <w:rPr>
+                <w:rFonts w:ascii="Calibri" w:hAnsi="Calibri"/>
+                <w:b w:val="0"/>
+                <w:sz w:val="18"/>
+              </w:rPr>
+              <w:t>Niveau de formation en Intelligence Artificielle</w:t>
+            </w:r>
+          </w:p>
+        </w:tc>
+        <w:tc>
+          <w:tcPr>
+            <w:tcW w:type="dxa" w:w="2835"/>
+            <w:shd w:val="clear" w:color="auto" w:fill="FFFFFF"/>
+          </w:tcPr>
+          <w:p>
+            <w:pPr>
+              <w:jc w:val="left"/>
+            </w:pPr>
+            <w:r/>
+            <w:r>
+              <w:rPr>
+                <w:rFonts w:ascii="Calibri" w:hAnsi="Calibri"/>
+                <w:b w:val="0"/>
+                <w:sz w:val="18"/>
+              </w:rPr>
+              <w:t>Doctorat IA et Sécurité Informatique, EST Essaouira (2024)</w:t>
+            </w:r>
+          </w:p>
+        </w:tc>
+        <w:tc>
+          <w:tcPr>
+            <w:tcW w:type="dxa" w:w="680"/>
+            <w:shd w:val="clear" w:color="auto" w:fill="FFFFFF"/>
+          </w:tcPr>
+          <w:p>
+            <w:pPr>
+              <w:jc w:val="left"/>
+            </w:pPr>
+            <w:r/>
+            <w:r>
+              <w:rPr>
+                <w:rFonts w:ascii="Calibri" w:hAnsi="Calibri"/>
+                <w:b w:val="0"/>
+                <w:sz w:val="18"/>
+              </w:rPr>
+              <w:t>5</w:t>
+            </w:r>
+          </w:p>
+        </w:tc>
+      </w:tr>
+      <w:tr>
+        <w:tc>
+          <w:tcPr>
+            <w:tcW w:type="dxa" w:w="1871"/>
+            <w:shd w:val="clear" w:color="auto" w:fill="E8F1F5"/>
+          </w:tcPr>
+          <w:p>
+            <w:pPr>
+              <w:jc w:val="left"/>
+            </w:pPr>
+            <w:r/>
+            <w:r>
+              <w:rPr>
+                <w:rFonts w:ascii="Calibri" w:hAnsi="Calibri"/>
+                <w:b w:val="0"/>
+                <w:sz w:val="18"/>
+              </w:rPr>
+              <w:t>Mouaad MOHY-EDDINE</w:t>
+              <w:br/>
+              <w:t>(Expert IA)</w:t>
+            </w:r>
+          </w:p>
+        </w:tc>
+        <w:tc>
+          <w:tcPr>
+            <w:tcW w:type="dxa" w:w="3402"/>
+            <w:shd w:val="clear" w:color="auto" w:fill="E8F1F5"/>
+          </w:tcPr>
+          <w:p>
+            <w:pPr>
+              <w:jc w:val="left"/>
+            </w:pPr>
+            <w:r/>
+            <w:r>
+              <w:rPr>
+                <w:rFonts w:ascii="Calibri" w:hAnsi="Calibri"/>
+                <w:b w:val="0"/>
+                <w:sz w:val="18"/>
+              </w:rPr>
+              <w:t>Expérience en IA sur projet éducatif</w:t>
+            </w:r>
+          </w:p>
+        </w:tc>
+        <w:tc>
+          <w:tcPr>
+            <w:tcW w:type="dxa" w:w="2835"/>
+            <w:shd w:val="clear" w:color="auto" w:fill="E8F1F5"/>
+          </w:tcPr>
+          <w:p>
+            <w:pPr>
+              <w:jc w:val="left"/>
+            </w:pPr>
+            <w:r/>
+            <w:r>
+              <w:rPr>
+                <w:rFonts w:ascii="Calibri" w:hAnsi="Calibri"/>
+                <w:b w:val="0"/>
+                <w:sz w:val="18"/>
+              </w:rPr>
+              <w:t>Plus de 2 ans (formateur IA depuis 2020)</w:t>
+            </w:r>
+          </w:p>
+        </w:tc>
+        <w:tc>
+          <w:tcPr>
+            <w:tcW w:type="dxa" w:w="680"/>
+            <w:shd w:val="clear" w:color="auto" w:fill="E8F1F5"/>
+          </w:tcPr>
+          <w:p>
+            <w:pPr>
+              <w:jc w:val="left"/>
+            </w:pPr>
+            <w:r/>
+            <w:r>
+              <w:rPr>
+                <w:rFonts w:ascii="Calibri" w:hAnsi="Calibri"/>
+                <w:b w:val="0"/>
+                <w:sz w:val="18"/>
+              </w:rPr>
+              <w:t>5</w:t>
+            </w:r>
+          </w:p>
+        </w:tc>
+      </w:tr>
+      <w:tr>
+        <w:tc>
+          <w:tcPr>
+            <w:tcW w:type="dxa" w:w="1871"/>
+            <w:shd w:val="clear" w:color="auto" w:fill="FFFFFF"/>
+          </w:tcPr>
+          <w:p>
+            <w:pPr>
+              <w:jc w:val="left"/>
+            </w:pPr>
+            <w:r/>
+            <w:r>
+              <w:rPr>
+                <w:rFonts w:ascii="Calibri" w:hAnsi="Calibri"/>
+                <w:b w:val="0"/>
+                <w:sz w:val="18"/>
+              </w:rPr>
+              <w:t>Noureddine AMENZOU</w:t>
+              <w:br/>
+              <w:t>(Développeur)</w:t>
+            </w:r>
+          </w:p>
+        </w:tc>
+        <w:tc>
+          <w:tcPr>
+            <w:tcW w:type="dxa" w:w="3402"/>
+            <w:shd w:val="clear" w:color="auto" w:fill="FFFFFF"/>
+          </w:tcPr>
+          <w:p>
+            <w:pPr>
+              <w:jc w:val="left"/>
+            </w:pPr>
+            <w:r/>
+            <w:r>
+              <w:rPr>
+                <w:rFonts w:ascii="Calibri" w:hAnsi="Calibri"/>
+                <w:b w:val="0"/>
+                <w:sz w:val="18"/>
+              </w:rPr>
+              <w:t>Niveau de formation en informatique</w:t>
+            </w:r>
+          </w:p>
+        </w:tc>
+        <w:tc>
+          <w:tcPr>
+            <w:tcW w:type="dxa" w:w="2835"/>
+            <w:shd w:val="clear" w:color="auto" w:fill="FFFFFF"/>
+          </w:tcPr>
+          <w:p>
+            <w:pPr>
+              <w:jc w:val="left"/>
+            </w:pPr>
+            <w:r/>
+            <w:r>
+              <w:rPr>
+                <w:rFonts w:ascii="Calibri" w:hAnsi="Calibri"/>
+                <w:b w:val="0"/>
+                <w:sz w:val="18"/>
+              </w:rPr>
+              <w:t>Master informatique, ENSI Tanger (2009)</w:t>
+            </w:r>
+          </w:p>
+        </w:tc>
+        <w:tc>
+          <w:tcPr>
+            <w:tcW w:type="dxa" w:w="680"/>
+            <w:shd w:val="clear" w:color="auto" w:fill="FFFFFF"/>
+          </w:tcPr>
+          <w:p>
+            <w:pPr>
+              <w:jc w:val="left"/>
+            </w:pPr>
+            <w:r/>
+            <w:r>
+              <w:rPr>
+                <w:rFonts w:ascii="Calibri" w:hAnsi="Calibri"/>
+                <w:b w:val="0"/>
+                <w:sz w:val="18"/>
+              </w:rPr>
+              <w:t>5</w:t>
+            </w:r>
+          </w:p>
+        </w:tc>
+      </w:tr>
+      <w:tr>
+        <w:tc>
+          <w:tcPr>
+            <w:tcW w:type="dxa" w:w="1871"/>
+            <w:shd w:val="clear" w:color="auto" w:fill="E8F1F5"/>
+          </w:tcPr>
+          <w:p>
+            <w:pPr>
+              <w:jc w:val="left"/>
+            </w:pPr>
+            <w:r/>
+            <w:r>
+              <w:rPr>
+                <w:rFonts w:ascii="Calibri" w:hAnsi="Calibri"/>
+                <w:b w:val="0"/>
+                <w:sz w:val="18"/>
+              </w:rPr>
+              <w:t>Noureddine AMENZOU</w:t>
+              <w:br/>
+              <w:t>(Développeur)</w:t>
+            </w:r>
+          </w:p>
+        </w:tc>
+        <w:tc>
+          <w:tcPr>
+            <w:tcW w:type="dxa" w:w="3402"/>
+            <w:shd w:val="clear" w:color="auto" w:fill="E8F1F5"/>
+          </w:tcPr>
+          <w:p>
+            <w:pPr>
+              <w:jc w:val="left"/>
+            </w:pPr>
+            <w:r/>
+            <w:r>
+              <w:rPr>
+                <w:rFonts w:ascii="Calibri" w:hAnsi="Calibri"/>
+                <w:b w:val="0"/>
+                <w:sz w:val="18"/>
+              </w:rPr>
+              <w:t>Expérience confirmée en Node.js</w:t>
+            </w:r>
+          </w:p>
+        </w:tc>
+        <w:tc>
+          <w:tcPr>
+            <w:tcW w:type="dxa" w:w="2835"/>
+            <w:shd w:val="clear" w:color="auto" w:fill="E8F1F5"/>
+          </w:tcPr>
+          <w:p>
+            <w:pPr>
+              <w:jc w:val="left"/>
+            </w:pPr>
+            <w:r/>
+            <w:r>
+              <w:rPr>
+                <w:rFonts w:ascii="Calibri" w:hAnsi="Calibri"/>
+                <w:b w:val="0"/>
+                <w:sz w:val="18"/>
+              </w:rPr>
+              <w:t>Plus de 5 ans</w:t>
+            </w:r>
+          </w:p>
+        </w:tc>
+        <w:tc>
+          <w:tcPr>
+            <w:tcW w:type="dxa" w:w="680"/>
+            <w:shd w:val="clear" w:color="auto" w:fill="E8F1F5"/>
+          </w:tcPr>
+          <w:p>
+            <w:pPr>
+              <w:jc w:val="left"/>
+            </w:pPr>
+            <w:r/>
+            <w:r>
+              <w:rPr>
+                <w:rFonts w:ascii="Calibri" w:hAnsi="Calibri"/>
+                <w:b w:val="0"/>
+                <w:sz w:val="18"/>
+              </w:rPr>
+              <w:t>5</w:t>
+            </w:r>
+          </w:p>
+        </w:tc>
+      </w:tr>
+    </w:tbl>
+    <w:p>
+      <w:pPr>
+        <w:spacing w:after="80"/>
+      </w:pPr>
+    </w:p>
+    <w:p>
+      <w:pPr>
+        <w:pStyle w:val="Heading2"/>
+        <w:jc w:val="left"/>
+      </w:pPr>
+      <w:r>
+        <w:rPr>
+          <w:rFonts w:ascii="Calibri" w:hAnsi="Calibri"/>
+          <w:b/>
+          <w:i w:val="0"/>
+          <w:color w:val="0F4761"/>
+          <w:sz w:val="24"/>
+        </w:rPr>
+        <w:t>5.4. Couverture des services par profil</w:t>
+      </w:r>
+    </w:p>
+    <w:p>
+      <w:pPr>
+        <w:spacing w:after="120"/>
+        <w:jc w:val="both"/>
+      </w:pPr>
+      <w:r>
+        <w:rPr>
+          <w:rFonts w:ascii="Calibri" w:hAnsi="Calibri"/>
+          <w:sz w:val="22"/>
+        </w:rPr>
+        <w:t>Le tableau suivant met en correspondance chaque expert avec les neuf services de l'architecture présentée à la section 4, afin que la composition de l'équipe ne soit pas dissociée du découpage applicatif qu'elle doit livrer. Brahim EL ORF supervise l'ensemble sans porter de responsabilité de développement direct sur un service en particulier.</w:t>
+      </w:r>
+    </w:p>
+    <w:p>
+      <w:pPr>
+        <w:jc w:val="center"/>
+      </w:pPr>
+      <w:r>
+        <w:rPr>
+          <w:rFonts w:ascii="Calibri" w:hAnsi="Calibri"/>
+          <w:i/>
+          <w:color w:val="404040"/>
+          <w:sz w:val="18"/>
+        </w:rPr>
+        <w:t>Tableau 8. Matrice de responsabilité par service</w:t>
+      </w:r>
+    </w:p>
+    <w:tbl>
+      <w:tblPr>
+        <w:tblStyle w:val="TableGrid"/>
+        <w:tblLook w:firstColumn="1" w:firstRow="1" w:lastColumn="0" w:lastRow="0" w:noHBand="0" w:noVBand="1" w:val="04A0"/>
+        <w:tblW w:w="9072" w:type="dxa"/>
+        <w:jc w:val="center"/>
+      </w:tblPr>
+      <w:tblGrid>
+        <w:gridCol w:w="1881"/>
+        <w:gridCol w:w="1881"/>
+        <w:gridCol w:w="1881"/>
+        <w:gridCol w:w="1881"/>
+        <w:gridCol w:w="1881"/>
+      </w:tblGrid>
+      <w:tr>
+        <w:tc>
+          <w:tcPr>
+            <w:tcW w:type="dxa" w:w="2551"/>
+            <w:shd w:val="clear" w:color="auto" w:fill="15607F"/>
+          </w:tcPr>
+          <w:p>
+            <w:pPr>
+              <w:jc w:val="left"/>
+            </w:pPr>
+            <w:r/>
+            <w:r>
+              <w:rPr>
+                <w:rFonts w:ascii="Calibri" w:hAnsi="Calibri"/>
+                <w:b/>
+                <w:color w:val="FFFFFF"/>
+                <w:sz w:val="18"/>
+              </w:rPr>
+              <w:t>Service</w:t>
+            </w:r>
+          </w:p>
+        </w:tc>
+        <w:tc>
+          <w:tcPr>
+            <w:tcW w:type="dxa" w:w="1531"/>
+            <w:shd w:val="clear" w:color="auto" w:fill="15607F"/>
+          </w:tcPr>
+          <w:p>
+            <w:pPr>
+              <w:jc w:val="left"/>
+            </w:pPr>
+            <w:r/>
+            <w:r>
+              <w:rPr>
+                <w:rFonts w:ascii="Calibri" w:hAnsi="Calibri"/>
+                <w:b/>
+                <w:color w:val="FFFFFF"/>
+                <w:sz w:val="18"/>
+              </w:rPr>
+              <w:t>EL ORF</w:t>
+            </w:r>
+          </w:p>
+        </w:tc>
+        <w:tc>
+          <w:tcPr>
+            <w:tcW w:type="dxa" w:w="1701"/>
+            <w:shd w:val="clear" w:color="auto" w:fill="15607F"/>
+          </w:tcPr>
+          <w:p>
+            <w:pPr>
+              <w:jc w:val="left"/>
+            </w:pPr>
+            <w:r/>
+            <w:r>
+              <w:rPr>
+                <w:rFonts w:ascii="Calibri" w:hAnsi="Calibri"/>
+                <w:b/>
+                <w:color w:val="FFFFFF"/>
+                <w:sz w:val="18"/>
+              </w:rPr>
+              <w:t>OUAZZANE</w:t>
             </w:r>
           </w:p>
         </w:tc>
@@ -3520,7 +8484,28 @@
                 <w:color w:val="FFFFFF"/>
                 <w:sz w:val="18"/>
               </w:rPr>
-              <w:t>Expert proposé</w:t>
+              <w:t>MOHY-EDDINE</w:t>
+            </w:r>
+          </w:p>
+        </w:tc>
+        <w:tc>
+          <w:tcPr>
+            <w:tcW w:type="dxa" w:w="1417"/>
+            <w:shd w:val="clear" w:color="auto" w:fill="15607F"/>
+          </w:tcPr>
+          <w:p>
+            <w:pPr>
+              <w:jc w:val="left"/>
+            </w:pPr>
+            <w:r/>
+            <w:r>
+              <w:rPr>
+                <w:rFonts w:ascii="Calibri" w:hAnsi="Calibri"/>
+                <w:b/>
+                <w:color w:val="FFFFFF"/>
+                <w:sz w:val="18"/>
+              </w:rPr>
+              <w:t>AMENZOU</w:t>
             </w:r>
           </w:p>
         </w:tc>
@@ -3528,7 +8513,7 @@
       <w:tr>
         <w:tc>
           <w:tcPr>
-            <w:tcW w:type="dxa" w:w="1984"/>
+            <w:tcW w:type="dxa" w:w="2551"/>
             <w:shd w:val="clear" w:color="auto" w:fill="E8F1F5"/>
           </w:tcPr>
           <w:p>
@@ -3542,15 +8527,13 @@
                 <w:b w:val="0"/>
                 <w:sz w:val="18"/>
               </w:rPr>
-              <w:t>Chef de Projet</w:t>
-              <w:br/>
-              <w:t>(Expert SI)</w:t>
+              <w:t>Gateway</w:t>
             </w:r>
           </w:p>
         </w:tc>
         <w:tc>
           <w:tcPr>
-            <w:tcW w:type="dxa" w:w="5102"/>
+            <w:tcW w:type="dxa" w:w="1531"/>
             <w:shd w:val="clear" w:color="auto" w:fill="E8F1F5"/>
           </w:tcPr>
           <w:p>
@@ -3564,7 +8547,27 @@
                 <w:b w:val="0"/>
                 <w:sz w:val="18"/>
               </w:rPr>
-              <w:t>Bac+5 informatique ; plus de 15 ans en direction de projets informatiques ; au moins 3 projets informatiques éducatifs ; expertise ERP (Microsoft, SAP ou similaire) ; maîtrise impérative du déploiement et de l'administration de Moodle</w:t>
+              <w:t>Supervision</w:t>
+            </w:r>
+          </w:p>
+        </w:tc>
+        <w:tc>
+          <w:tcPr>
+            <w:tcW w:type="dxa" w:w="1701"/>
+            <w:shd w:val="clear" w:color="auto" w:fill="E8F1F5"/>
+          </w:tcPr>
+          <w:p>
+            <w:pPr>
+              <w:jc w:val="left"/>
+            </w:pPr>
+            <w:r/>
+            <w:r>
+              <w:rPr>
+                <w:rFonts w:ascii="Calibri" w:hAnsi="Calibri"/>
+                <w:b w:val="0"/>
+                <w:sz w:val="18"/>
+              </w:rPr>
+              <w:t>Responsable</w:t>
             </w:r>
           </w:p>
         </w:tc>
@@ -3584,7 +8587,27 @@
                 <w:b w:val="0"/>
                 <w:sz w:val="18"/>
               </w:rPr>
-              <w:t>À confirmer</w:t>
+              <w:t>—</w:t>
+            </w:r>
+          </w:p>
+        </w:tc>
+        <w:tc>
+          <w:tcPr>
+            <w:tcW w:type="dxa" w:w="1417"/>
+            <w:shd w:val="clear" w:color="auto" w:fill="E8F1F5"/>
+          </w:tcPr>
+          <w:p>
+            <w:pPr>
+              <w:jc w:val="left"/>
+            </w:pPr>
+            <w:r/>
+            <w:r>
+              <w:rPr>
+                <w:rFonts w:ascii="Calibri" w:hAnsi="Calibri"/>
+                <w:b w:val="0"/>
+                <w:sz w:val="18"/>
+              </w:rPr>
+              <w:t>Contributeur</w:t>
             </w:r>
           </w:p>
         </w:tc>
@@ -3592,7 +8615,7 @@
       <w:tr>
         <w:tc>
           <w:tcPr>
-            <w:tcW w:type="dxa" w:w="1984"/>
+            <w:tcW w:type="dxa" w:w="2551"/>
             <w:shd w:val="clear" w:color="auto" w:fill="FFFFFF"/>
           </w:tcPr>
           <w:p>
@@ -3606,15 +8629,13 @@
                 <w:b w:val="0"/>
                 <w:sz w:val="18"/>
               </w:rPr>
-              <w:t>Ingénieur Systèmes</w:t>
-              <w:br/>
-              <w:t>(Mise en œuvre)</w:t>
+              <w:t>Référentiel</w:t>
             </w:r>
           </w:p>
         </w:tc>
         <w:tc>
           <w:tcPr>
-            <w:tcW w:type="dxa" w:w="5102"/>
+            <w:tcW w:type="dxa" w:w="1531"/>
             <w:shd w:val="clear" w:color="auto" w:fill="FFFFFF"/>
           </w:tcPr>
           <w:p>
@@ -3628,7 +8649,27 @@
                 <w:b w:val="0"/>
                 <w:sz w:val="18"/>
               </w:rPr>
-              <w:t>Bac+5 informatique ou réseaux ; au moins 10 ans dans la mise en œuvre d'infrastructures Cloud et la configuration d'environnements SaaS sécurisés de type système d'information éducatif</w:t>
+              <w:t>Supervision</w:t>
+            </w:r>
+          </w:p>
+        </w:tc>
+        <w:tc>
+          <w:tcPr>
+            <w:tcW w:type="dxa" w:w="1701"/>
+            <w:shd w:val="clear" w:color="auto" w:fill="FFFFFF"/>
+          </w:tcPr>
+          <w:p>
+            <w:pPr>
+              <w:jc w:val="left"/>
+            </w:pPr>
+            <w:r/>
+            <w:r>
+              <w:rPr>
+                <w:rFonts w:ascii="Calibri" w:hAnsi="Calibri"/>
+                <w:b w:val="0"/>
+                <w:sz w:val="18"/>
+              </w:rPr>
+              <w:t>Responsable</w:t>
             </w:r>
           </w:p>
         </w:tc>
@@ -3648,7 +8689,27 @@
                 <w:b w:val="0"/>
                 <w:sz w:val="18"/>
               </w:rPr>
-              <w:t>À confirmer</w:t>
+              <w:t>—</w:t>
+            </w:r>
+          </w:p>
+        </w:tc>
+        <w:tc>
+          <w:tcPr>
+            <w:tcW w:type="dxa" w:w="1417"/>
+            <w:shd w:val="clear" w:color="auto" w:fill="FFFFFF"/>
+          </w:tcPr>
+          <w:p>
+            <w:pPr>
+              <w:jc w:val="left"/>
+            </w:pPr>
+            <w:r/>
+            <w:r>
+              <w:rPr>
+                <w:rFonts w:ascii="Calibri" w:hAnsi="Calibri"/>
+                <w:b w:val="0"/>
+                <w:sz w:val="18"/>
+              </w:rPr>
+              <w:t>Contributeur</w:t>
             </w:r>
           </w:p>
         </w:tc>
@@ -3656,7 +8717,7 @@
       <w:tr>
         <w:tc>
           <w:tcPr>
-            <w:tcW w:type="dxa" w:w="1984"/>
+            <w:tcW w:type="dxa" w:w="2551"/>
             <w:shd w:val="clear" w:color="auto" w:fill="E8F1F5"/>
           </w:tcPr>
           <w:p>
@@ -3670,15 +8731,13 @@
                 <w:b w:val="0"/>
                 <w:sz w:val="18"/>
               </w:rPr>
-              <w:t>Expert en Intelligence</w:t>
-              <w:br/>
-              <w:t>Artificielle</w:t>
+              <w:t>Parcours Apprenant</w:t>
             </w:r>
           </w:p>
         </w:tc>
         <w:tc>
           <w:tcPr>
-            <w:tcW w:type="dxa" w:w="5102"/>
+            <w:tcW w:type="dxa" w:w="1531"/>
             <w:shd w:val="clear" w:color="auto" w:fill="E8F1F5"/>
           </w:tcPr>
           <w:p>
@@ -3692,7 +8751,27 @@
                 <w:b w:val="0"/>
                 <w:sz w:val="18"/>
               </w:rPr>
-              <w:t>Bac+5 Intelligence Artificielle ; au moins 2 ans dans l'implémentation de services d'orchestration et l'intégration d'interfaces conversationnelles sur des projets de système d'information éducatif</w:t>
+              <w:t>Supervision</w:t>
+            </w:r>
+          </w:p>
+        </w:tc>
+        <w:tc>
+          <w:tcPr>
+            <w:tcW w:type="dxa" w:w="1701"/>
+            <w:shd w:val="clear" w:color="auto" w:fill="E8F1F5"/>
+          </w:tcPr>
+          <w:p>
+            <w:pPr>
+              <w:jc w:val="left"/>
+            </w:pPr>
+            <w:r/>
+            <w:r>
+              <w:rPr>
+                <w:rFonts w:ascii="Calibri" w:hAnsi="Calibri"/>
+                <w:b w:val="0"/>
+                <w:sz w:val="18"/>
+              </w:rPr>
+              <w:t>Contributeur</w:t>
             </w:r>
           </w:p>
         </w:tc>
@@ -3712,7 +8791,27 @@
                 <w:b w:val="0"/>
                 <w:sz w:val="18"/>
               </w:rPr>
-              <w:t>À confirmer</w:t>
+              <w:t>—</w:t>
+            </w:r>
+          </w:p>
+        </w:tc>
+        <w:tc>
+          <w:tcPr>
+            <w:tcW w:type="dxa" w:w="1417"/>
+            <w:shd w:val="clear" w:color="auto" w:fill="E8F1F5"/>
+          </w:tcPr>
+          <w:p>
+            <w:pPr>
+              <w:jc w:val="left"/>
+            </w:pPr>
+            <w:r/>
+            <w:r>
+              <w:rPr>
+                <w:rFonts w:ascii="Calibri" w:hAnsi="Calibri"/>
+                <w:b w:val="0"/>
+                <w:sz w:val="18"/>
+              </w:rPr>
+              <w:t>Responsable</w:t>
             </w:r>
           </w:p>
         </w:tc>
@@ -3720,7 +8819,7 @@
       <w:tr>
         <w:tc>
           <w:tcPr>
-            <w:tcW w:type="dxa" w:w="1984"/>
+            <w:tcW w:type="dxa" w:w="2551"/>
             <w:shd w:val="clear" w:color="auto" w:fill="FFFFFF"/>
           </w:tcPr>
           <w:p>
@@ -3734,15 +8833,13 @@
                 <w:b w:val="0"/>
                 <w:sz w:val="18"/>
               </w:rPr>
-              <w:t>Développeur</w:t>
-              <w:br/>
-              <w:t>(Développement spécifique)</w:t>
+              <w:t>Planning &amp; Ressources</w:t>
             </w:r>
           </w:p>
         </w:tc>
         <w:tc>
           <w:tcPr>
-            <w:tcW w:type="dxa" w:w="5102"/>
+            <w:tcW w:type="dxa" w:w="1531"/>
             <w:shd w:val="clear" w:color="auto" w:fill="FFFFFF"/>
           </w:tcPr>
           <w:p>
@@ -3756,7 +8853,27 @@
                 <w:b w:val="0"/>
                 <w:sz w:val="18"/>
               </w:rPr>
-              <w:t>Bac+3 ou plus ; au moins 5 ans en développement full-stack ; maîtrise de Node.js, de l'ORM Prisma et de la création d'API sécurisées</w:t>
+              <w:t>Supervision</w:t>
+            </w:r>
+          </w:p>
+        </w:tc>
+        <w:tc>
+          <w:tcPr>
+            <w:tcW w:type="dxa" w:w="1701"/>
+            <w:shd w:val="clear" w:color="auto" w:fill="FFFFFF"/>
+          </w:tcPr>
+          <w:p>
+            <w:pPr>
+              <w:jc w:val="left"/>
+            </w:pPr>
+            <w:r/>
+            <w:r>
+              <w:rPr>
+                <w:rFonts w:ascii="Calibri" w:hAnsi="Calibri"/>
+                <w:b w:val="0"/>
+                <w:sz w:val="18"/>
+              </w:rPr>
+              <w:t>Responsable</w:t>
             </w:r>
           </w:p>
         </w:tc>
@@ -3776,65 +8893,14 @@
                 <w:b w:val="0"/>
                 <w:sz w:val="18"/>
               </w:rPr>
-              <w:t>À confirmer</w:t>
+              <w:t>—</w:t>
             </w:r>
           </w:p>
         </w:tc>
-      </w:tr>
-    </w:tbl>
-    <w:p>
-      <w:pPr>
-        <w:spacing w:after="80"/>
-      </w:pPr>
-    </w:p>
-    <w:p>
-      <w:pPr>
-        <w:pStyle w:val="Heading2"/>
-        <w:jc w:val="left"/>
-      </w:pPr>
-      <w:r>
-        <w:rPr>
-          <w:rFonts w:ascii="Calibri" w:hAnsi="Calibri"/>
-          <w:b/>
-          <w:i w:val="0"/>
-          <w:color w:val="0F4761"/>
-          <w:sz w:val="24"/>
-        </w:rPr>
-        <w:t>5.3. Tableau synthétique de l'équipe</w:t>
-      </w:r>
-    </w:p>
-    <w:p>
-      <w:pPr>
-        <w:jc w:val="center"/>
-      </w:pPr>
-      <w:r>
-        <w:rPr>
-          <w:rFonts w:ascii="Calibri" w:hAnsi="Calibri"/>
-          <w:i/>
-          <w:color w:val="404040"/>
-          <w:sz w:val="18"/>
-        </w:rPr>
-        <w:t>Tableau 3. Synthèse de l'équipe et de ses pièces justificatives</w:t>
-      </w:r>
-    </w:p>
-    <w:tbl>
-      <w:tblPr>
-        <w:tblStyle w:val="TableGrid"/>
-        <w:tblLook w:firstColumn="1" w:firstRow="1" w:lastColumn="0" w:lastRow="0" w:noHBand="0" w:noVBand="1" w:val="04A0"/>
-        <w:tblW w:w="9072" w:type="dxa"/>
-        <w:jc w:val="center"/>
-      </w:tblPr>
-      <w:tblGrid>
-        <w:gridCol w:w="2351"/>
-        <w:gridCol w:w="2351"/>
-        <w:gridCol w:w="2351"/>
-        <w:gridCol w:w="2351"/>
-      </w:tblGrid>
-      <w:tr>
         <w:tc>
           <w:tcPr>
             <w:tcW w:type="dxa" w:w="1417"/>
-            <w:shd w:val="clear" w:color="auto" w:fill="15607F"/>
+            <w:shd w:val="clear" w:color="auto" w:fill="FFFFFF"/>
           </w:tcPr>
           <w:p>
             <w:pPr>
@@ -3844,74 +8910,10 @@
             <w:r>
               <w:rPr>
                 <w:rFonts w:ascii="Calibri" w:hAnsi="Calibri"/>
-                <w:b/>
-                <w:color w:val="FFFFFF"/>
+                <w:b w:val="0"/>
                 <w:sz w:val="18"/>
               </w:rPr>
-              <w:t>Expert</w:t>
-            </w:r>
-          </w:p>
-        </w:tc>
-        <w:tc>
-          <w:tcPr>
-            <w:tcW w:type="dxa" w:w="3685"/>
-            <w:shd w:val="clear" w:color="auto" w:fill="15607F"/>
-          </w:tcPr>
-          <w:p>
-            <w:pPr>
-              <w:jc w:val="left"/>
-            </w:pPr>
-            <w:r/>
-            <w:r>
-              <w:rPr>
-                <w:rFonts w:ascii="Calibri" w:hAnsi="Calibri"/>
-                <w:b/>
-                <w:color w:val="FFFFFF"/>
-                <w:sz w:val="18"/>
-              </w:rPr>
-              <w:t>Rôle dans la mission</w:t>
-            </w:r>
-          </w:p>
-        </w:tc>
-        <w:tc>
-          <w:tcPr>
-            <w:tcW w:type="dxa" w:w="1701"/>
-            <w:shd w:val="clear" w:color="auto" w:fill="15607F"/>
-          </w:tcPr>
-          <w:p>
-            <w:pPr>
-              <w:jc w:val="left"/>
-            </w:pPr>
-            <w:r/>
-            <w:r>
-              <w:rPr>
-                <w:rFonts w:ascii="Calibri" w:hAnsi="Calibri"/>
-                <w:b/>
-                <w:color w:val="FFFFFF"/>
-                <w:sz w:val="18"/>
-              </w:rPr>
-              <w:t>Phases d'intervention</w:t>
-            </w:r>
-          </w:p>
-        </w:tc>
-        <w:tc>
-          <w:tcPr>
-            <w:tcW w:type="dxa" w:w="1701"/>
-            <w:shd w:val="clear" w:color="auto" w:fill="15607F"/>
-          </w:tcPr>
-          <w:p>
-            <w:pPr>
-              <w:jc w:val="left"/>
-            </w:pPr>
-            <w:r/>
-            <w:r>
-              <w:rPr>
-                <w:rFonts w:ascii="Calibri" w:hAnsi="Calibri"/>
-                <w:b/>
-                <w:color w:val="FFFFFF"/>
-                <w:sz w:val="18"/>
-              </w:rPr>
-              <w:t>Pièces justificatives</w:t>
+              <w:t>Contributeur</w:t>
             </w:r>
           </w:p>
         </w:tc>
@@ -3919,7 +8921,7 @@
       <w:tr>
         <w:tc>
           <w:tcPr>
-            <w:tcW w:type="dxa" w:w="1417"/>
+            <w:tcW w:type="dxa" w:w="2551"/>
             <w:shd w:val="clear" w:color="auto" w:fill="E8F1F5"/>
           </w:tcPr>
           <w:p>
@@ -3933,13 +8935,13 @@
                 <w:b w:val="0"/>
                 <w:sz w:val="18"/>
               </w:rPr>
-              <w:t>À confirmer</w:t>
+              <w:t>Stages &amp; Insertion</w:t>
             </w:r>
           </w:p>
         </w:tc>
         <w:tc>
           <w:tcPr>
-            <w:tcW w:type="dxa" w:w="3685"/>
+            <w:tcW w:type="dxa" w:w="1531"/>
             <w:shd w:val="clear" w:color="auto" w:fill="E8F1F5"/>
           </w:tcPr>
           <w:p>
@@ -3953,7 +8955,7 @@
                 <w:b w:val="0"/>
                 <w:sz w:val="18"/>
               </w:rPr>
-              <w:t>Chef de Projet - pilotage global, interface comité de suivi DEFR</w:t>
+              <w:t>Supervision</w:t>
             </w:r>
           </w:p>
         </w:tc>
@@ -3973,7 +8975,191 @@
                 <w:b w:val="0"/>
                 <w:sz w:val="18"/>
               </w:rPr>
-              <w:t>Phases I à IV</w:t>
+              <w:t>—</w:t>
+            </w:r>
+          </w:p>
+        </w:tc>
+        <w:tc>
+          <w:tcPr>
+            <w:tcW w:type="dxa" w:w="1417"/>
+            <w:shd w:val="clear" w:color="auto" w:fill="E8F1F5"/>
+          </w:tcPr>
+          <w:p>
+            <w:pPr>
+              <w:jc w:val="left"/>
+            </w:pPr>
+            <w:r/>
+            <w:r>
+              <w:rPr>
+                <w:rFonts w:ascii="Calibri" w:hAnsi="Calibri"/>
+                <w:b w:val="0"/>
+                <w:sz w:val="18"/>
+              </w:rPr>
+              <w:t>—</w:t>
+            </w:r>
+          </w:p>
+        </w:tc>
+        <w:tc>
+          <w:tcPr>
+            <w:tcW w:type="dxa" w:w="1417"/>
+            <w:shd w:val="clear" w:color="auto" w:fill="E8F1F5"/>
+          </w:tcPr>
+          <w:p>
+            <w:pPr>
+              <w:jc w:val="left"/>
+            </w:pPr>
+            <w:r/>
+            <w:r>
+              <w:rPr>
+                <w:rFonts w:ascii="Calibri" w:hAnsi="Calibri"/>
+                <w:b w:val="0"/>
+                <w:sz w:val="18"/>
+              </w:rPr>
+              <w:t>Responsable</w:t>
+            </w:r>
+          </w:p>
+        </w:tc>
+      </w:tr>
+      <w:tr>
+        <w:tc>
+          <w:tcPr>
+            <w:tcW w:type="dxa" w:w="2551"/>
+            <w:shd w:val="clear" w:color="auto" w:fill="FFFFFF"/>
+          </w:tcPr>
+          <w:p>
+            <w:pPr>
+              <w:jc w:val="left"/>
+            </w:pPr>
+            <w:r/>
+            <w:r>
+              <w:rPr>
+                <w:rFonts w:ascii="Calibri" w:hAnsi="Calibri"/>
+                <w:b w:val="0"/>
+                <w:sz w:val="18"/>
+              </w:rPr>
+              <w:t>Certification</w:t>
+            </w:r>
+          </w:p>
+        </w:tc>
+        <w:tc>
+          <w:tcPr>
+            <w:tcW w:type="dxa" w:w="1531"/>
+            <w:shd w:val="clear" w:color="auto" w:fill="FFFFFF"/>
+          </w:tcPr>
+          <w:p>
+            <w:pPr>
+              <w:jc w:val="left"/>
+            </w:pPr>
+            <w:r/>
+            <w:r>
+              <w:rPr>
+                <w:rFonts w:ascii="Calibri" w:hAnsi="Calibri"/>
+                <w:b w:val="0"/>
+                <w:sz w:val="18"/>
+              </w:rPr>
+              <w:t>Supervision</w:t>
+            </w:r>
+          </w:p>
+        </w:tc>
+        <w:tc>
+          <w:tcPr>
+            <w:tcW w:type="dxa" w:w="1701"/>
+            <w:shd w:val="clear" w:color="auto" w:fill="FFFFFF"/>
+          </w:tcPr>
+          <w:p>
+            <w:pPr>
+              <w:jc w:val="left"/>
+            </w:pPr>
+            <w:r/>
+            <w:r>
+              <w:rPr>
+                <w:rFonts w:ascii="Calibri" w:hAnsi="Calibri"/>
+                <w:b w:val="0"/>
+                <w:sz w:val="18"/>
+              </w:rPr>
+              <w:t>Responsable</w:t>
+            </w:r>
+          </w:p>
+        </w:tc>
+        <w:tc>
+          <w:tcPr>
+            <w:tcW w:type="dxa" w:w="1417"/>
+            <w:shd w:val="clear" w:color="auto" w:fill="FFFFFF"/>
+          </w:tcPr>
+          <w:p>
+            <w:pPr>
+              <w:jc w:val="left"/>
+            </w:pPr>
+            <w:r/>
+            <w:r>
+              <w:rPr>
+                <w:rFonts w:ascii="Calibri" w:hAnsi="Calibri"/>
+                <w:b w:val="0"/>
+                <w:sz w:val="18"/>
+              </w:rPr>
+              <w:t>—</w:t>
+            </w:r>
+          </w:p>
+        </w:tc>
+        <w:tc>
+          <w:tcPr>
+            <w:tcW w:type="dxa" w:w="1417"/>
+            <w:shd w:val="clear" w:color="auto" w:fill="FFFFFF"/>
+          </w:tcPr>
+          <w:p>
+            <w:pPr>
+              <w:jc w:val="left"/>
+            </w:pPr>
+            <w:r/>
+            <w:r>
+              <w:rPr>
+                <w:rFonts w:ascii="Calibri" w:hAnsi="Calibri"/>
+                <w:b w:val="0"/>
+                <w:sz w:val="18"/>
+              </w:rPr>
+              <w:t>Contributeur</w:t>
+            </w:r>
+          </w:p>
+        </w:tc>
+      </w:tr>
+      <w:tr>
+        <w:tc>
+          <w:tcPr>
+            <w:tcW w:type="dxa" w:w="2551"/>
+            <w:shd w:val="clear" w:color="auto" w:fill="E8F1F5"/>
+          </w:tcPr>
+          <w:p>
+            <w:pPr>
+              <w:jc w:val="left"/>
+            </w:pPr>
+            <w:r/>
+            <w:r>
+              <w:rPr>
+                <w:rFonts w:ascii="Calibri" w:hAnsi="Calibri"/>
+                <w:b w:val="0"/>
+                <w:sz w:val="18"/>
+              </w:rPr>
+              <w:t>BI &amp; Reporting</w:t>
+            </w:r>
+          </w:p>
+        </w:tc>
+        <w:tc>
+          <w:tcPr>
+            <w:tcW w:type="dxa" w:w="1531"/>
+            <w:shd w:val="clear" w:color="auto" w:fill="E8F1F5"/>
+          </w:tcPr>
+          <w:p>
+            <w:pPr>
+              <w:jc w:val="left"/>
+            </w:pPr>
+            <w:r/>
+            <w:r>
+              <w:rPr>
+                <w:rFonts w:ascii="Calibri" w:hAnsi="Calibri"/>
+                <w:b w:val="0"/>
+                <w:sz w:val="18"/>
+              </w:rPr>
+              <w:t>Supervision</w:t>
             </w:r>
           </w:p>
         </w:tc>
@@ -3993,7 +9179,47 @@
                 <w:b w:val="0"/>
                 <w:sz w:val="18"/>
               </w:rPr>
-              <w:t>CV daté et signé, diplôme certifié conforme</w:t>
+              <w:t>Contributeur</w:t>
+            </w:r>
+          </w:p>
+        </w:tc>
+        <w:tc>
+          <w:tcPr>
+            <w:tcW w:type="dxa" w:w="1417"/>
+            <w:shd w:val="clear" w:color="auto" w:fill="E8F1F5"/>
+          </w:tcPr>
+          <w:p>
+            <w:pPr>
+              <w:jc w:val="left"/>
+            </w:pPr>
+            <w:r/>
+            <w:r>
+              <w:rPr>
+                <w:rFonts w:ascii="Calibri" w:hAnsi="Calibri"/>
+                <w:b w:val="0"/>
+                <w:sz w:val="18"/>
+              </w:rPr>
+              <w:t>Contributeur</w:t>
+            </w:r>
+          </w:p>
+        </w:tc>
+        <w:tc>
+          <w:tcPr>
+            <w:tcW w:type="dxa" w:w="1417"/>
+            <w:shd w:val="clear" w:color="auto" w:fill="E8F1F5"/>
+          </w:tcPr>
+          <w:p>
+            <w:pPr>
+              <w:jc w:val="left"/>
+            </w:pPr>
+            <w:r/>
+            <w:r>
+              <w:rPr>
+                <w:rFonts w:ascii="Calibri" w:hAnsi="Calibri"/>
+                <w:b w:val="0"/>
+                <w:sz w:val="18"/>
+              </w:rPr>
+              <w:t>—</w:t>
             </w:r>
           </w:p>
         </w:tc>
@@ -4001,7 +9227,7 @@
       <w:tr>
         <w:tc>
           <w:tcPr>
-            <w:tcW w:type="dxa" w:w="1417"/>
+            <w:tcW w:type="dxa" w:w="2551"/>
             <w:shd w:val="clear" w:color="auto" w:fill="FFFFFF"/>
           </w:tcPr>
           <w:p>
@@ -4015,13 +9241,13 @@
                 <w:b w:val="0"/>
                 <w:sz w:val="18"/>
               </w:rPr>
-              <w:t>À confirmer</w:t>
+              <w:t>Bot APC / IA</w:t>
             </w:r>
           </w:p>
         </w:tc>
         <w:tc>
           <w:tcPr>
-            <w:tcW w:type="dxa" w:w="3685"/>
+            <w:tcW w:type="dxa" w:w="1531"/>
             <w:shd w:val="clear" w:color="auto" w:fill="FFFFFF"/>
           </w:tcPr>
           <w:p>
@@ -4035,7 +9261,7 @@
                 <w:b w:val="0"/>
                 <w:sz w:val="18"/>
               </w:rPr>
-              <w:t>Ingénieur Systèmes - infrastructure Cloud, déploiement SaaS</w:t>
+              <w:t>Supervision</w:t>
             </w:r>
           </w:p>
         </w:tc>
@@ -4055,13 +9281,13 @@
                 <w:b w:val="0"/>
                 <w:sz w:val="18"/>
               </w:rPr>
-              <w:t>Phases I, III, IV</w:t>
+              <w:t>Contributeur</w:t>
             </w:r>
           </w:p>
         </w:tc>
         <w:tc>
           <w:tcPr>
-            <w:tcW w:type="dxa" w:w="1701"/>
+            <w:tcW w:type="dxa" w:w="1417"/>
             <w:shd w:val="clear" w:color="auto" w:fill="FFFFFF"/>
           </w:tcPr>
           <w:p>
@@ -4075,7 +9301,27 @@
                 <w:b w:val="0"/>
                 <w:sz w:val="18"/>
               </w:rPr>
-              <w:t>CV daté et signé, diplôme certifié conforme</w:t>
+              <w:t>Responsable</w:t>
+            </w:r>
+          </w:p>
+        </w:tc>
+        <w:tc>
+          <w:tcPr>
+            <w:tcW w:type="dxa" w:w="1417"/>
+            <w:shd w:val="clear" w:color="auto" w:fill="FFFFFF"/>
+          </w:tcPr>
+          <w:p>
+            <w:pPr>
+              <w:jc w:val="left"/>
+            </w:pPr>
+            <w:r/>
+            <w:r>
+              <w:rPr>
+                <w:rFonts w:ascii="Calibri" w:hAnsi="Calibri"/>
+                <w:b w:val="0"/>
+                <w:sz w:val="18"/>
+              </w:rPr>
+              <w:t>Contributeur</w:t>
             </w:r>
           </w:p>
         </w:tc>
@@ -4083,7 +9329,7 @@
       <w:tr>
         <w:tc>
           <w:tcPr>
-            <w:tcW w:type="dxa" w:w="1417"/>
+            <w:tcW w:type="dxa" w:w="2551"/>
             <w:shd w:val="clear" w:color="auto" w:fill="E8F1F5"/>
           </w:tcPr>
           <w:p>
@@ -4097,13 +9343,13 @@
                 <w:b w:val="0"/>
                 <w:sz w:val="18"/>
               </w:rPr>
-              <w:t>À confirmer</w:t>
+              <w:t>Interopérabilité &amp; Migration</w:t>
             </w:r>
           </w:p>
         </w:tc>
         <w:tc>
           <w:tcPr>
-            <w:tcW w:type="dxa" w:w="3685"/>
+            <w:tcW w:type="dxa" w:w="1531"/>
             <w:shd w:val="clear" w:color="auto" w:fill="E8F1F5"/>
           </w:tcPr>
           <w:p>
@@ -4117,7 +9363,7 @@
                 <w:b w:val="0"/>
                 <w:sz w:val="18"/>
               </w:rPr>
-              <w:t>Expert IA - orchestration RAG, indexation pgvector</w:t>
+              <w:t>Supervision</w:t>
             </w:r>
           </w:p>
         </w:tc>
@@ -4137,13 +9383,13 @@
                 <w:b w:val="0"/>
                 <w:sz w:val="18"/>
               </w:rPr>
-              <w:t>Phases II, III</w:t>
+              <w:t>Responsable</w:t>
             </w:r>
           </w:p>
         </w:tc>
         <w:tc>
           <w:tcPr>
-            <w:tcW w:type="dxa" w:w="1701"/>
+            <w:tcW w:type="dxa" w:w="1417"/>
             <w:shd w:val="clear" w:color="auto" w:fill="E8F1F5"/>
           </w:tcPr>
           <w:p>
@@ -4157,16 +9403,14 @@
                 <w:b w:val="0"/>
                 <w:sz w:val="18"/>
               </w:rPr>
-              <w:t>CV daté et signé, diplôme certifié conforme</w:t>
+              <w:t>—</w:t>
             </w:r>
           </w:p>
         </w:tc>
-      </w:tr>
-      <w:tr>
         <w:tc>
           <w:tcPr>
             <w:tcW w:type="dxa" w:w="1417"/>
-            <w:shd w:val="clear" w:color="auto" w:fill="FFFFFF"/>
+            <w:shd w:val="clear" w:color="auto" w:fill="E8F1F5"/>
           </w:tcPr>
           <w:p>
             <w:pPr>
@@ -4179,67 +9423,7 @@
                 <w:b w:val="0"/>
                 <w:sz w:val="18"/>
               </w:rPr>
-              <w:t>À confirmer</w:t>
-            </w:r>
-          </w:p>
-        </w:tc>
-        <w:tc>
-          <w:tcPr>
-            <w:tcW w:type="dxa" w:w="3685"/>
-            <w:shd w:val="clear" w:color="auto" w:fill="FFFFFF"/>
-          </w:tcPr>
-          <w:p>
-            <w:pPr>
-              <w:jc w:val="left"/>
-            </w:pPr>
-            <w:r/>
-            <w:r>
-              <w:rPr>
-                <w:rFonts w:ascii="Calibri" w:hAnsi="Calibri"/>
-                <w:b w:val="0"/>
-                <w:sz w:val="18"/>
-              </w:rPr>
-              <w:t>Développeur - développement des modules métier</w:t>
-            </w:r>
-          </w:p>
-        </w:tc>
-        <w:tc>
-          <w:tcPr>
-            <w:tcW w:type="dxa" w:w="1701"/>
-            <w:shd w:val="clear" w:color="auto" w:fill="FFFFFF"/>
-          </w:tcPr>
-          <w:p>
-            <w:pPr>
-              <w:jc w:val="left"/>
-            </w:pPr>
-            <w:r/>
-            <w:r>
-              <w:rPr>
-                <w:rFonts w:ascii="Calibri" w:hAnsi="Calibri"/>
-                <w:b w:val="0"/>
-                <w:sz w:val="18"/>
-              </w:rPr>
-              <w:t>Phases II, III</w:t>
-            </w:r>
-          </w:p>
-        </w:tc>
-        <w:tc>
-          <w:tcPr>
-            <w:tcW w:type="dxa" w:w="1701"/>
-            <w:shd w:val="clear" w:color="auto" w:fill="FFFFFF"/>
-          </w:tcPr>
-          <w:p>
-            <w:pPr>
-              <w:jc w:val="left"/>
-            </w:pPr>
-            <w:r/>
-            <w:r>
-              <w:rPr>
-                <w:rFonts w:ascii="Calibri" w:hAnsi="Calibri"/>
-                <w:b w:val="0"/>
-                <w:sz w:val="18"/>
-              </w:rPr>
-              <w:t>CV daté et signé, diplôme certifié conforme</w:t>
+              <w:t>Contributeur</w:t>
             </w:r>
           </w:p>
         </w:tc>
@@ -4291,8 +9475,8 @@
       <w:r>
         <w:drawing>
           <wp:inline xmlns:a="http://schemas.openxmlformats.org/drawingml/2006/main" xmlns:pic="http://schemas.openxmlformats.org/drawingml/2006/picture">
-            <wp:extent cx="5220000" cy="3517369"/>
-            <wp:docPr id="6" name="Picture 6"/>
+            <wp:extent cx="5220000" cy="3740000"/>
+            <wp:docPr id="10" name="Picture 10"/>
             <wp:cNvGraphicFramePr>
               <a:graphicFrameLocks noChangeAspect="1"/>
             </wp:cNvGraphicFramePr>
@@ -4304,7 +9488,7 @@
                     <pic:cNvPicPr/>
                   </pic:nvPicPr>
                   <pic:blipFill>
-                    <a:blip r:embed="rId15"/>
+                    <a:blip r:embed="rId19"/>
                     <a:stretch>
                       <a:fillRect/>
                     </a:stretch>
@@ -4312,7 +9496,7 @@
                   <pic:spPr>
                     <a:xfrm>
                       <a:off x="0" y="0"/>
-                      <a:ext cx="5220000" cy="3517369"/>
+                      <a:ext cx="5220000" cy="3740000"/>
                     </a:xfrm>
                     <a:prstGeom prst="rect"/>
                   </pic:spPr>
@@ -4334,7 +9518,7 @@
           <w:color w:val="404040"/>
           <w:sz w:val="18"/>
         </w:rPr>
-        <w:t>Figure 6. Planning d'exécution sur 7 mois</w:t>
+        <w:t>Figure 10. Planning d'exécution sur 7 mois</w:t>
       </w:r>
     </w:p>
     <w:p>
@@ -4386,7 +9570,7 @@
           <w:rFonts w:ascii="Calibri" w:hAnsi="Calibri"/>
           <w:sz w:val="22"/>
         </w:rPr>
-        <w:t>Le chronogramme ci-dessous présente la charge de travail prévisionnelle en jours-hommes par profil et par phase. Il sera complété par les jours-hommes nominatifs de chaque expert dès réception des CV et de leur disponibilité confirmée, conformément à la pièce C de l'Article 9.2 du RC.</w:t>
+        <w:t>Le chronogramme ci-dessous présente la charge de travail prévisionnelle en jours-hommes par expert et par phase, conformément à la pièce C de l'Article 9.2 du RC.</w:t>
       </w:r>
     </w:p>
     <w:p>
@@ -4400,7 +9584,7 @@
           <w:color w:val="404040"/>
           <w:sz w:val="18"/>
         </w:rPr>
-        <w:t>Tableau 4. Chronogramme d'affectation en jours-hommes</w:t>
+        <w:t>Tableau 9. Chronogramme d'affectation en jours-hommes</w:t>
       </w:r>
     </w:p>
     <w:tbl>
@@ -4421,7 +9605,7 @@
       <w:tr>
         <w:tc>
           <w:tcPr>
-            <w:tcW w:type="dxa" w:w="1984"/>
+            <w:tcW w:type="dxa" w:w="2835"/>
             <w:shd w:val="clear" w:color="auto" w:fill="15607F"/>
           </w:tcPr>
           <w:p>
@@ -4436,13 +9620,13 @@
                 <w:color w:val="FFFFFF"/>
                 <w:sz w:val="18"/>
               </w:rPr>
-              <w:t>Profil</w:t>
+              <w:t>Expert (Profil)</w:t>
             </w:r>
           </w:p>
         </w:tc>
         <w:tc>
           <w:tcPr>
-            <w:tcW w:type="dxa" w:w="1417"/>
+            <w:tcW w:type="dxa" w:w="1304"/>
             <w:shd w:val="clear" w:color="auto" w:fill="15607F"/>
           </w:tcPr>
           <w:p>
@@ -4463,7 +9647,7 @@
         </w:tc>
         <w:tc>
           <w:tcPr>
-            <w:tcW w:type="dxa" w:w="1417"/>
+            <w:tcW w:type="dxa" w:w="1304"/>
             <w:shd w:val="clear" w:color="auto" w:fill="15607F"/>
           </w:tcPr>
           <w:p>
@@ -4484,7 +9668,7 @@
         </w:tc>
         <w:tc>
           <w:tcPr>
-            <w:tcW w:type="dxa" w:w="1417"/>
+            <w:tcW w:type="dxa" w:w="1304"/>
             <w:shd w:val="clear" w:color="auto" w:fill="15607F"/>
           </w:tcPr>
           <w:p>
@@ -4505,7 +9689,7 @@
         </w:tc>
         <w:tc>
           <w:tcPr>
-            <w:tcW w:type="dxa" w:w="1417"/>
+            <w:tcW w:type="dxa" w:w="1304"/>
             <w:shd w:val="clear" w:color="auto" w:fill="15607F"/>
           </w:tcPr>
           <w:p>
@@ -4526,7 +9710,7 @@
         </w:tc>
         <w:tc>
           <w:tcPr>
-            <w:tcW w:type="dxa" w:w="1134"/>
+            <w:tcW w:type="dxa" w:w="1020"/>
             <w:shd w:val="clear" w:color="auto" w:fill="15607F"/>
           </w:tcPr>
           <w:p>
@@ -4549,7 +9733,7 @@
       <w:tr>
         <w:tc>
           <w:tcPr>
-            <w:tcW w:type="dxa" w:w="1984"/>
+            <w:tcW w:type="dxa" w:w="2835"/>
             <w:shd w:val="clear" w:color="auto" w:fill="E8F1F5"/>
           </w:tcPr>
           <w:p>
@@ -4563,13 +9747,13 @@
                 <w:b w:val="0"/>
                 <w:sz w:val="18"/>
               </w:rPr>
-              <w:t>Chef de Projet</w:t>
+              <w:t>Brahim EL ORF (Chef de Projet)</w:t>
             </w:r>
           </w:p>
         </w:tc>
         <w:tc>
           <w:tcPr>
-            <w:tcW w:type="dxa" w:w="1417"/>
+            <w:tcW w:type="dxa" w:w="1304"/>
             <w:shd w:val="clear" w:color="auto" w:fill="E8F1F5"/>
           </w:tcPr>
           <w:p>
@@ -4589,7 +9773,7 @@
         </w:tc>
         <w:tc>
           <w:tcPr>
-            <w:tcW w:type="dxa" w:w="1417"/>
+            <w:tcW w:type="dxa" w:w="1304"/>
             <w:shd w:val="clear" w:color="auto" w:fill="E8F1F5"/>
           </w:tcPr>
           <w:p>
@@ -4609,7 +9793,7 @@
         </w:tc>
         <w:tc>
           <w:tcPr>
-            <w:tcW w:type="dxa" w:w="1417"/>
+            <w:tcW w:type="dxa" w:w="1304"/>
             <w:shd w:val="clear" w:color="auto" w:fill="E8F1F5"/>
           </w:tcPr>
           <w:p>
@@ -4629,7 +9813,7 @@
         </w:tc>
         <w:tc>
           <w:tcPr>
-            <w:tcW w:type="dxa" w:w="1417"/>
+            <w:tcW w:type="dxa" w:w="1304"/>
             <w:shd w:val="clear" w:color="auto" w:fill="E8F1F5"/>
           </w:tcPr>
           <w:p>
@@ -4649,7 +9833,7 @@
         </w:tc>
         <w:tc>
           <w:tcPr>
-            <w:tcW w:type="dxa" w:w="1134"/>
+            <w:tcW w:type="dxa" w:w="1020"/>
             <w:shd w:val="clear" w:color="auto" w:fill="E8F1F5"/>
           </w:tcPr>
           <w:p>
@@ -4671,7 +9855,7 @@
       <w:tr>
         <w:tc>
           <w:tcPr>
-            <w:tcW w:type="dxa" w:w="1984"/>
+            <w:tcW w:type="dxa" w:w="2835"/>
             <w:shd w:val="clear" w:color="auto" w:fill="FFFFFF"/>
           </w:tcPr>
           <w:p>
@@ -4685,13 +9869,13 @@
                 <w:b w:val="0"/>
                 <w:sz w:val="18"/>
               </w:rPr>
-              <w:t>Ingénieur Systèmes</w:t>
+              <w:t>Mohammed OUAZZANE (Ingénieur Systèmes)</w:t>
             </w:r>
           </w:p>
         </w:tc>
         <w:tc>
           <w:tcPr>
-            <w:tcW w:type="dxa" w:w="1417"/>
+            <w:tcW w:type="dxa" w:w="1304"/>
             <w:shd w:val="clear" w:color="auto" w:fill="FFFFFF"/>
           </w:tcPr>
           <w:p>
@@ -4711,7 +9895,7 @@
         </w:tc>
         <w:tc>
           <w:tcPr>
-            <w:tcW w:type="dxa" w:w="1417"/>
+            <w:tcW w:type="dxa" w:w="1304"/>
             <w:shd w:val="clear" w:color="auto" w:fill="FFFFFF"/>
           </w:tcPr>
           <w:p>
@@ -4731,7 +9915,7 @@
         </w:tc>
         <w:tc>
           <w:tcPr>
-            <w:tcW w:type="dxa" w:w="1417"/>
+            <w:tcW w:type="dxa" w:w="1304"/>
             <w:shd w:val="clear" w:color="auto" w:fill="FFFFFF"/>
           </w:tcPr>
           <w:p>
@@ -4751,7 +9935,7 @@
         </w:tc>
         <w:tc>
           <w:tcPr>
-            <w:tcW w:type="dxa" w:w="1417"/>
+            <w:tcW w:type="dxa" w:w="1304"/>
             <w:shd w:val="clear" w:color="auto" w:fill="FFFFFF"/>
           </w:tcPr>
           <w:p>
@@ -4771,7 +9955,7 @@
         </w:tc>
         <w:tc>
           <w:tcPr>
-            <w:tcW w:type="dxa" w:w="1134"/>
+            <w:tcW w:type="dxa" w:w="1020"/>
             <w:shd w:val="clear" w:color="auto" w:fill="FFFFFF"/>
           </w:tcPr>
           <w:p>
@@ -4793,7 +9977,7 @@
       <w:tr>
         <w:tc>
           <w:tcPr>
-            <w:tcW w:type="dxa" w:w="1984"/>
+            <w:tcW w:type="dxa" w:w="2835"/>
             <w:shd w:val="clear" w:color="auto" w:fill="E8F1F5"/>
           </w:tcPr>
           <w:p>
@@ -4807,13 +9991,13 @@
                 <w:b w:val="0"/>
                 <w:sz w:val="18"/>
               </w:rPr>
-              <w:t>Expert IA</w:t>
+              <w:t>Mouaad MOHY-EDDINE (Expert IA)</w:t>
             </w:r>
           </w:p>
         </w:tc>
         <w:tc>
           <w:tcPr>
-            <w:tcW w:type="dxa" w:w="1417"/>
+            <w:tcW w:type="dxa" w:w="1304"/>
             <w:shd w:val="clear" w:color="auto" w:fill="E8F1F5"/>
           </w:tcPr>
           <w:p>
@@ -4833,7 +10017,7 @@
         </w:tc>
         <w:tc>
           <w:tcPr>
-            <w:tcW w:type="dxa" w:w="1417"/>
+            <w:tcW w:type="dxa" w:w="1304"/>
             <w:shd w:val="clear" w:color="auto" w:fill="E8F1F5"/>
           </w:tcPr>
           <w:p>
@@ -4853,7 +10037,7 @@
         </w:tc>
         <w:tc>
           <w:tcPr>
-            <w:tcW w:type="dxa" w:w="1417"/>
+            <w:tcW w:type="dxa" w:w="1304"/>
             <w:shd w:val="clear" w:color="auto" w:fill="E8F1F5"/>
           </w:tcPr>
           <w:p>
@@ -4873,7 +10057,7 @@
         </w:tc>
         <w:tc>
           <w:tcPr>
-            <w:tcW w:type="dxa" w:w="1417"/>
+            <w:tcW w:type="dxa" w:w="1304"/>
             <w:shd w:val="clear" w:color="auto" w:fill="E8F1F5"/>
           </w:tcPr>
           <w:p>
@@ -4893,7 +10077,7 @@
         </w:tc>
         <w:tc>
           <w:tcPr>
-            <w:tcW w:type="dxa" w:w="1134"/>
+            <w:tcW w:type="dxa" w:w="1020"/>
             <w:shd w:val="clear" w:color="auto" w:fill="E8F1F5"/>
           </w:tcPr>
           <w:p>
@@ -4915,7 +10099,7 @@
       <w:tr>
         <w:tc>
           <w:tcPr>
-            <w:tcW w:type="dxa" w:w="1984"/>
+            <w:tcW w:type="dxa" w:w="2835"/>
             <w:shd w:val="clear" w:color="auto" w:fill="FFFFFF"/>
           </w:tcPr>
           <w:p>
@@ -4929,13 +10113,13 @@
                 <w:b w:val="0"/>
                 <w:sz w:val="18"/>
               </w:rPr>
-              <w:t>Développeur</w:t>
+              <w:t>Noureddine AMENZOU (Développeur)</w:t>
             </w:r>
           </w:p>
         </w:tc>
         <w:tc>
           <w:tcPr>
-            <w:tcW w:type="dxa" w:w="1417"/>
+            <w:tcW w:type="dxa" w:w="1304"/>
             <w:shd w:val="clear" w:color="auto" w:fill="FFFFFF"/>
           </w:tcPr>
           <w:p>
@@ -4955,7 +10139,7 @@
         </w:tc>
         <w:tc>
           <w:tcPr>
-            <w:tcW w:type="dxa" w:w="1417"/>
+            <w:tcW w:type="dxa" w:w="1304"/>
             <w:shd w:val="clear" w:color="auto" w:fill="FFFFFF"/>
           </w:tcPr>
           <w:p>
@@ -4975,7 +10159,7 @@
         </w:tc>
         <w:tc>
           <w:tcPr>
-            <w:tcW w:type="dxa" w:w="1417"/>
+            <w:tcW w:type="dxa" w:w="1304"/>
             <w:shd w:val="clear" w:color="auto" w:fill="FFFFFF"/>
           </w:tcPr>
           <w:p>
@@ -4995,7 +10179,7 @@
         </w:tc>
         <w:tc>
           <w:tcPr>
-            <w:tcW w:type="dxa" w:w="1417"/>
+            <w:tcW w:type="dxa" w:w="1304"/>
             <w:shd w:val="clear" w:color="auto" w:fill="FFFFFF"/>
           </w:tcPr>
           <w:p>
@@ -5015,7 +10199,7 @@
         </w:tc>
         <w:tc>
           <w:tcPr>
-            <w:tcW w:type="dxa" w:w="1134"/>
+            <w:tcW w:type="dxa" w:w="1020"/>
             <w:shd w:val="clear" w:color="auto" w:fill="FFFFFF"/>
           </w:tcPr>
           <w:p>
@@ -5131,7 +10315,78 @@
           <w:rFonts w:ascii="Calibri" w:hAnsi="Calibri"/>
           <w:sz w:val="22"/>
         </w:rPr>
-        <w:t>Au-delà de la stricte conformité aux exigences du CPS, l'offre apporte cinq points de valeur ajoutée directement ancrés dans les contraintes propres à ce marché.</w:t>
+        <w:t>Le radar ci-dessous compare, sur six dimensions structurantes du marché, le seuil minimal exigé par le CPS et le RC au niveau effectivement proposé par ABI CONSULTING. Chaque écart entre les deux courbes correspond à un choix technique précis, documenté dans les sections qui précèdent, et non à une appréciation qualitative non étayée.</w:t>
+      </w:r>
+    </w:p>
+    <w:p>
+      <w:pPr>
+        <w:jc w:val="center"/>
+      </w:pPr>
+      <w:r>
+        <w:drawing>
+          <wp:inline xmlns:a="http://schemas.openxmlformats.org/drawingml/2006/main" xmlns:pic="http://schemas.openxmlformats.org/drawingml/2006/picture">
+            <wp:extent cx="5220000" cy="4484475"/>
+            <wp:docPr id="11" name="Picture 11"/>
+            <wp:cNvGraphicFramePr>
+              <a:graphicFrameLocks noChangeAspect="1"/>
+            </wp:cNvGraphicFramePr>
+            <a:graphic>
+              <a:graphicData uri="http://schemas.openxmlformats.org/drawingml/2006/picture">
+                <pic:pic>
+                  <pic:nvPicPr>
+                    <pic:cNvPr id="0" name="value_radar_defr.png"/>
+                    <pic:cNvPicPr/>
+                  </pic:nvPicPr>
+                  <pic:blipFill>
+                    <a:blip r:embed="rId20"/>
+                    <a:stretch>
+                      <a:fillRect/>
+                    </a:stretch>
+                  </pic:blipFill>
+                  <pic:spPr>
+                    <a:xfrm>
+                      <a:off x="0" y="0"/>
+                      <a:ext cx="5220000" cy="4484475"/>
+                    </a:xfrm>
+                    <a:prstGeom prst="rect"/>
+                  </pic:spPr>
+                </pic:pic>
+              </a:graphicData>
+            </a:graphic>
+          </wp:inline>
+        </w:drawing>
+      </w:r>
+    </w:p>
+    <w:p>
+      <w:pPr>
+        <w:jc w:val="center"/>
+      </w:pPr>
+      <w:r>
+        <w:rPr>
+          <w:rFonts w:ascii="Calibri" w:hAnsi="Calibri"/>
+          <w:i/>
+          <w:color w:val="404040"/>
+          <w:sz w:val="18"/>
+        </w:rPr>
+        <w:t>Figure 11. Niveau proposé par rapport au seuil minimal du CPS/RC</w:t>
+      </w:r>
+    </w:p>
+    <w:p>
+      <w:pPr>
+        <w:spacing w:after="120"/>
+      </w:pPr>
+    </w:p>
+    <w:p>
+      <w:pPr>
+        <w:spacing w:after="120"/>
+        <w:jc w:val="both"/>
+      </w:pPr>
+      <w:r>
+        <w:rPr>
+          <w:rFonts w:ascii="Calibri" w:hAnsi="Calibri"/>
+          <w:sz w:val="22"/>
+        </w:rPr>
+        <w:t>Trois choix techniques expliquent l'essentiel de cet écart.</w:t>
       </w:r>
     </w:p>
     <w:p>
@@ -5146,7 +10401,7 @@
           <w:color w:val="1A1A1A"/>
           <w:sz w:val="22"/>
         </w:rPr>
-        <w:t>•  Séparation OLTP/OLAP pour le Headless BI : les requêtes analytiques ne dégradent jamais le service rendu aux apprenants en période de pointe, notamment lors de la publication des résultats de concours sur les 58 établissements simultanément.</w:t>
+        <w:t>•  Séparation OLTP/OLAP pour le Headless BI : les requêtes analytiques ne dégradent jamais le service rendu aux apprenants en période de pointe, notamment lors de la publication des résultats de concours sur les 58 établissements simultanément, ce qui explique l'écart sur les dimensions Performance et Pilotage.</w:t>
       </w:r>
     </w:p>
     <w:p>
@@ -5161,7 +10416,7 @@
           <w:color w:val="1A1A1A"/>
           <w:sz w:val="22"/>
         </w:rPr>
-        <w:t>•  Mise en cache adaptative des réponses du Bot APC par profil d'utilisateur, invalidée automatiquement à chaque mise à jour d'un référentiel pédagogique, pour sécuriser l'objectif de temps de réponse inférieur à 1,5 seconde au-delà des seules conditions de test.</w:t>
+        <w:t>•  Architecture en schéma partagé avec sécurité au niveau ligne, conçue dès l'origine pour l'extensibilité à 100 établissements annoncée par le CPS, sans migration de modèle de données lorsque ce seuil sera atteint, ce qui explique l'écart sur la dimension Évolutivité.</w:t>
       </w:r>
     </w:p>
     <w:p>
@@ -5176,37 +10431,7 @@
           <w:color w:val="1A1A1A"/>
           <w:sz w:val="22"/>
         </w:rPr>
-        <w:t>•  Migration par lots contrôlés avec somme de contrôle et fiche d'anomalie horodatée, qui permet d'isoler un incident de migration sur un seul lot sans suspendre l'intégration des lots déjà validés sur les autres EFPA.</w:t>
-      </w:r>
-    </w:p>
-    <w:p>
-      <w:pPr>
-        <w:spacing w:after="60" w:before="60"/>
-        <w:ind w:left="510" w:hanging="312"/>
-        <w:jc w:val="both"/>
-      </w:pPr>
-      <w:r>
-        <w:rPr>
-          <w:rFonts w:ascii="Calibri" w:hAnsi="Calibri"/>
-          <w:color w:val="1A1A1A"/>
-          <w:sz w:val="22"/>
-        </w:rPr>
-        <w:t>•  Intercepteur d'audit unique appliqué uniformément aux neuf services, qui garantit un format de journalisation homogène pour l'exploitation réelle du registre en cas d'incident de sécurité, plutôt qu'une juxtaposition de journaux hétérogènes service par service.</w:t>
-      </w:r>
-    </w:p>
-    <w:p>
-      <w:pPr>
-        <w:spacing w:after="60" w:before="60"/>
-        <w:ind w:left="510" w:hanging="312"/>
-        <w:jc w:val="both"/>
-      </w:pPr>
-      <w:r>
-        <w:rPr>
-          <w:rFonts w:ascii="Calibri" w:hAnsi="Calibri"/>
-          <w:color w:val="1A1A1A"/>
-          <w:sz w:val="22"/>
-        </w:rPr>
-        <w:t>•  Architecture en schéma partagé avec sécurité au niveau ligne, conçue dès l'origine pour l'extensibilité à 100 établissements annoncée par le CPS, sans migration de modèle de données lorsque ce seuil sera atteint.</w:t>
+        <w:t>•  Mobilisation des SDK officiels Microsoft (MSAL, Graph) pour l'intégration Entra ID et M365, qui exploite l'écosystème déjà déployé à la DEFR avec un risque de configuration réduit, ce qui explique l'écart sur la dimension Interopérabilité.</w:t>
       </w:r>
     </w:p>
     <w:p>
@@ -5240,46 +10465,7 @@
           <w:rFonts w:ascii="Calibri" w:hAnsi="Calibri"/>
           <w:sz w:val="22"/>
         </w:rPr>
-        <w:t>Les risques retenus sont spécifiques à ce marché et à son contexte d'exécution, et non des risques génériques de projet informatique.</w:t>
-      </w:r>
-    </w:p>
-    <w:p>
-      <w:pPr>
-        <w:jc w:val="center"/>
-      </w:pPr>
-      <w:r>
-        <w:drawing>
-          <wp:inline xmlns:a="http://schemas.openxmlformats.org/drawingml/2006/main" xmlns:pic="http://schemas.openxmlformats.org/drawingml/2006/picture">
-            <wp:extent cx="5220000" cy="3954973"/>
-            <wp:docPr id="7" name="Picture 7"/>
-            <wp:cNvGraphicFramePr>
-              <a:graphicFrameLocks noChangeAspect="1"/>
-            </wp:cNvGraphicFramePr>
-            <a:graphic>
-              <a:graphicData uri="http://schemas.openxmlformats.org/drawingml/2006/picture">
-                <pic:pic>
-                  <pic:nvPicPr>
-                    <pic:cNvPr id="0" name="risk_matrix_defr.png"/>
-                    <pic:cNvPicPr/>
-                  </pic:nvPicPr>
-                  <pic:blipFill>
-                    <a:blip r:embed="rId16"/>
-                    <a:stretch>
-                      <a:fillRect/>
-                    </a:stretch>
-                  </pic:blipFill>
-                  <pic:spPr>
-                    <a:xfrm>
-                      <a:off x="0" y="0"/>
-                      <a:ext cx="5220000" cy="3954973"/>
-                    </a:xfrm>
-                    <a:prstGeom prst="rect"/>
-                  </pic:spPr>
-                </pic:pic>
-              </a:graphicData>
-            </a:graphic>
-          </wp:inline>
-        </w:drawing>
+        <w:t>Les risques retenus sont spécifiques à ce marché et à son contexte d'exécution, identifiés à partir des contraintes propres au CPS et au RC plutôt que d'une liste générique de risques de projet informatique.</w:t>
       </w:r>
     </w:p>
     <w:p>
@@ -5293,26 +10479,7 @@
           <w:color w:val="404040"/>
           <w:sz w:val="18"/>
         </w:rPr>
-        <w:t>Figure 7. Matrice de criticité des risques</w:t>
-      </w:r>
-    </w:p>
-    <w:p>
-      <w:pPr>
-        <w:spacing w:after="120"/>
-      </w:pPr>
-    </w:p>
-    <w:p>
-      <w:pPr>
-        <w:jc w:val="center"/>
-      </w:pPr>
-      <w:r>
-        <w:rPr>
-          <w:rFonts w:ascii="Calibri" w:hAnsi="Calibri"/>
-          <w:i/>
-          <w:color w:val="404040"/>
-          <w:sz w:val="18"/>
-        </w:rPr>
-        <w:t>Tableau 5. Registre des risques et mesures de mitigation</w:t>
+        <w:t>Tableau 10. Registre des risques et mesures de mitigation</w:t>
       </w:r>
     </w:p>
     <w:tbl>
@@ -5329,7 +10496,7 @@
       <w:tr>
         <w:tc>
           <w:tcPr>
-            <w:tcW w:type="dxa" w:w="3685"/>
+            <w:tcW w:type="dxa" w:w="3969"/>
             <w:shd w:val="clear" w:color="auto" w:fill="15607F"/>
           </w:tcPr>
           <w:p>
@@ -5350,7 +10517,7 @@
         </w:tc>
         <w:tc>
           <w:tcPr>
-            <w:tcW w:type="dxa" w:w="4819"/>
+            <w:tcW w:type="dxa" w:w="4535"/>
             <w:shd w:val="clear" w:color="auto" w:fill="15607F"/>
           </w:tcPr>
           <w:p>
@@ -5373,7 +10540,7 @@
       <w:tr>
         <w:tc>
           <w:tcPr>
-            <w:tcW w:type="dxa" w:w="3685"/>
+            <w:tcW w:type="dxa" w:w="3969"/>
             <w:shd w:val="clear" w:color="auto" w:fill="E8F1F5"/>
           </w:tcPr>
           <w:p>
@@ -5393,7 +10560,7 @@
         </w:tc>
         <w:tc>
           <w:tcPr>
-            <w:tcW w:type="dxa" w:w="4819"/>
+            <w:tcW w:type="dxa" w:w="4535"/>
             <w:shd w:val="clear" w:color="auto" w:fill="E8F1F5"/>
           </w:tcPr>
           <w:p>
@@ -5415,7 +10582,7 @@
       <w:tr>
         <w:tc>
           <w:tcPr>
-            <w:tcW w:type="dxa" w:w="3685"/>
+            <w:tcW w:type="dxa" w:w="3969"/>
             <w:shd w:val="clear" w:color="auto" w:fill="FFFFFF"/>
           </w:tcPr>
           <w:p>
@@ -5435,7 +10602,7 @@
         </w:tc>
         <w:tc>
           <w:tcPr>
-            <w:tcW w:type="dxa" w:w="4819"/>
+            <w:tcW w:type="dxa" w:w="4535"/>
             <w:shd w:val="clear" w:color="auto" w:fill="FFFFFF"/>
           </w:tcPr>
           <w:p>
@@ -5457,7 +10624,7 @@
       <w:tr>
         <w:tc>
           <w:tcPr>
-            <w:tcW w:type="dxa" w:w="3685"/>
+            <w:tcW w:type="dxa" w:w="3969"/>
             <w:shd w:val="clear" w:color="auto" w:fill="E8F1F5"/>
           </w:tcPr>
           <w:p>
@@ -5477,7 +10644,7 @@
         </w:tc>
         <w:tc>
           <w:tcPr>
-            <w:tcW w:type="dxa" w:w="4819"/>
+            <w:tcW w:type="dxa" w:w="4535"/>
             <w:shd w:val="clear" w:color="auto" w:fill="E8F1F5"/>
           </w:tcPr>
           <w:p>
@@ -5491,7 +10658,7 @@
                 <w:b w:val="0"/>
                 <w:sz w:val="18"/>
               </w:rPr>
-              <w:t>Vérification anticipée de la détention de l'attestation avant dépôt ; mobilisation des SDK officiels Microsoft (MSAL, Graph) qui ne requièrent pas ce partenariat pour l'intégration technique elle-même</w:t>
+              <w:t>Vérification anticipée de la détention de l'attestation avant dépôt ; mobilisation des SDK officiels Microsoft qui ne requièrent pas ce partenariat pour l'intégration technique elle-même</w:t>
             </w:r>
           </w:p>
         </w:tc>
@@ -5499,7 +10666,7 @@
       <w:tr>
         <w:tc>
           <w:tcPr>
-            <w:tcW w:type="dxa" w:w="3685"/>
+            <w:tcW w:type="dxa" w:w="3969"/>
             <w:shd w:val="clear" w:color="auto" w:fill="FFFFFF"/>
           </w:tcPr>
           <w:p>
@@ -5519,7 +10686,7 @@
         </w:tc>
         <w:tc>
           <w:tcPr>
-            <w:tcW w:type="dxa" w:w="4819"/>
+            <w:tcW w:type="dxa" w:w="4535"/>
             <w:shd w:val="clear" w:color="auto" w:fill="FFFFFF"/>
           </w:tcPr>
           <w:p>
@@ -5541,7 +10708,7 @@
       <w:tr>
         <w:tc>
           <w:tcPr>
-            <w:tcW w:type="dxa" w:w="3685"/>
+            <w:tcW w:type="dxa" w:w="3969"/>
             <w:shd w:val="clear" w:color="auto" w:fill="E8F1F5"/>
           </w:tcPr>
           <w:p>
@@ -5555,13 +10722,13 @@
                 <w:b w:val="0"/>
                 <w:sz w:val="18"/>
               </w:rPr>
-              <w:t>R5 - Dépassement du SLA de disponibilité 99,95% en période de pointe</w:t>
+              <w:t>R5 - Délai de 7 mois serré au regard des 11 blocs fonctionnels</w:t>
             </w:r>
           </w:p>
         </w:tc>
         <w:tc>
           <w:tcPr>
-            <w:tcW w:type="dxa" w:w="4819"/>
+            <w:tcW w:type="dxa" w:w="4535"/>
             <w:shd w:val="clear" w:color="auto" w:fill="E8F1F5"/>
           </w:tcPr>
           <w:p>
@@ -5575,7 +10742,7 @@
                 <w:b w:val="0"/>
                 <w:sz w:val="18"/>
               </w:rPr>
-              <w:t>Architecture en cluster Multi-AZ avec bascule automatique ; scalabilité horizontale des répliques API découplée des workers de certification</w:t>
+              <w:t>Chevauchement maîtrisé des phases (planning Section 6) et équipe à plein temps sur la Phase II ; pas de marge supplémentaire négociée dans le délai contractuel</w:t>
             </w:r>
           </w:p>
         </w:tc>
@@ -5583,7 +10750,7 @@
       <w:tr>
         <w:tc>
           <w:tcPr>
-            <w:tcW w:type="dxa" w:w="3685"/>
+            <w:tcW w:type="dxa" w:w="3969"/>
             <w:shd w:val="clear" w:color="auto" w:fill="FFFFFF"/>
           </w:tcPr>
           <w:p>
@@ -5597,13 +10764,13 @@
                 <w:b w:val="0"/>
                 <w:sz w:val="18"/>
               </w:rPr>
-              <w:t>R6 - Désynchronisation Moodle (doublons, groupes incohérents)</w:t>
+              <w:t>R6 - Équipe minimale de 4 personnes sans remplaçant immédiat</w:t>
             </w:r>
           </w:p>
         </w:tc>
         <w:tc>
           <w:tcPr>
-            <w:tcW w:type="dxa" w:w="4819"/>
+            <w:tcW w:type="dxa" w:w="4535"/>
             <w:shd w:val="clear" w:color="auto" w:fill="FFFFFF"/>
           </w:tcPr>
           <w:p>
@@ -5617,7 +10784,7 @@
                 <w:b w:val="0"/>
                 <w:sz w:val="18"/>
               </w:rPr>
-              <w:t>Synchronisation idempotente avec réconciliation périodique automatisée entre le Référentiel et Moodle</w:t>
+              <w:t>Documentation continue (et non différée en fin de phase) pour limiter la dépendance à un seul expert sur chaque module ; clause de remplacement prévue à l'Article 17 du CPS</w:t>
             </w:r>
           </w:p>
         </w:tc>
